--- a/doc/CS673_STD_team3.docx
+++ b/doc/CS673_STD_team3.docx
@@ -19,6 +19,7 @@
         <w:jc w:val="center"/>
         <w:rPr>
           <w:b w:val="1"/>
+          <w:bCs w:val="1"/>
           <w:sz w:val="24"/>
           <w:szCs w:val="24"/>
           <w:u w:val="single"/>
@@ -27,6 +28,7 @@
       <w:r>
         <w:rPr>
           <w:b w:val="1"/>
+          <w:bCs w:val="1"/>
           <w:sz w:val="24"/>
           <w:szCs w:val="24"/>
           <w:u w:val="single"/>
@@ -94,6 +96,7 @@
         <w:jc w:val="center"/>
         <w:rPr>
           <w:b w:val="1"/>
+          <w:bCs w:val="1"/>
           <w:sz w:val="24"/>
           <w:szCs w:val="24"/>
           <w:u w:val="single"/>
@@ -102,6 +105,7 @@
       <w:r>
         <w:rPr>
           <w:b w:val="1"/>
+          <w:bCs w:val="1"/>
           <w:sz w:val="24"/>
           <w:szCs w:val="24"/>
           <w:u w:val="single"/>
@@ -132,6 +136,7 @@
         <w:jc w:val="center"/>
         <w:rPr>
           <w:b w:val="1"/>
+          <w:bCs w:val="1"/>
           <w:sz w:val="24"/>
           <w:szCs w:val="24"/>
           <w:u w:val="single"/>
@@ -140,6 +145,7 @@
       <w:r>
         <w:rPr>
           <w:b w:val="1"/>
+          <w:bCs w:val="1"/>
           <w:sz w:val="24"/>
           <w:szCs w:val="24"/>
           <w:u w:val="single"/>
@@ -164,6 +170,7 @@
         <w:shd w:fill="auto" w:val="clear"/>
         <w:rPr>
           <w:b w:val="1"/>
+          <w:bCs w:val="1"/>
           <w:sz w:val="24"/>
           <w:szCs w:val="24"/>
           <w:u w:val="single"/>
@@ -192,6 +199,7 @@
         <w:jc w:val="center"/>
         <w:rPr>
           <w:b w:val="1"/>
+          <w:bCs w:val="1"/>
           <w:sz w:val="24"/>
           <w:szCs w:val="24"/>
           <w:u w:val="single"/>
@@ -521,6 +529,7 @@
               <w:ind w:left="0" w:firstLine="0"/>
               <w:rPr>
                 <w:i w:val="1"/>
+                <w:iCs w:val="1"/>
                 <w:sz w:val="24"/>
                 <w:szCs w:val="24"/>
                 <w:u w:val="single"/>
@@ -529,6 +538,7 @@
             <w:r>
               <w:rPr>
                 <w:i w:val="1"/>
+                <w:iCs w:val="1"/>
                 <w:sz w:val="24"/>
                 <w:szCs w:val="24"/>
                 <w:u w:val="single"/>
@@ -700,6 +710,7 @@
               <w:ind w:left="0" w:firstLine="0"/>
               <w:rPr>
                 <w:i w:val="1"/>
+                <w:iCs w:val="1"/>
                 <w:sz w:val="24"/>
                 <w:szCs w:val="24"/>
                 <w:u w:val="single"/>
@@ -708,6 +719,7 @@
             <w:r>
               <w:rPr>
                 <w:i w:val="1"/>
+                <w:iCs w:val="1"/>
                 <w:sz w:val="24"/>
                 <w:szCs w:val="24"/>
                 <w:u w:val="single"/>
@@ -879,6 +891,7 @@
               <w:ind w:left="0" w:firstLine="0"/>
               <w:rPr>
                 <w:i w:val="1"/>
+                <w:iCs w:val="1"/>
                 <w:sz w:val="24"/>
                 <w:szCs w:val="24"/>
                 <w:u w:val="single"/>
@@ -887,6 +900,7 @@
             <w:r>
               <w:rPr>
                 <w:i w:val="1"/>
+                <w:iCs w:val="1"/>
                 <w:sz w:val="24"/>
                 <w:szCs w:val="24"/>
                 <w:u w:val="single"/>
@@ -1058,6 +1072,7 @@
               <w:ind w:left="0" w:firstLine="0"/>
               <w:rPr>
                 <w:i w:val="1"/>
+                <w:iCs w:val="1"/>
                 <w:sz w:val="24"/>
                 <w:szCs w:val="24"/>
                 <w:u w:val="single"/>
@@ -1066,6 +1081,7 @@
             <w:r>
               <w:rPr>
                 <w:i w:val="1"/>
+                <w:iCs w:val="1"/>
                 <w:sz w:val="24"/>
                 <w:szCs w:val="24"/>
                 <w:u w:val="single"/>
@@ -1225,6 +1241,7 @@
               <w:ind w:left="0" w:firstLine="0"/>
               <w:rPr>
                 <w:i w:val="1"/>
+                <w:iCs w:val="1"/>
                 <w:sz w:val="24"/>
                 <w:szCs w:val="24"/>
                 <w:u w:val="single"/>
@@ -1233,6 +1250,7 @@
             <w:r>
               <w:rPr>
                 <w:i w:val="1"/>
+                <w:iCs w:val="1"/>
                 <w:sz w:val="24"/>
                 <w:szCs w:val="24"/>
                 <w:u w:val="single"/>
@@ -1351,7 +1369,9 @@
               <w:rPr>
                 <w:rFonts w:ascii="Arial" w:cs="Arial" w:eastAsia="Arial" w:hAnsi="Arial"/>
                 <w:b w:val="0"/>
+                <w:bCs w:val="0"/>
                 <w:i w:val="0"/>
+                <w:iCs w:val="0"/>
                 <w:smallCaps w:val="0"/>
                 <w:strike w:val="0"/>
                 <w:color w:val="000000"/>
@@ -1407,7 +1427,9 @@
               <w:rPr>
                 <w:rFonts w:ascii="Arial" w:cs="Arial" w:eastAsia="Arial" w:hAnsi="Arial"/>
                 <w:b w:val="0"/>
+                <w:bCs w:val="0"/>
                 <w:i w:val="1"/>
+                <w:iCs w:val="1"/>
                 <w:smallCaps w:val="0"/>
                 <w:strike w:val="0"/>
                 <w:color w:val="000000"/>
@@ -1421,6 +1443,7 @@
             <w:r>
               <w:rPr>
                 <w:i w:val="1"/>
+                <w:iCs w:val="1"/>
                 <w:sz w:val="24"/>
                 <w:szCs w:val="24"/>
                 <w:u w:val="single"/>
@@ -1466,7 +1489,9 @@
               <w:rPr>
                 <w:rFonts w:ascii="Arial" w:cs="Arial" w:eastAsia="Arial" w:hAnsi="Arial"/>
                 <w:b w:val="0"/>
+                <w:bCs w:val="0"/>
                 <w:i w:val="0"/>
+                <w:iCs w:val="0"/>
                 <w:smallCaps w:val="0"/>
                 <w:strike w:val="0"/>
                 <w:color w:val="000000"/>
@@ -1568,7 +1593,9 @@
               <w:rPr>
                 <w:rFonts w:ascii="Arial" w:cs="Arial" w:eastAsia="Arial" w:hAnsi="Arial"/>
                 <w:b w:val="0"/>
+                <w:bCs w:val="0"/>
                 <w:i w:val="0"/>
+                <w:iCs w:val="0"/>
                 <w:smallCaps w:val="0"/>
                 <w:strike w:val="0"/>
                 <w:color w:val="000000"/>
@@ -1616,7 +1643,9 @@
               <w:rPr>
                 <w:rFonts w:ascii="Arial" w:cs="Arial" w:eastAsia="Arial" w:hAnsi="Arial"/>
                 <w:b w:val="0"/>
+                <w:bCs w:val="0"/>
                 <w:i w:val="1"/>
+                <w:iCs w:val="1"/>
                 <w:smallCaps w:val="0"/>
                 <w:strike w:val="0"/>
                 <w:color w:val="000000"/>
@@ -1665,7 +1694,9 @@
               <w:rPr>
                 <w:rFonts w:ascii="Arial" w:cs="Arial" w:eastAsia="Arial" w:hAnsi="Arial"/>
                 <w:b w:val="0"/>
+                <w:bCs w:val="0"/>
                 <w:i w:val="0"/>
+                <w:iCs w:val="0"/>
                 <w:smallCaps w:val="0"/>
                 <w:strike w:val="0"/>
                 <w:color w:val="000000"/>
@@ -1758,7 +1789,9 @@
               <w:rPr>
                 <w:rFonts w:ascii="Arial" w:cs="Arial" w:eastAsia="Arial" w:hAnsi="Arial"/>
                 <w:b w:val="0"/>
+                <w:bCs w:val="0"/>
                 <w:i w:val="0"/>
+                <w:iCs w:val="0"/>
                 <w:smallCaps w:val="0"/>
                 <w:strike w:val="0"/>
                 <w:color w:val="000000"/>
@@ -1806,7 +1839,9 @@
               <w:rPr>
                 <w:rFonts w:ascii="Arial" w:cs="Arial" w:eastAsia="Arial" w:hAnsi="Arial"/>
                 <w:b w:val="0"/>
+                <w:bCs w:val="0"/>
                 <w:i w:val="1"/>
+                <w:iCs w:val="1"/>
                 <w:smallCaps w:val="0"/>
                 <w:strike w:val="0"/>
                 <w:color w:val="000000"/>
@@ -1855,7 +1890,9 @@
               <w:rPr>
                 <w:rFonts w:ascii="Arial" w:cs="Arial" w:eastAsia="Arial" w:hAnsi="Arial"/>
                 <w:b w:val="0"/>
+                <w:bCs w:val="0"/>
                 <w:i w:val="0"/>
+                <w:iCs w:val="0"/>
                 <w:smallCaps w:val="0"/>
                 <w:strike w:val="0"/>
                 <w:color w:val="000000"/>
@@ -1917,6 +1954,7 @@
         <w:shd w:fill="auto" w:val="clear"/>
         <w:rPr>
           <w:b w:val="1"/>
+          <w:bCs w:val="1"/>
           <w:sz w:val="24"/>
           <w:szCs w:val="24"/>
           <w:u w:val="single"/>
@@ -1925,6 +1963,7 @@
       <w:r>
         <w:rPr>
           <w:b w:val="1"/>
+          <w:bCs w:val="1"/>
           <w:sz w:val="24"/>
           <w:szCs w:val="24"/>
           <w:u w:val="single"/>
@@ -1997,6 +2036,7 @@
               <w:ind w:left="0" w:firstLine="0"/>
               <w:rPr>
                 <w:b w:val="1"/>
+                <w:bCs w:val="1"/>
                 <w:sz w:val="24"/>
                 <w:szCs w:val="24"/>
                 <w:u w:val="single"/>
@@ -2005,6 +2045,7 @@
             <w:r>
               <w:rPr>
                 <w:b w:val="1"/>
+                <w:bCs w:val="1"/>
                 <w:sz w:val="24"/>
                 <w:szCs w:val="24"/>
                 <w:u w:val="single"/>
@@ -2043,6 +2084,7 @@
               <w:ind w:left="0" w:firstLine="0"/>
               <w:rPr>
                 <w:b w:val="1"/>
+                <w:bCs w:val="1"/>
                 <w:sz w:val="24"/>
                 <w:szCs w:val="24"/>
                 <w:u w:val="single"/>
@@ -2051,6 +2093,7 @@
             <w:r>
               <w:rPr>
                 <w:b w:val="1"/>
+                <w:bCs w:val="1"/>
                 <w:sz w:val="24"/>
                 <w:szCs w:val="24"/>
                 <w:u w:val="single"/>
@@ -2089,6 +2132,7 @@
               <w:ind w:left="0" w:firstLine="0"/>
               <w:rPr>
                 <w:b w:val="1"/>
+                <w:bCs w:val="1"/>
                 <w:sz w:val="24"/>
                 <w:szCs w:val="24"/>
                 <w:u w:val="single"/>
@@ -2097,6 +2141,7 @@
             <w:r>
               <w:rPr>
                 <w:b w:val="1"/>
+                <w:bCs w:val="1"/>
                 <w:sz w:val="24"/>
                 <w:szCs w:val="24"/>
                 <w:u w:val="single"/>
@@ -2135,6 +2180,7 @@
               <w:ind w:left="0" w:firstLine="0"/>
               <w:rPr>
                 <w:b w:val="1"/>
+                <w:bCs w:val="1"/>
                 <w:sz w:val="24"/>
                 <w:szCs w:val="24"/>
                 <w:u w:val="single"/>
@@ -2143,6 +2189,7 @@
             <w:r>
               <w:rPr>
                 <w:b w:val="1"/>
+                <w:bCs w:val="1"/>
                 <w:sz w:val="24"/>
                 <w:szCs w:val="24"/>
                 <w:u w:val="single"/>
@@ -2187,6 +2234,7 @@
               <w:ind w:left="0" w:firstLine="0"/>
               <w:rPr>
                 <w:b w:val="1"/>
+                <w:bCs w:val="1"/>
                 <w:sz w:val="24"/>
                 <w:szCs w:val="24"/>
                 <w:u w:val="single"/>
@@ -2195,6 +2243,7 @@
             <w:r>
               <w:rPr>
                 <w:b w:val="1"/>
+                <w:bCs w:val="1"/>
                 <w:sz w:val="24"/>
                 <w:szCs w:val="24"/>
                 <w:u w:val="single"/>
@@ -2233,6 +2282,7 @@
               <w:ind w:left="0" w:firstLine="0"/>
               <w:rPr>
                 <w:b w:val="1"/>
+                <w:bCs w:val="1"/>
                 <w:sz w:val="24"/>
                 <w:szCs w:val="24"/>
               </w:rPr>
@@ -2240,6 +2290,7 @@
             <w:r>
               <w:rPr>
                 <w:b w:val="1"/>
+                <w:bCs w:val="1"/>
                 <w:sz w:val="24"/>
                 <w:szCs w:val="24"/>
                 <w:rtl w:val="0"/>
@@ -2277,6 +2328,7 @@
               <w:ind w:left="0" w:firstLine="0"/>
               <w:rPr>
                 <w:b w:val="1"/>
+                <w:bCs w:val="1"/>
                 <w:sz w:val="24"/>
                 <w:szCs w:val="24"/>
                 <w:u w:val="single"/>
@@ -2285,6 +2337,7 @@
             <w:r>
               <w:rPr>
                 <w:b w:val="1"/>
+                <w:bCs w:val="1"/>
                 <w:sz w:val="24"/>
                 <w:szCs w:val="24"/>
                 <w:u w:val="single"/>
@@ -2323,6 +2376,7 @@
               <w:ind w:left="0" w:firstLine="0"/>
               <w:rPr>
                 <w:b w:val="1"/>
+                <w:bCs w:val="1"/>
                 <w:sz w:val="24"/>
                 <w:szCs w:val="24"/>
                 <w:u w:val="single"/>
@@ -2331,6 +2385,7 @@
             <w:r>
               <w:rPr>
                 <w:b w:val="1"/>
+                <w:bCs w:val="1"/>
                 <w:sz w:val="24"/>
                 <w:szCs w:val="24"/>
                 <w:u w:val="single"/>
@@ -2375,6 +2430,7 @@
               <w:ind w:left="0" w:firstLine="0"/>
               <w:rPr>
                 <w:b w:val="1"/>
+                <w:bCs w:val="1"/>
                 <w:sz w:val="24"/>
                 <w:szCs w:val="24"/>
                 <w:u w:val="single"/>
@@ -2383,6 +2439,7 @@
             <w:r>
               <w:rPr>
                 <w:b w:val="1"/>
+                <w:bCs w:val="1"/>
                 <w:sz w:val="24"/>
                 <w:szCs w:val="24"/>
                 <w:u w:val="single"/>
@@ -2421,6 +2478,7 @@
               <w:ind w:left="0" w:firstLine="0"/>
               <w:rPr>
                 <w:b w:val="1"/>
+                <w:bCs w:val="1"/>
                 <w:sz w:val="24"/>
                 <w:szCs w:val="24"/>
                 <w:u w:val="single"/>
@@ -2429,6 +2487,7 @@
             <w:r>
               <w:rPr>
                 <w:b w:val="1"/>
+                <w:bCs w:val="1"/>
                 <w:sz w:val="24"/>
                 <w:szCs w:val="24"/>
                 <w:u w:val="single"/>
@@ -2467,6 +2526,7 @@
               <w:ind w:left="0" w:firstLine="0"/>
               <w:rPr>
                 <w:b w:val="1"/>
+                <w:bCs w:val="1"/>
                 <w:sz w:val="24"/>
                 <w:szCs w:val="24"/>
                 <w:u w:val="single"/>
@@ -2475,6 +2535,7 @@
             <w:r>
               <w:rPr>
                 <w:b w:val="1"/>
+                <w:bCs w:val="1"/>
                 <w:sz w:val="24"/>
                 <w:szCs w:val="24"/>
                 <w:u w:val="single"/>
@@ -2513,6 +2574,7 @@
               <w:ind w:left="0" w:firstLine="0"/>
               <w:rPr>
                 <w:b w:val="1"/>
+                <w:bCs w:val="1"/>
                 <w:sz w:val="24"/>
                 <w:szCs w:val="24"/>
                 <w:u w:val="single"/>
@@ -2521,6 +2583,7 @@
             <w:r>
               <w:rPr>
                 <w:b w:val="1"/>
+                <w:bCs w:val="1"/>
                 <w:sz w:val="24"/>
                 <w:szCs w:val="24"/>
                 <w:u w:val="single"/>
@@ -2565,6 +2628,7 @@
               <w:ind w:left="0" w:firstLine="0"/>
               <w:rPr>
                 <w:b w:val="1"/>
+                <w:bCs w:val="1"/>
                 <w:sz w:val="24"/>
                 <w:szCs w:val="24"/>
                 <w:u w:val="single"/>
@@ -2573,6 +2637,7 @@
             <w:r>
               <w:rPr>
                 <w:b w:val="1"/>
+                <w:bCs w:val="1"/>
                 <w:sz w:val="24"/>
                 <w:szCs w:val="24"/>
                 <w:u w:val="single"/>
@@ -2611,6 +2676,7 @@
               <w:ind w:left="0" w:firstLine="0"/>
               <w:rPr>
                 <w:b w:val="1"/>
+                <w:bCs w:val="1"/>
                 <w:sz w:val="24"/>
                 <w:szCs w:val="24"/>
                 <w:u w:val="single"/>
@@ -2619,6 +2685,7 @@
             <w:r>
               <w:rPr>
                 <w:b w:val="1"/>
+                <w:bCs w:val="1"/>
                 <w:sz w:val="24"/>
                 <w:szCs w:val="24"/>
                 <w:u w:val="single"/>
@@ -2657,6 +2724,7 @@
               <w:ind w:left="0" w:firstLine="0"/>
               <w:rPr>
                 <w:b w:val="1"/>
+                <w:bCs w:val="1"/>
                 <w:sz w:val="24"/>
                 <w:szCs w:val="24"/>
                 <w:u w:val="single"/>
@@ -2665,6 +2733,7 @@
             <w:r>
               <w:rPr>
                 <w:b w:val="1"/>
+                <w:bCs w:val="1"/>
                 <w:sz w:val="24"/>
                 <w:szCs w:val="24"/>
                 <w:u w:val="single"/>
@@ -2703,6 +2772,7 @@
               <w:ind w:left="0" w:firstLine="0"/>
               <w:rPr>
                 <w:b w:val="1"/>
+                <w:bCs w:val="1"/>
                 <w:sz w:val="24"/>
                 <w:szCs w:val="24"/>
                 <w:u w:val="single"/>
@@ -2711,6 +2781,7 @@
             <w:r>
               <w:rPr>
                 <w:b w:val="1"/>
+                <w:bCs w:val="1"/>
                 <w:sz w:val="24"/>
                 <w:szCs w:val="24"/>
                 <w:u w:val="single"/>
@@ -2755,6 +2826,7 @@
               <w:ind w:left="0" w:firstLine="0"/>
               <w:rPr>
                 <w:b w:val="1"/>
+                <w:bCs w:val="1"/>
                 <w:sz w:val="24"/>
                 <w:szCs w:val="24"/>
                 <w:u w:val="single"/>
@@ -2763,6 +2835,7 @@
             <w:r>
               <w:rPr>
                 <w:b w:val="1"/>
+                <w:bCs w:val="1"/>
                 <w:sz w:val="24"/>
                 <w:szCs w:val="24"/>
                 <w:u w:val="single"/>
@@ -2801,6 +2874,7 @@
               <w:ind w:left="0" w:firstLine="0"/>
               <w:rPr>
                 <w:b w:val="1"/>
+                <w:bCs w:val="1"/>
                 <w:sz w:val="24"/>
                 <w:szCs w:val="24"/>
                 <w:u w:val="single"/>
@@ -2809,6 +2883,7 @@
             <w:r>
               <w:rPr>
                 <w:b w:val="1"/>
+                <w:bCs w:val="1"/>
                 <w:sz w:val="24"/>
                 <w:szCs w:val="24"/>
                 <w:u w:val="single"/>
@@ -2847,6 +2922,7 @@
               <w:ind w:left="0" w:firstLine="0"/>
               <w:rPr>
                 <w:b w:val="1"/>
+                <w:bCs w:val="1"/>
                 <w:sz w:val="24"/>
                 <w:szCs w:val="24"/>
                 <w:u w:val="single"/>
@@ -2855,6 +2931,7 @@
             <w:r>
               <w:rPr>
                 <w:b w:val="1"/>
+                <w:bCs w:val="1"/>
                 <w:sz w:val="24"/>
                 <w:szCs w:val="24"/>
                 <w:u w:val="single"/>
@@ -2893,6 +2970,7 @@
               <w:ind w:left="0" w:firstLine="0"/>
               <w:rPr>
                 <w:b w:val="1"/>
+                <w:bCs w:val="1"/>
                 <w:sz w:val="24"/>
                 <w:szCs w:val="24"/>
                 <w:u w:val="single"/>
@@ -2901,6 +2979,7 @@
             <w:r>
               <w:rPr>
                 <w:b w:val="1"/>
+                <w:bCs w:val="1"/>
                 <w:sz w:val="24"/>
                 <w:szCs w:val="24"/>
                 <w:u w:val="single"/>
@@ -2945,6 +3024,7 @@
               <w:ind w:left="0" w:firstLine="0"/>
               <w:rPr>
                 <w:b w:val="1"/>
+                <w:bCs w:val="1"/>
                 <w:sz w:val="24"/>
                 <w:szCs w:val="24"/>
                 <w:u w:val="single"/>
@@ -2953,6 +3033,7 @@
             <w:r>
               <w:rPr>
                 <w:b w:val="1"/>
+                <w:bCs w:val="1"/>
                 <w:sz w:val="24"/>
                 <w:szCs w:val="24"/>
                 <w:u w:val="single"/>
@@ -2991,6 +3072,7 @@
               <w:ind w:left="0" w:firstLine="0"/>
               <w:rPr>
                 <w:b w:val="1"/>
+                <w:bCs w:val="1"/>
                 <w:sz w:val="24"/>
                 <w:szCs w:val="24"/>
                 <w:u w:val="single"/>
@@ -2999,6 +3081,7 @@
             <w:r>
               <w:rPr>
                 <w:b w:val="1"/>
+                <w:bCs w:val="1"/>
                 <w:sz w:val="24"/>
                 <w:szCs w:val="24"/>
                 <w:u w:val="single"/>
@@ -3037,6 +3120,7 @@
               <w:ind w:left="0" w:firstLine="0"/>
               <w:rPr>
                 <w:b w:val="1"/>
+                <w:bCs w:val="1"/>
                 <w:sz w:val="24"/>
                 <w:szCs w:val="24"/>
                 <w:u w:val="single"/>
@@ -3045,6 +3129,7 @@
             <w:r>
               <w:rPr>
                 <w:b w:val="1"/>
+                <w:bCs w:val="1"/>
                 <w:sz w:val="24"/>
                 <w:szCs w:val="24"/>
                 <w:u w:val="single"/>
@@ -3083,6 +3168,7 @@
               <w:ind w:left="0" w:firstLine="0"/>
               <w:rPr>
                 <w:b w:val="1"/>
+                <w:bCs w:val="1"/>
                 <w:sz w:val="24"/>
                 <w:szCs w:val="24"/>
                 <w:u w:val="single"/>
@@ -3091,6 +3177,403 @@
             <w:r>
               <w:rPr>
                 <w:b w:val="1"/>
+                <w:bCs w:val="1"/>
+                <w:sz w:val="24"/>
+                <w:szCs w:val="24"/>
+                <w:u w:val="single"/>
+                <w:rtl w:val="0"/>
+              </w:rPr>
+              <w:t xml:space="preserve">Manual Test</w:t>
+            </w:r>
+          </w:p>
+        </w:tc>
+      </w:tr>
+      <w:tr>
+        <w:trPr>
+          <w:cantSplit w:val="0"/>
+          <w:tblHeader w:val="0"/>
+        </w:trPr>
+        <w:tc>
+          <w:tcPr>
+            <w:shd w:fill="auto" w:val="clear"/>
+            <w:tcMar>
+              <w:top w:w="100.0" w:type="dxa"/>
+              <w:left w:w="100.0" w:type="dxa"/>
+              <w:bottom w:w="100.0" w:type="dxa"/>
+              <w:right w:w="100.0" w:type="dxa"/>
+            </w:tcMar>
+            <w:vAlign w:val="top"/>
+          </w:tcPr>
+          <w:p>
+            <w:pPr>
+              <w:keepNext w:val="0"/>
+              <w:keepLines w:val="0"/>
+              <w:pageBreakBefore w:val="0"/>
+              <w:widowControl w:val="0"/>
+              <w:pBdr>
+                <w:top w:space="0" w:sz="0" w:val="nil"/>
+                <w:left w:space="0" w:sz="0" w:val="nil"/>
+                <w:bottom w:space="0" w:sz="0" w:val="nil"/>
+                <w:right w:space="0" w:sz="0" w:val="nil"/>
+                <w:between w:space="0" w:sz="0" w:val="nil"/>
+              </w:pBdr>
+              <w:shd w:fill="auto" w:val="clear"/>
+              <w:spacing w:after="0" w:before="0" w:line="240" w:lineRule="auto"/>
+              <w:ind w:left="0" w:firstLine="0"/>
+              <w:rPr>
+                <w:b w:val="1"/>
+                <w:bCs w:val="1"/>
+                <w:sz w:val="24"/>
+                <w:szCs w:val="24"/>
+                <w:u w:val="single"/>
+              </w:rPr>
+            </w:pPr>
+            <w:r>
+              <w:rPr>
+                <w:b w:val="1"/>
+                <w:bCs w:val="1"/>
+                <w:sz w:val="24"/>
+                <w:szCs w:val="24"/>
+                <w:u w:val="single"/>
+                <w:rtl w:val="0"/>
+              </w:rPr>
+              <w:t xml:space="preserve">3.1</w:t>
+            </w:r>
+          </w:p>
+        </w:tc>
+        <w:tc>
+          <w:tcPr>
+            <w:shd w:fill="auto" w:val="clear"/>
+            <w:tcMar>
+              <w:top w:w="100.0" w:type="dxa"/>
+              <w:left w:w="100.0" w:type="dxa"/>
+              <w:bottom w:w="100.0" w:type="dxa"/>
+              <w:right w:w="100.0" w:type="dxa"/>
+            </w:tcMar>
+            <w:vAlign w:val="top"/>
+          </w:tcPr>
+          <w:p>
+            <w:pPr>
+              <w:keepNext w:val="0"/>
+              <w:keepLines w:val="0"/>
+              <w:pageBreakBefore w:val="0"/>
+              <w:widowControl w:val="0"/>
+              <w:pBdr>
+                <w:top w:space="0" w:sz="0" w:val="nil"/>
+                <w:left w:space="0" w:sz="0" w:val="nil"/>
+                <w:bottom w:space="0" w:sz="0" w:val="nil"/>
+                <w:right w:space="0" w:sz="0" w:val="nil"/>
+                <w:between w:space="0" w:sz="0" w:val="nil"/>
+              </w:pBdr>
+              <w:shd w:fill="auto" w:val="clear"/>
+              <w:spacing w:after="0" w:before="0" w:line="240" w:lineRule="auto"/>
+              <w:ind w:left="0" w:firstLine="0"/>
+              <w:rPr>
+                <w:b w:val="1"/>
+                <w:bCs w:val="1"/>
+                <w:sz w:val="24"/>
+                <w:szCs w:val="24"/>
+                <w:u w:val="single"/>
+              </w:rPr>
+            </w:pPr>
+            <w:r>
+              <w:rPr>
+                <w:b w:val="1"/>
+                <w:bCs w:val="1"/>
+                <w:sz w:val="24"/>
+                <w:szCs w:val="24"/>
+                <w:u w:val="single"/>
+                <w:rtl w:val="0"/>
+              </w:rPr>
+              <w:t xml:space="preserve">Bohan Lin</w:t>
+            </w:r>
+          </w:p>
+        </w:tc>
+        <w:tc>
+          <w:tcPr>
+            <w:shd w:fill="auto" w:val="clear"/>
+            <w:tcMar>
+              <w:top w:w="100.0" w:type="dxa"/>
+              <w:left w:w="100.0" w:type="dxa"/>
+              <w:bottom w:w="100.0" w:type="dxa"/>
+              <w:right w:w="100.0" w:type="dxa"/>
+            </w:tcMar>
+            <w:vAlign w:val="top"/>
+          </w:tcPr>
+          <w:p>
+            <w:pPr>
+              <w:keepNext w:val="0"/>
+              <w:keepLines w:val="0"/>
+              <w:pageBreakBefore w:val="0"/>
+              <w:widowControl w:val="0"/>
+              <w:pBdr>
+                <w:top w:space="0" w:sz="0" w:val="nil"/>
+                <w:left w:space="0" w:sz="0" w:val="nil"/>
+                <w:bottom w:space="0" w:sz="0" w:val="nil"/>
+                <w:right w:space="0" w:sz="0" w:val="nil"/>
+                <w:between w:space="0" w:sz="0" w:val="nil"/>
+              </w:pBdr>
+              <w:shd w:fill="auto" w:val="clear"/>
+              <w:spacing w:after="0" w:before="0" w:line="240" w:lineRule="auto"/>
+              <w:ind w:left="0" w:firstLine="0"/>
+              <w:rPr>
+                <w:b w:val="1"/>
+                <w:bCs w:val="1"/>
+                <w:sz w:val="24"/>
+                <w:szCs w:val="24"/>
+                <w:u w:val="single"/>
+              </w:rPr>
+            </w:pPr>
+            <w:r>
+              <w:rPr>
+                <w:b w:val="1"/>
+                <w:bCs w:val="1"/>
+                <w:sz w:val="24"/>
+                <w:szCs w:val="24"/>
+                <w:u w:val="single"/>
+                <w:rtl w:val="0"/>
+              </w:rPr>
+              <w:t xml:space="preserve">12/2/2025</w:t>
+            </w:r>
+          </w:p>
+        </w:tc>
+        <w:tc>
+          <w:tcPr>
+            <w:shd w:fill="auto" w:val="clear"/>
+            <w:tcMar>
+              <w:top w:w="100.0" w:type="dxa"/>
+              <w:left w:w="100.0" w:type="dxa"/>
+              <w:bottom w:w="100.0" w:type="dxa"/>
+              <w:right w:w="100.0" w:type="dxa"/>
+            </w:tcMar>
+            <w:vAlign w:val="top"/>
+          </w:tcPr>
+          <w:p>
+            <w:pPr>
+              <w:keepNext w:val="0"/>
+              <w:keepLines w:val="0"/>
+              <w:pageBreakBefore w:val="0"/>
+              <w:widowControl w:val="0"/>
+              <w:pBdr>
+                <w:top w:space="0" w:sz="0" w:val="nil"/>
+                <w:left w:space="0" w:sz="0" w:val="nil"/>
+                <w:bottom w:space="0" w:sz="0" w:val="nil"/>
+                <w:right w:space="0" w:sz="0" w:val="nil"/>
+                <w:between w:space="0" w:sz="0" w:val="nil"/>
+              </w:pBdr>
+              <w:shd w:fill="auto" w:val="clear"/>
+              <w:spacing w:after="0" w:before="0" w:line="240" w:lineRule="auto"/>
+              <w:ind w:left="0" w:firstLine="0"/>
+              <w:rPr>
+                <w:b w:val="1"/>
+                <w:bCs w:val="1"/>
+                <w:sz w:val="24"/>
+                <w:szCs w:val="24"/>
+                <w:u w:val="single"/>
+              </w:rPr>
+            </w:pPr>
+            <w:r>
+              <w:rPr>
+                <w:b w:val="1"/>
+                <w:bCs w:val="1"/>
+                <w:sz w:val="24"/>
+                <w:szCs w:val="24"/>
+                <w:u w:val="single"/>
+                <w:rtl w:val="0"/>
+              </w:rPr>
+              <w:t xml:space="preserve">Manual Test</w:t>
+            </w:r>
+          </w:p>
+        </w:tc>
+      </w:tr>
+      <w:tr>
+        <w:trPr>
+          <w:cantSplit w:val="0"/>
+          <w:tblHeader w:val="0"/>
+        </w:trPr>
+        <w:tc>
+          <w:tcPr>
+            <w:shd w:fill="auto" w:val="clear"/>
+            <w:tcMar>
+              <w:top w:w="100.0" w:type="dxa"/>
+              <w:left w:w="100.0" w:type="dxa"/>
+              <w:bottom w:w="100.0" w:type="dxa"/>
+              <w:right w:w="100.0" w:type="dxa"/>
+            </w:tcMar>
+            <w:vAlign w:val="top"/>
+          </w:tcPr>
+          <w:p>
+            <w:pPr>
+              <w:keepNext w:val="0"/>
+              <w:keepLines w:val="0"/>
+              <w:pageBreakBefore w:val="0"/>
+              <w:widowControl w:val="0"/>
+              <w:pBdr>
+                <w:top w:space="0" w:sz="0" w:val="nil"/>
+                <w:left w:space="0" w:sz="0" w:val="nil"/>
+                <w:bottom w:space="0" w:sz="0" w:val="nil"/>
+                <w:right w:space="0" w:sz="0" w:val="nil"/>
+                <w:between w:space="0" w:sz="0" w:val="nil"/>
+              </w:pBdr>
+              <w:shd w:fill="auto" w:val="clear"/>
+              <w:spacing w:after="0" w:before="0" w:line="240" w:lineRule="auto"/>
+              <w:ind w:left="0" w:firstLine="0"/>
+              <w:rPr>
+                <w:b w:val="1"/>
+                <w:bCs w:val="1"/>
+                <w:sz w:val="24"/>
+                <w:szCs w:val="24"/>
+                <w:u w:val="single"/>
+              </w:rPr>
+            </w:pPr>
+            <w:r>
+              <w:rPr>
+                <w:b w:val="1"/>
+                <w:bCs w:val="1"/>
+                <w:sz w:val="24"/>
+                <w:szCs w:val="24"/>
+                <w:u w:val="single"/>
+                <w:rtl w:val="0"/>
+              </w:rPr>
+              <w:t xml:space="preserve">3.2</w:t>
+            </w:r>
+          </w:p>
+        </w:tc>
+        <w:tc>
+          <w:tcPr>
+            <w:shd w:fill="auto" w:val="clear"/>
+            <w:tcMar>
+              <w:top w:w="100.0" w:type="dxa"/>
+              <w:left w:w="100.0" w:type="dxa"/>
+              <w:bottom w:w="100.0" w:type="dxa"/>
+              <w:right w:w="100.0" w:type="dxa"/>
+            </w:tcMar>
+            <w:vAlign w:val="top"/>
+          </w:tcPr>
+          <w:p>
+            <w:pPr>
+              <w:keepNext w:val="0"/>
+              <w:keepLines w:val="0"/>
+              <w:pageBreakBefore w:val="0"/>
+              <w:widowControl w:val="0"/>
+              <w:pBdr>
+                <w:top w:space="0" w:sz="0" w:val="nil"/>
+                <w:left w:space="0" w:sz="0" w:val="nil"/>
+                <w:bottom w:space="0" w:sz="0" w:val="nil"/>
+                <w:right w:space="0" w:sz="0" w:val="nil"/>
+                <w:between w:space="0" w:sz="0" w:val="nil"/>
+              </w:pBdr>
+              <w:shd w:fill="auto" w:val="clear"/>
+              <w:spacing w:after="0" w:before="0" w:line="240" w:lineRule="auto"/>
+              <w:ind w:left="0" w:firstLine="0"/>
+              <w:rPr>
+                <w:b w:val="1"/>
+                <w:bCs w:val="1"/>
+                <w:sz w:val="24"/>
+                <w:szCs w:val="24"/>
+                <w:u w:val="single"/>
+              </w:rPr>
+            </w:pPr>
+            <w:r>
+              <w:rPr>
+                <w:b w:val="1"/>
+                <w:bCs w:val="1"/>
+                <w:sz w:val="24"/>
+                <w:szCs w:val="24"/>
+                <w:u w:val="single"/>
+                <w:rtl w:val="0"/>
+              </w:rPr>
+              <w:t xml:space="preserve">Melissa Cron</w:t>
+            </w:r>
+          </w:p>
+        </w:tc>
+        <w:tc>
+          <w:tcPr>
+            <w:shd w:fill="auto" w:val="clear"/>
+            <w:tcMar>
+              <w:top w:w="100.0" w:type="dxa"/>
+              <w:left w:w="100.0" w:type="dxa"/>
+              <w:bottom w:w="100.0" w:type="dxa"/>
+              <w:right w:w="100.0" w:type="dxa"/>
+            </w:tcMar>
+            <w:vAlign w:val="top"/>
+          </w:tcPr>
+          <w:p>
+            <w:pPr>
+              <w:keepNext w:val="0"/>
+              <w:keepLines w:val="0"/>
+              <w:pageBreakBefore w:val="0"/>
+              <w:widowControl w:val="0"/>
+              <w:pBdr>
+                <w:top w:space="0" w:sz="0" w:val="nil"/>
+                <w:left w:space="0" w:sz="0" w:val="nil"/>
+                <w:bottom w:space="0" w:sz="0" w:val="nil"/>
+                <w:right w:space="0" w:sz="0" w:val="nil"/>
+                <w:between w:space="0" w:sz="0" w:val="nil"/>
+              </w:pBdr>
+              <w:shd w:fill="auto" w:val="clear"/>
+              <w:spacing w:after="0" w:before="0" w:line="240" w:lineRule="auto"/>
+              <w:ind w:left="0" w:firstLine="0"/>
+              <w:rPr>
+                <w:b w:val="1"/>
+                <w:bCs w:val="1"/>
+                <w:sz w:val="24"/>
+                <w:szCs w:val="24"/>
+                <w:u w:val="single"/>
+              </w:rPr>
+            </w:pPr>
+            <w:r>
+              <w:rPr>
+                <w:b w:val="1"/>
+                <w:bCs w:val="1"/>
+                <w:sz w:val="24"/>
+                <w:szCs w:val="24"/>
+                <w:u w:val="single"/>
+                <w:rtl w:val="0"/>
+              </w:rPr>
+              <w:t xml:space="preserve">12/4/2025</w:t>
+            </w:r>
+          </w:p>
+        </w:tc>
+        <w:tc>
+          <w:tcPr>
+            <w:shd w:fill="auto" w:val="clear"/>
+            <w:tcMar>
+              <w:top w:w="100.0" w:type="dxa"/>
+              <w:left w:w="100.0" w:type="dxa"/>
+              <w:bottom w:w="100.0" w:type="dxa"/>
+              <w:right w:w="100.0" w:type="dxa"/>
+            </w:tcMar>
+            <w:vAlign w:val="top"/>
+          </w:tcPr>
+          <w:p>
+            <w:pPr>
+              <w:keepNext w:val="0"/>
+              <w:keepLines w:val="0"/>
+              <w:pageBreakBefore w:val="0"/>
+              <w:widowControl w:val="0"/>
+              <w:pBdr>
+                <w:top w:space="0" w:sz="0" w:val="nil"/>
+                <w:left w:space="0" w:sz="0" w:val="nil"/>
+                <w:bottom w:space="0" w:sz="0" w:val="nil"/>
+                <w:right w:space="0" w:sz="0" w:val="nil"/>
+                <w:between w:space="0" w:sz="0" w:val="nil"/>
+              </w:pBdr>
+              <w:shd w:fill="auto" w:val="clear"/>
+              <w:spacing w:after="0" w:before="0" w:line="240" w:lineRule="auto"/>
+              <w:ind w:left="0" w:firstLine="0"/>
+              <w:rPr>
+                <w:b w:val="1"/>
+                <w:bCs w:val="1"/>
+                <w:sz w:val="24"/>
+                <w:szCs w:val="24"/>
+                <w:u w:val="single"/>
+              </w:rPr>
+            </w:pPr>
+            <w:r>
+              <w:rPr>
+                <w:b w:val="1"/>
+                <w:bCs w:val="1"/>
                 <w:sz w:val="24"/>
                 <w:szCs w:val="24"/>
                 <w:u w:val="single"/>
@@ -3152,7 +3635,7 @@
     </w:p>
     <w:sdt>
       <w:sdtPr>
-        <w:id w:val="670689072"/>
+        <w:id w:val="476507452"/>
         <w:docPartObj>
           <w:docPartGallery w:val="Table of Contents"/>
           <w:docPartUnique w:val="1"/>
@@ -3166,7 +3649,9 @@
             <w:rPr>
               <w:rFonts w:ascii="Arial" w:cs="Arial" w:eastAsia="Arial" w:hAnsi="Arial"/>
               <w:b w:val="0"/>
+              <w:bCs w:val="0"/>
               <w:i w:val="0"/>
+              <w:iCs w:val="0"/>
               <w:smallCaps w:val="0"/>
               <w:strike w:val="0"/>
               <w:color w:val="1155cc"/>
@@ -3187,7 +3672,9 @@
               <w:rPr>
                 <w:rFonts w:ascii="Arial" w:cs="Arial" w:eastAsia="Arial" w:hAnsi="Arial"/>
                 <w:b w:val="0"/>
+                <w:bCs w:val="0"/>
                 <w:i w:val="0"/>
+                <w:iCs w:val="0"/>
                 <w:smallCaps w:val="0"/>
                 <w:strike w:val="0"/>
                 <w:color w:val="1155cc"/>
@@ -3214,7 +3701,9 @@
             <w:rPr>
               <w:rFonts w:ascii="Arial" w:cs="Arial" w:eastAsia="Arial" w:hAnsi="Arial"/>
               <w:b w:val="0"/>
+              <w:bCs w:val="0"/>
               <w:i w:val="0"/>
+              <w:iCs w:val="0"/>
               <w:smallCaps w:val="0"/>
               <w:strike w:val="0"/>
               <w:color w:val="1155cc"/>
@@ -3230,7 +3719,9 @@
               <w:rPr>
                 <w:rFonts w:ascii="Arial" w:cs="Arial" w:eastAsia="Arial" w:hAnsi="Arial"/>
                 <w:b w:val="0"/>
+                <w:bCs w:val="0"/>
                 <w:i w:val="0"/>
+                <w:iCs w:val="0"/>
                 <w:smallCaps w:val="0"/>
                 <w:strike w:val="0"/>
                 <w:color w:val="1155cc"/>
@@ -3257,7 +3748,9 @@
             <w:rPr>
               <w:rFonts w:ascii="Arial" w:cs="Arial" w:eastAsia="Arial" w:hAnsi="Arial"/>
               <w:b w:val="0"/>
+              <w:bCs w:val="0"/>
               <w:i w:val="0"/>
+              <w:iCs w:val="0"/>
               <w:smallCaps w:val="0"/>
               <w:strike w:val="0"/>
               <w:color w:val="1155cc"/>
@@ -3273,7 +3766,9 @@
               <w:rPr>
                 <w:rFonts w:ascii="Arial" w:cs="Arial" w:eastAsia="Arial" w:hAnsi="Arial"/>
                 <w:b w:val="0"/>
+                <w:bCs w:val="0"/>
                 <w:i w:val="0"/>
+                <w:iCs w:val="0"/>
                 <w:smallCaps w:val="0"/>
                 <w:strike w:val="0"/>
                 <w:color w:val="1155cc"/>
@@ -3325,7 +3820,9 @@
             <w:rPr>
               <w:rFonts w:ascii="Arial" w:cs="Arial" w:eastAsia="Arial" w:hAnsi="Arial"/>
               <w:b w:val="0"/>
+              <w:bCs w:val="0"/>
               <w:i w:val="0"/>
+              <w:iCs w:val="0"/>
               <w:smallCaps w:val="0"/>
               <w:strike w:val="0"/>
               <w:color w:val="1155cc"/>
@@ -3341,7 +3838,9 @@
               <w:rPr>
                 <w:rFonts w:ascii="Arial" w:cs="Arial" w:eastAsia="Arial" w:hAnsi="Arial"/>
                 <w:b w:val="0"/>
+                <w:bCs w:val="0"/>
                 <w:i w:val="0"/>
+                <w:iCs w:val="0"/>
                 <w:smallCaps w:val="0"/>
                 <w:strike w:val="0"/>
                 <w:color w:val="1155cc"/>
@@ -3368,7 +3867,9 @@
             <w:rPr>
               <w:rFonts w:ascii="Arial" w:cs="Arial" w:eastAsia="Arial" w:hAnsi="Arial"/>
               <w:b w:val="0"/>
+              <w:bCs w:val="0"/>
               <w:i w:val="0"/>
+              <w:iCs w:val="0"/>
               <w:smallCaps w:val="0"/>
               <w:strike w:val="0"/>
               <w:color w:val="1155cc"/>
@@ -3384,7 +3885,9 @@
               <w:rPr>
                 <w:rFonts w:ascii="Arial" w:cs="Arial" w:eastAsia="Arial" w:hAnsi="Arial"/>
                 <w:b w:val="0"/>
+                <w:bCs w:val="0"/>
                 <w:i w:val="0"/>
+                <w:iCs w:val="0"/>
                 <w:smallCaps w:val="0"/>
                 <w:strike w:val="0"/>
                 <w:color w:val="1155cc"/>
@@ -3468,6 +3971,637 @@
           <w:rtl w:val="0"/>
         </w:rPr>
         <w:t xml:space="preserve"> Summary </w:t>
+      </w:r>
+    </w:p>
+    <w:p>
+      <w:pPr>
+        <w:spacing w:after="240" w:before="240" w:lineRule="auto"/>
+        <w:rPr/>
+      </w:pPr>
+      <w:r>
+        <w:rPr>
+          <w:rtl w:val="0"/>
+        </w:rPr>
+        <w:t xml:space="preserve">Throughout the development of the Study Buddy application, both manual and automated testing were conducted to ensure the correctness, reliability, and usability of the system. Testing activities were carried out continuously during each sprint and covered both backend and frontend components. The testing effort focused on validating functional requirements, identifying regressions, and ensuring that the user workflow behaves consistently across different scenarios.</w:t>
+      </w:r>
+    </w:p>
+    <w:p>
+      <w:pPr>
+        <w:spacing w:after="240" w:before="240" w:lineRule="auto"/>
+        <w:rPr/>
+      </w:pPr>
+      <w:r>
+        <w:rPr>
+          <w:b w:val="1"/>
+          <w:bCs w:val="1"/>
+          <w:rtl w:val="0"/>
+        </w:rPr>
+        <w:t xml:space="preserve">What was tested</w:t>
+        <w:br w:type="textWrapping"/>
+      </w:r>
+      <w:r>
+        <w:rPr>
+          <w:rtl w:val="0"/>
+        </w:rPr>
+        <w:t xml:space="preserve"> The following categories of tests were performed:</w:t>
+      </w:r>
+    </w:p>
+    <w:p>
+      <w:pPr>
+        <w:numPr>
+          <w:ilvl w:val="0"/>
+          <w:numId w:val="8"/>
+        </w:numPr>
+        <w:spacing w:after="0" w:afterAutospacing="0" w:before="240" w:lineRule="auto"/>
+        <w:ind w:left="720" w:hanging="360"/>
+      </w:pPr>
+      <w:r>
+        <w:rPr>
+          <w:b w:val="1"/>
+          <w:bCs w:val="1"/>
+          <w:rtl w:val="0"/>
+        </w:rPr>
+        <w:t xml:space="preserve">Unit Testing</w:t>
+      </w:r>
+      <w:r>
+        <w:rPr>
+          <w:rtl w:val="0"/>
+        </w:rPr>
+        <w:t xml:space="preserve"> – validation of isolated logic such as JWT authentication, logging middleware, and helper utilities.</w:t>
+        <w:br w:type="textWrapping"/>
+      </w:r>
+    </w:p>
+    <w:p>
+      <w:pPr>
+        <w:numPr>
+          <w:ilvl w:val="0"/>
+          <w:numId w:val="8"/>
+        </w:numPr>
+        <w:spacing w:after="0" w:afterAutospacing="0" w:before="0" w:beforeAutospacing="0" w:lineRule="auto"/>
+        <w:ind w:left="720" w:hanging="360"/>
+      </w:pPr>
+      <w:r>
+        <w:rPr>
+          <w:b w:val="1"/>
+          <w:bCs w:val="1"/>
+          <w:rtl w:val="0"/>
+        </w:rPr>
+        <w:t xml:space="preserve">Integration Testing</w:t>
+      </w:r>
+      <w:r>
+        <w:rPr>
+          <w:rtl w:val="0"/>
+        </w:rPr>
+        <w:t xml:space="preserve"> – verification of interactions between backend components, including models, controllers, and the database.</w:t>
+        <w:br w:type="textWrapping"/>
+      </w:r>
+    </w:p>
+    <w:p>
+      <w:pPr>
+        <w:numPr>
+          <w:ilvl w:val="0"/>
+          <w:numId w:val="8"/>
+        </w:numPr>
+        <w:spacing w:after="0" w:afterAutospacing="0" w:before="0" w:beforeAutospacing="0" w:lineRule="auto"/>
+        <w:ind w:left="720" w:hanging="360"/>
+      </w:pPr>
+      <w:r>
+        <w:rPr>
+          <w:b w:val="1"/>
+          <w:bCs w:val="1"/>
+          <w:rtl w:val="0"/>
+        </w:rPr>
+        <w:t xml:space="preserve">System Testing</w:t>
+      </w:r>
+      <w:r>
+        <w:rPr>
+          <w:rtl w:val="0"/>
+        </w:rPr>
+        <w:t xml:space="preserve"> – full end-to-end workflows such as study session logging, profile updates, and settings management.</w:t>
+        <w:br w:type="textWrapping"/>
+      </w:r>
+    </w:p>
+    <w:p>
+      <w:pPr>
+        <w:numPr>
+          <w:ilvl w:val="0"/>
+          <w:numId w:val="8"/>
+        </w:numPr>
+        <w:spacing w:after="0" w:afterAutospacing="0" w:before="0" w:beforeAutospacing="0" w:lineRule="auto"/>
+        <w:ind w:left="720" w:hanging="360"/>
+      </w:pPr>
+      <w:r>
+        <w:rPr>
+          <w:b w:val="1"/>
+          <w:bCs w:val="1"/>
+          <w:rtl w:val="0"/>
+        </w:rPr>
+        <w:t xml:space="preserve">Acceptance Testing</w:t>
+      </w:r>
+      <w:r>
+        <w:rPr>
+          <w:rtl w:val="0"/>
+        </w:rPr>
+        <w:t xml:space="preserve"> – API-level validation ensuring endpoints comply with functional requirements.</w:t>
+        <w:br w:type="textWrapping"/>
+      </w:r>
+    </w:p>
+    <w:p>
+      <w:pPr>
+        <w:numPr>
+          <w:ilvl w:val="0"/>
+          <w:numId w:val="8"/>
+        </w:numPr>
+        <w:spacing w:after="0" w:afterAutospacing="0" w:before="0" w:beforeAutospacing="0" w:lineRule="auto"/>
+        <w:ind w:left="720" w:hanging="360"/>
+      </w:pPr>
+      <w:r>
+        <w:rPr>
+          <w:b w:val="1"/>
+          <w:bCs w:val="1"/>
+          <w:rtl w:val="0"/>
+        </w:rPr>
+        <w:t xml:space="preserve">Manual Testing</w:t>
+      </w:r>
+      <w:r>
+        <w:rPr>
+          <w:rtl w:val="0"/>
+        </w:rPr>
+        <w:t xml:space="preserve"> – UI interaction testing across all key screens including registration, login, study session flow, calendar logging, and gamification features.</w:t>
+        <w:br w:type="textWrapping"/>
+      </w:r>
+    </w:p>
+    <w:p>
+      <w:pPr>
+        <w:numPr>
+          <w:ilvl w:val="0"/>
+          <w:numId w:val="8"/>
+        </w:numPr>
+        <w:spacing w:after="240" w:before="0" w:beforeAutospacing="0" w:lineRule="auto"/>
+        <w:ind w:left="720" w:hanging="360"/>
+      </w:pPr>
+      <w:r>
+        <w:rPr>
+          <w:b w:val="1"/>
+          <w:bCs w:val="1"/>
+          <w:rtl w:val="0"/>
+        </w:rPr>
+        <w:t xml:space="preserve">Regression Testing</w:t>
+      </w:r>
+      <w:r>
+        <w:rPr>
+          <w:rtl w:val="0"/>
+        </w:rPr>
+        <w:t xml:space="preserve"> – repeated execution of automated tests on every PR to ensure new changes do not break existing functionality.</w:t>
+        <w:br w:type="textWrapping"/>
+      </w:r>
+    </w:p>
+    <w:p>
+      <w:pPr>
+        <w:spacing w:after="240" w:before="240" w:lineRule="auto"/>
+        <w:rPr>
+          <w:b w:val="1"/>
+          <w:bCs w:val="1"/>
+        </w:rPr>
+      </w:pPr>
+      <w:r>
+        <w:rPr>
+          <w:b w:val="1"/>
+          <w:bCs w:val="1"/>
+          <w:rtl w:val="0"/>
+        </w:rPr>
+        <w:t xml:space="preserve">Who performed testing</w:t>
+      </w:r>
+    </w:p>
+    <w:p>
+      <w:pPr>
+        <w:numPr>
+          <w:ilvl w:val="0"/>
+          <w:numId w:val="7"/>
+        </w:numPr>
+        <w:spacing w:after="0" w:afterAutospacing="0" w:before="240" w:lineRule="auto"/>
+        <w:ind w:left="720" w:hanging="360"/>
+      </w:pPr>
+      <w:r>
+        <w:rPr>
+          <w:rtl w:val="0"/>
+        </w:rPr>
+        <w:t xml:space="preserve">Backend automated tests were primarily implemented and maintained by </w:t>
+      </w:r>
+      <w:r>
+        <w:rPr>
+          <w:b w:val="1"/>
+          <w:bCs w:val="1"/>
+          <w:rtl w:val="0"/>
+        </w:rPr>
+        <w:t xml:space="preserve">Bohan Lin</w:t>
+      </w:r>
+      <w:r>
+        <w:rPr>
+          <w:rtl w:val="0"/>
+        </w:rPr>
+        <w:t xml:space="preserve">.</w:t>
+        <w:br w:type="textWrapping"/>
+      </w:r>
+    </w:p>
+    <w:p>
+      <w:pPr>
+        <w:numPr>
+          <w:ilvl w:val="0"/>
+          <w:numId w:val="7"/>
+        </w:numPr>
+        <w:spacing w:after="0" w:afterAutospacing="0" w:before="0" w:beforeAutospacing="0" w:lineRule="auto"/>
+        <w:ind w:left="720" w:hanging="360"/>
+      </w:pPr>
+      <w:r>
+        <w:rPr>
+          <w:rtl w:val="0"/>
+        </w:rPr>
+        <w:t xml:space="preserve">Manual tests were contributed by </w:t>
+      </w:r>
+      <w:r>
+        <w:rPr>
+          <w:b w:val="1"/>
+          <w:bCs w:val="1"/>
+          <w:rtl w:val="0"/>
+        </w:rPr>
+        <w:t xml:space="preserve">Melissa, Qiuting, Dexiao</w:t>
+      </w:r>
+      <w:r>
+        <w:rPr>
+          <w:rtl w:val="0"/>
+        </w:rPr>
+        <w:t xml:space="preserve">, and </w:t>
+      </w:r>
+      <w:r>
+        <w:rPr>
+          <w:b w:val="1"/>
+          <w:bCs w:val="1"/>
+          <w:rtl w:val="0"/>
+        </w:rPr>
+        <w:t xml:space="preserve">Bohan</w:t>
+      </w:r>
+      <w:r>
+        <w:rPr>
+          <w:rtl w:val="0"/>
+        </w:rPr>
+        <w:t xml:space="preserve">, with additional regression checks from the entire team.</w:t>
+        <w:br w:type="textWrapping"/>
+      </w:r>
+    </w:p>
+    <w:p>
+      <w:pPr>
+        <w:numPr>
+          <w:ilvl w:val="0"/>
+          <w:numId w:val="7"/>
+        </w:numPr>
+        <w:spacing w:after="240" w:before="0" w:beforeAutospacing="0" w:lineRule="auto"/>
+        <w:ind w:left="720" w:hanging="360"/>
+      </w:pPr>
+      <w:r>
+        <w:rPr>
+          <w:rtl w:val="0"/>
+        </w:rPr>
+        <w:t xml:space="preserve">Frontend testing and UI verification were jointly completed by </w:t>
+      </w:r>
+      <w:r>
+        <w:rPr>
+          <w:b w:val="1"/>
+          <w:bCs w:val="1"/>
+          <w:rtl w:val="0"/>
+        </w:rPr>
+        <w:t xml:space="preserve">frontend contributors and QA support</w:t>
+      </w:r>
+      <w:r>
+        <w:rPr>
+          <w:rtl w:val="0"/>
+        </w:rPr>
+        <w:t xml:space="preserve">.</w:t>
+        <w:br w:type="textWrapping"/>
+      </w:r>
+    </w:p>
+    <w:p>
+      <w:pPr>
+        <w:spacing w:after="240" w:before="240" w:lineRule="auto"/>
+        <w:rPr/>
+      </w:pPr>
+      <w:r>
+        <w:rPr>
+          <w:b w:val="1"/>
+          <w:bCs w:val="1"/>
+          <w:rtl w:val="0"/>
+        </w:rPr>
+        <w:t xml:space="preserve">When testing occurred</w:t>
+        <w:br w:type="textWrapping"/>
+      </w:r>
+      <w:r>
+        <w:rPr>
+          <w:rtl w:val="0"/>
+        </w:rPr>
+        <w:t xml:space="preserve"> Testing was performed at the end of each milestone and continuously during development. Automated tests were executed during every GitHub Pull Request through CI/CD integration.</w:t>
+      </w:r>
+    </w:p>
+    <w:p>
+      <w:pPr>
+        <w:spacing w:after="240" w:before="240" w:lineRule="auto"/>
+        <w:rPr>
+          <w:b w:val="1"/>
+          <w:bCs w:val="1"/>
+        </w:rPr>
+      </w:pPr>
+      <w:r>
+        <w:rPr>
+          <w:b w:val="1"/>
+          <w:bCs w:val="1"/>
+          <w:rtl w:val="0"/>
+        </w:rPr>
+        <w:t xml:space="preserve">Testing techniques used</w:t>
+      </w:r>
+    </w:p>
+    <w:p>
+      <w:pPr>
+        <w:numPr>
+          <w:ilvl w:val="0"/>
+          <w:numId w:val="3"/>
+        </w:numPr>
+        <w:spacing w:after="0" w:afterAutospacing="0" w:before="240" w:lineRule="auto"/>
+        <w:ind w:left="720" w:hanging="360"/>
+      </w:pPr>
+      <w:r>
+        <w:rPr>
+          <w:rtl w:val="0"/>
+        </w:rPr>
+        <w:t xml:space="preserve">Black-box testing</w:t>
+        <w:br w:type="textWrapping"/>
+      </w:r>
+    </w:p>
+    <w:p>
+      <w:pPr>
+        <w:numPr>
+          <w:ilvl w:val="0"/>
+          <w:numId w:val="3"/>
+        </w:numPr>
+        <w:spacing w:after="0" w:afterAutospacing="0" w:before="0" w:beforeAutospacing="0" w:lineRule="auto"/>
+        <w:ind w:left="720" w:hanging="360"/>
+      </w:pPr>
+      <w:r>
+        <w:rPr>
+          <w:rtl w:val="0"/>
+        </w:rPr>
+        <w:t xml:space="preserve">White-box testing for middleware logic</w:t>
+        <w:br w:type="textWrapping"/>
+      </w:r>
+    </w:p>
+    <w:p>
+      <w:pPr>
+        <w:numPr>
+          <w:ilvl w:val="0"/>
+          <w:numId w:val="3"/>
+        </w:numPr>
+        <w:spacing w:after="0" w:afterAutospacing="0" w:before="0" w:beforeAutospacing="0" w:lineRule="auto"/>
+        <w:ind w:left="720" w:hanging="360"/>
+      </w:pPr>
+      <w:r>
+        <w:rPr>
+          <w:rtl w:val="0"/>
+        </w:rPr>
+        <w:t xml:space="preserve">Exploratory manual testing</w:t>
+        <w:br w:type="textWrapping"/>
+      </w:r>
+    </w:p>
+    <w:p>
+      <w:pPr>
+        <w:numPr>
+          <w:ilvl w:val="0"/>
+          <w:numId w:val="3"/>
+        </w:numPr>
+        <w:spacing w:after="0" w:afterAutospacing="0" w:before="0" w:beforeAutospacing="0" w:lineRule="auto"/>
+        <w:ind w:left="720" w:hanging="360"/>
+      </w:pPr>
+      <w:r>
+        <w:rPr>
+          <w:rtl w:val="0"/>
+        </w:rPr>
+        <w:t xml:space="preserve">Boundary value testing (timer, login validation, settings update)</w:t>
+        <w:br w:type="textWrapping"/>
+      </w:r>
+    </w:p>
+    <w:p>
+      <w:pPr>
+        <w:numPr>
+          <w:ilvl w:val="0"/>
+          <w:numId w:val="3"/>
+        </w:numPr>
+        <w:spacing w:after="240" w:before="0" w:beforeAutospacing="0" w:lineRule="auto"/>
+        <w:ind w:left="720" w:hanging="360"/>
+      </w:pPr>
+      <w:r>
+        <w:rPr>
+          <w:rtl w:val="0"/>
+        </w:rPr>
+        <w:t xml:space="preserve">Error-handling testing (invalid tokens, empty input, unauthorized requests)</w:t>
+        <w:br w:type="textWrapping"/>
+      </w:r>
+    </w:p>
+    <w:p>
+      <w:pPr>
+        <w:spacing w:after="240" w:before="240" w:lineRule="auto"/>
+        <w:rPr>
+          <w:b w:val="1"/>
+          <w:bCs w:val="1"/>
+        </w:rPr>
+      </w:pPr>
+      <w:r>
+        <w:rPr>
+          <w:b w:val="1"/>
+          <w:bCs w:val="1"/>
+          <w:rtl w:val="0"/>
+        </w:rPr>
+        <w:t xml:space="preserve">Overall results</w:t>
+      </w:r>
+    </w:p>
+    <w:p>
+      <w:pPr>
+        <w:numPr>
+          <w:ilvl w:val="0"/>
+          <w:numId w:val="4"/>
+        </w:numPr>
+        <w:spacing w:after="0" w:afterAutospacing="0" w:before="240" w:lineRule="auto"/>
+        <w:ind w:left="720" w:hanging="360"/>
+      </w:pPr>
+      <w:r>
+        <w:rPr>
+          <w:rtl w:val="0"/>
+        </w:rPr>
+        <w:t xml:space="preserve">All backend automated tests (18/18) passed successfully.</w:t>
+        <w:br w:type="textWrapping"/>
+      </w:r>
+    </w:p>
+    <w:p>
+      <w:pPr>
+        <w:numPr>
+          <w:ilvl w:val="0"/>
+          <w:numId w:val="4"/>
+        </w:numPr>
+        <w:spacing w:after="0" w:afterAutospacing="0" w:before="0" w:beforeAutospacing="0" w:lineRule="auto"/>
+        <w:ind w:left="720" w:hanging="360"/>
+      </w:pPr>
+      <w:r>
+        <w:rPr>
+          <w:rtl w:val="0"/>
+        </w:rPr>
+        <w:t xml:space="preserve">Manual tests show that all core functionalities—including authentication, study session tracking, and game unlock logic—are functioning correctly.</w:t>
+        <w:br w:type="textWrapping"/>
+      </w:r>
+    </w:p>
+    <w:p>
+      <w:pPr>
+        <w:numPr>
+          <w:ilvl w:val="0"/>
+          <w:numId w:val="4"/>
+        </w:numPr>
+        <w:spacing w:after="0" w:afterAutospacing="0" w:before="0" w:beforeAutospacing="0" w:lineRule="auto"/>
+        <w:ind w:left="720" w:hanging="360"/>
+      </w:pPr>
+      <w:r>
+        <w:rPr>
+          <w:rtl w:val="0"/>
+        </w:rPr>
+        <w:t xml:space="preserve">One major issue (timer count-up bug) was detected and resolved.</w:t>
+        <w:br w:type="textWrapping"/>
+      </w:r>
+    </w:p>
+    <w:p>
+      <w:pPr>
+        <w:numPr>
+          <w:ilvl w:val="0"/>
+          <w:numId w:val="4"/>
+        </w:numPr>
+        <w:spacing w:after="240" w:before="0" w:beforeAutospacing="0" w:lineRule="auto"/>
+        <w:ind w:left="720" w:hanging="360"/>
+      </w:pPr>
+      <w:r>
+        <w:rPr>
+          <w:rtl w:val="0"/>
+        </w:rPr>
+        <w:t xml:space="preserve">Navigation and screen accessibility are stable with no broken links detected.</w:t>
+        <w:br w:type="textWrapping"/>
+      </w:r>
+    </w:p>
+    <w:p>
+      <w:pPr>
+        <w:spacing w:after="240" w:before="240" w:lineRule="auto"/>
+        <w:rPr/>
+      </w:pPr>
+      <w:r>
+        <w:rPr>
+          <w:rtl w:val="0"/>
+        </w:rPr>
+        <w:t xml:space="preserve">The application demonstrates solid reliability for core study and gamification features, with remaining improvements mostly involving UI edge cases and front-end automation.</w:t>
+      </w:r>
+    </w:p>
+    <w:p>
+      <w:pPr>
+        <w:pageBreakBefore w:val="0"/>
+        <w:pBdr>
+          <w:top w:space="0" w:sz="0" w:val="nil"/>
+          <w:left w:space="0" w:sz="0" w:val="nil"/>
+          <w:bottom w:space="0" w:sz="0" w:val="nil"/>
+          <w:right w:space="0" w:sz="0" w:val="nil"/>
+          <w:between w:space="0" w:sz="0" w:val="nil"/>
+        </w:pBdr>
+        <w:shd w:fill="auto" w:val="clear"/>
+        <w:ind w:left="720" w:firstLine="0"/>
+        <w:rPr/>
+      </w:pPr>
+      <w:r>
+        <w:rPr>
+          <w:rtl w:val="0"/>
+        </w:rPr>
+      </w:r>
+    </w:p>
+    <w:p>
+      <w:pPr>
+        <w:pageBreakBefore w:val="0"/>
+        <w:pBdr>
+          <w:top w:space="0" w:sz="0" w:val="nil"/>
+          <w:left w:space="0" w:sz="0" w:val="nil"/>
+          <w:bottom w:space="0" w:sz="0" w:val="nil"/>
+          <w:right w:space="0" w:sz="0" w:val="nil"/>
+          <w:between w:space="0" w:sz="0" w:val="nil"/>
+        </w:pBdr>
+        <w:shd w:fill="auto" w:val="clear"/>
+        <w:ind w:left="1440" w:firstLine="0"/>
+        <w:rPr/>
+      </w:pPr>
+      <w:r>
+        <w:rPr>
+          <w:rtl w:val="0"/>
+        </w:rPr>
+      </w:r>
+    </w:p>
+    <w:p>
+      <w:pPr>
+        <w:pStyle w:val="Heading1"/>
+        <w:keepNext w:val="0"/>
+        <w:keepLines w:val="0"/>
+        <w:pageBreakBefore w:val="0"/>
+        <w:widowControl w:val="0"/>
+        <w:numPr>
+          <w:ilvl w:val="0"/>
+          <w:numId w:val="1"/>
+        </w:numPr>
+        <w:pBdr>
+          <w:top w:space="0" w:sz="0" w:val="nil"/>
+          <w:left w:space="0" w:sz="0" w:val="nil"/>
+          <w:bottom w:space="0" w:sz="0" w:val="nil"/>
+          <w:right w:space="0" w:sz="0" w:val="nil"/>
+          <w:between w:space="0" w:sz="0" w:val="nil"/>
+        </w:pBdr>
+        <w:shd w:fill="auto" w:val="clear"/>
+        <w:ind w:left="720" w:hanging="360"/>
+        <w:rPr>
+          <w:u w:val="none"/>
+        </w:rPr>
+      </w:pPr>
+      <w:bookmarkStart w:colFirst="0" w:colLast="0" w:name="_pqso2mbjyzx4" w:id="1"/>
+      <w:bookmarkEnd w:id="1"/>
+      <w:r>
+        <w:rPr>
+          <w:rtl w:val="0"/>
+        </w:rPr>
+        <w:t xml:space="preserve">Manual Testing Report</w:t>
+      </w:r>
+    </w:p>
+    <w:p>
+      <w:pPr>
+        <w:keepNext w:val="0"/>
+        <w:keepLines w:val="0"/>
+        <w:pageBreakBefore w:val="0"/>
+        <w:widowControl w:val="0"/>
+        <w:ind w:left="720" w:firstLine="0"/>
+        <w:rPr/>
+      </w:pPr>
+      <w:r>
+        <w:rPr>
+          <w:rtl w:val="0"/>
+        </w:rPr>
+        <w:t xml:space="preserve">In this section, you will give a detailed description of each manual test case performed and the result. If this is a previous You shall list what are existing tests developed in the previous semester and what are new tests developed currently. </w:t>
+      </w:r>
+    </w:p>
+    <w:p>
+      <w:pPr>
+        <w:keepNext w:val="0"/>
+        <w:keepLines w:val="0"/>
+        <w:pageBreakBefore w:val="0"/>
+        <w:widowControl w:val="0"/>
+        <w:ind w:left="720" w:firstLine="0"/>
+        <w:rPr/>
+      </w:pPr>
+      <w:r>
+        <w:rPr>
+          <w:rtl w:val="0"/>
+        </w:rPr>
       </w:r>
     </w:p>
     <w:p>
@@ -3491,257 +4625,7 @@
         <w:rPr>
           <w:rtl w:val="0"/>
         </w:rPr>
-        <w:t xml:space="preserve">In this section, you will summarize what was tested, who is involved in testing, when to test,  testing techniques used, and testing result. You may have the following tests</w:t>
-      </w:r>
-    </w:p>
-    <w:p>
-      <w:pPr>
-        <w:pageBreakBefore w:val="0"/>
-        <w:numPr>
-          <w:ilvl w:val="1"/>
-          <w:numId w:val="1"/>
-        </w:numPr>
-        <w:pBdr>
-          <w:top w:space="0" w:sz="0" w:val="nil"/>
-          <w:left w:space="0" w:sz="0" w:val="nil"/>
-          <w:bottom w:space="0" w:sz="0" w:val="nil"/>
-          <w:right w:space="0" w:sz="0" w:val="nil"/>
-          <w:between w:space="0" w:sz="0" w:val="nil"/>
-        </w:pBdr>
-        <w:shd w:fill="auto" w:val="clear"/>
-        <w:ind w:left="1440" w:hanging="360"/>
-        <w:rPr/>
-      </w:pPr>
-      <w:r>
-        <w:rPr>
-          <w:rtl w:val="0"/>
-        </w:rPr>
-        <w:t xml:space="preserve">Unit Testing </w:t>
-      </w:r>
-    </w:p>
-    <w:p>
-      <w:pPr>
-        <w:pageBreakBefore w:val="0"/>
-        <w:numPr>
-          <w:ilvl w:val="1"/>
-          <w:numId w:val="1"/>
-        </w:numPr>
-        <w:pBdr>
-          <w:top w:space="0" w:sz="0" w:val="nil"/>
-          <w:left w:space="0" w:sz="0" w:val="nil"/>
-          <w:bottom w:space="0" w:sz="0" w:val="nil"/>
-          <w:right w:space="0" w:sz="0" w:val="nil"/>
-          <w:between w:space="0" w:sz="0" w:val="nil"/>
-        </w:pBdr>
-        <w:shd w:fill="auto" w:val="clear"/>
-        <w:ind w:left="1440" w:hanging="360"/>
-        <w:rPr>
-          <w:u w:val="none"/>
-        </w:rPr>
-      </w:pPr>
-      <w:r>
-        <w:rPr>
-          <w:rtl w:val="0"/>
-        </w:rPr>
-        <w:t xml:space="preserve">Integration testing</w:t>
-      </w:r>
-    </w:p>
-    <w:p>
-      <w:pPr>
-        <w:pageBreakBefore w:val="0"/>
-        <w:numPr>
-          <w:ilvl w:val="1"/>
-          <w:numId w:val="1"/>
-        </w:numPr>
-        <w:pBdr>
-          <w:top w:space="0" w:sz="0" w:val="nil"/>
-          <w:left w:space="0" w:sz="0" w:val="nil"/>
-          <w:bottom w:space="0" w:sz="0" w:val="nil"/>
-          <w:right w:space="0" w:sz="0" w:val="nil"/>
-          <w:between w:space="0" w:sz="0" w:val="nil"/>
-        </w:pBdr>
-        <w:shd w:fill="auto" w:val="clear"/>
-        <w:ind w:left="1440" w:hanging="360"/>
-        <w:rPr/>
-      </w:pPr>
-      <w:r>
-        <w:rPr>
-          <w:rtl w:val="0"/>
-        </w:rPr>
-        <w:t xml:space="preserve">System Testing</w:t>
-      </w:r>
-    </w:p>
-    <w:p>
-      <w:pPr>
-        <w:pageBreakBefore w:val="0"/>
-        <w:numPr>
-          <w:ilvl w:val="1"/>
-          <w:numId w:val="1"/>
-        </w:numPr>
-        <w:pBdr>
-          <w:top w:space="0" w:sz="0" w:val="nil"/>
-          <w:left w:space="0" w:sz="0" w:val="nil"/>
-          <w:bottom w:space="0" w:sz="0" w:val="nil"/>
-          <w:right w:space="0" w:sz="0" w:val="nil"/>
-          <w:between w:space="0" w:sz="0" w:val="nil"/>
-        </w:pBdr>
-        <w:shd w:fill="auto" w:val="clear"/>
-        <w:ind w:left="1440" w:hanging="360"/>
-        <w:rPr/>
-      </w:pPr>
-      <w:r>
-        <w:rPr>
-          <w:rtl w:val="0"/>
-        </w:rPr>
-        <w:t xml:space="preserve">Acceptance Testing</w:t>
-      </w:r>
-    </w:p>
-    <w:p>
-      <w:pPr>
-        <w:pageBreakBefore w:val="0"/>
-        <w:numPr>
-          <w:ilvl w:val="1"/>
-          <w:numId w:val="1"/>
-        </w:numPr>
-        <w:pBdr>
-          <w:top w:space="0" w:sz="0" w:val="nil"/>
-          <w:left w:space="0" w:sz="0" w:val="nil"/>
-          <w:bottom w:space="0" w:sz="0" w:val="nil"/>
-          <w:right w:space="0" w:sz="0" w:val="nil"/>
-          <w:between w:space="0" w:sz="0" w:val="nil"/>
-        </w:pBdr>
-        <w:shd w:fill="auto" w:val="clear"/>
-        <w:ind w:left="1440" w:hanging="360"/>
-        <w:rPr>
-          <w:u w:val="none"/>
-        </w:rPr>
-      </w:pPr>
-      <w:r>
-        <w:rPr>
-          <w:rtl w:val="0"/>
-        </w:rPr>
-        <w:t xml:space="preserve">Regression Testing</w:t>
-      </w:r>
-    </w:p>
-    <w:p>
-      <w:pPr>
-        <w:pageBreakBefore w:val="0"/>
-        <w:pBdr>
-          <w:top w:space="0" w:sz="0" w:val="nil"/>
-          <w:left w:space="0" w:sz="0" w:val="nil"/>
-          <w:bottom w:space="0" w:sz="0" w:val="nil"/>
-          <w:right w:space="0" w:sz="0" w:val="nil"/>
-          <w:between w:space="0" w:sz="0" w:val="nil"/>
-        </w:pBdr>
-        <w:shd w:fill="auto" w:val="clear"/>
-        <w:ind w:left="720" w:firstLine="0"/>
-        <w:rPr/>
-      </w:pPr>
-      <w:r>
-        <w:rPr>
-          <w:rtl w:val="0"/>
-        </w:rPr>
-      </w:r>
-    </w:p>
-    <w:p>
-      <w:pPr>
-        <w:pageBreakBefore w:val="0"/>
-        <w:pBdr>
-          <w:top w:space="0" w:sz="0" w:val="nil"/>
-          <w:left w:space="0" w:sz="0" w:val="nil"/>
-          <w:bottom w:space="0" w:sz="0" w:val="nil"/>
-          <w:right w:space="0" w:sz="0" w:val="nil"/>
-          <w:between w:space="0" w:sz="0" w:val="nil"/>
-        </w:pBdr>
-        <w:shd w:fill="auto" w:val="clear"/>
-        <w:ind w:left="720" w:firstLine="0"/>
-        <w:rPr/>
-      </w:pPr>
-      <w:r>
-        <w:rPr>
-          <w:rtl w:val="0"/>
-        </w:rPr>
-        <w:t xml:space="preserve">Testing is separated in backend and frontend. Backend tests are implemented by Bohan Lin. </w:t>
-      </w:r>
-    </w:p>
-    <w:p>
-      <w:pPr>
-        <w:pageBreakBefore w:val="0"/>
-        <w:pBdr>
-          <w:top w:space="0" w:sz="0" w:val="nil"/>
-          <w:left w:space="0" w:sz="0" w:val="nil"/>
-          <w:bottom w:space="0" w:sz="0" w:val="nil"/>
-          <w:right w:space="0" w:sz="0" w:val="nil"/>
-          <w:between w:space="0" w:sz="0" w:val="nil"/>
-        </w:pBdr>
-        <w:shd w:fill="auto" w:val="clear"/>
-        <w:ind w:left="1440" w:firstLine="0"/>
-        <w:rPr/>
-      </w:pPr>
-      <w:r>
-        <w:rPr>
-          <w:rtl w:val="0"/>
-        </w:rPr>
-      </w:r>
-    </w:p>
-    <w:p>
-      <w:pPr>
-        <w:pStyle w:val="Heading1"/>
-        <w:keepNext w:val="0"/>
-        <w:keepLines w:val="0"/>
-        <w:pageBreakBefore w:val="0"/>
-        <w:widowControl w:val="0"/>
-        <w:numPr>
-          <w:ilvl w:val="0"/>
-          <w:numId w:val="1"/>
-        </w:numPr>
-        <w:pBdr>
-          <w:top w:space="0" w:sz="0" w:val="nil"/>
-          <w:left w:space="0" w:sz="0" w:val="nil"/>
-          <w:bottom w:space="0" w:sz="0" w:val="nil"/>
-          <w:right w:space="0" w:sz="0" w:val="nil"/>
-          <w:between w:space="0" w:sz="0" w:val="nil"/>
-        </w:pBdr>
-        <w:shd w:fill="auto" w:val="clear"/>
-        <w:ind w:left="720" w:hanging="360"/>
-        <w:rPr>
-          <w:u w:val="none"/>
-        </w:rPr>
-      </w:pPr>
-      <w:bookmarkStart w:colFirst="0" w:colLast="0" w:name="_pqso2mbjyzx4" w:id="1"/>
-      <w:bookmarkEnd w:id="1"/>
-      <w:r>
-        <w:rPr>
-          <w:rtl w:val="0"/>
-        </w:rPr>
-        <w:t xml:space="preserve">Manual Testing Report</w:t>
-      </w:r>
-    </w:p>
-    <w:p>
-      <w:pPr>
-        <w:keepNext w:val="0"/>
-        <w:keepLines w:val="0"/>
-        <w:pageBreakBefore w:val="0"/>
-        <w:widowControl w:val="0"/>
-        <w:ind w:left="720" w:firstLine="0"/>
-        <w:rPr/>
-      </w:pPr>
-      <w:r>
-        <w:rPr>
-          <w:rtl w:val="0"/>
-        </w:rPr>
-        <w:t xml:space="preserve">In this section, you will give a detailed description of each manual test case performed and the result. If this is a previous You shall list what are existing tests developed in the previous semester and what are new tests developed currently. </w:t>
-      </w:r>
-    </w:p>
-    <w:p>
-      <w:pPr>
-        <w:pageBreakBefore w:val="0"/>
-        <w:rPr/>
-      </w:pPr>
-      <w:r>
-        <w:rPr>
-          <w:rtl w:val="0"/>
-        </w:rPr>
+        <w:t xml:space="preserve">In this project, we conducted a series of manual tests to verify the functionality, usability, and reliability of the Study Buddy App. The primary goal of manual testing is to ensure that the application meets its functional requirements and provides a smooth user experience.</w:t>
       </w:r>
     </w:p>
     <w:p>
@@ -3765,30 +4649,6 @@
         <w:rPr>
           <w:rtl w:val="0"/>
         </w:rPr>
-        <w:t xml:space="preserve">Here is a sample template that can be used for each test case. For system tests or acceptance tests, you may also include some screenshots.</w:t>
-      </w:r>
-    </w:p>
-    <w:p>
-      <w:pPr>
-        <w:keepNext w:val="0"/>
-        <w:keepLines w:val="0"/>
-        <w:pageBreakBefore w:val="0"/>
-        <w:widowControl w:val="0"/>
-        <w:pBdr>
-          <w:top w:space="0" w:sz="0" w:val="nil"/>
-          <w:left w:space="0" w:sz="0" w:val="nil"/>
-          <w:bottom w:space="0" w:sz="0" w:val="nil"/>
-          <w:right w:space="0" w:sz="0" w:val="nil"/>
-          <w:between w:space="0" w:sz="0" w:val="nil"/>
-        </w:pBdr>
-        <w:shd w:fill="auto" w:val="clear"/>
-        <w:ind w:left="720" w:firstLine="0"/>
-        <w:rPr/>
-      </w:pPr>
-      <w:r>
-        <w:rPr>
-          <w:rtl w:val="0"/>
-        </w:rPr>
       </w:r>
     </w:p>
     <w:p>
@@ -3798,7 +4658,7 @@
         <w:pageBreakBefore w:val="0"/>
         <w:widowControl w:val="1"/>
         <w:numPr>
-          <w:ilvl w:val="1"/>
+          <w:ilvl w:val="0"/>
           <w:numId w:val="1"/>
         </w:numPr>
         <w:pBdr>
@@ -3810,7 +4670,7 @@
         </w:pBdr>
         <w:shd w:fill="auto" w:val="clear"/>
         <w:spacing w:after="0" w:before="0" w:line="276" w:lineRule="auto"/>
-        <w:ind w:left="1440" w:right="0" w:hanging="360"/>
+        <w:ind w:left="720" w:right="0" w:hanging="360"/>
         <w:jc w:val="left"/>
       </w:pPr>
       <w:r>
@@ -4229,6 +5089,35 @@
         <w:pageBreakBefore w:val="0"/>
         <w:widowControl w:val="1"/>
         <w:numPr>
+          <w:ilvl w:val="0"/>
+          <w:numId w:val="1"/>
+        </w:numPr>
+        <w:pBdr>
+          <w:top w:space="0" w:sz="0" w:val="nil"/>
+          <w:left w:space="0" w:sz="0" w:val="nil"/>
+          <w:bottom w:space="0" w:sz="0" w:val="nil"/>
+          <w:right w:space="0" w:sz="0" w:val="nil"/>
+          <w:between w:space="0" w:sz="0" w:val="nil"/>
+        </w:pBdr>
+        <w:shd w:fill="auto" w:val="clear"/>
+        <w:spacing w:after="0" w:before="0" w:line="276" w:lineRule="auto"/>
+        <w:ind w:left="720" w:right="0" w:hanging="360"/>
+        <w:jc w:val="left"/>
+      </w:pPr>
+      <w:r>
+        <w:rPr>
+          <w:rtl w:val="0"/>
+        </w:rPr>
+        <w:t xml:space="preserve">Clock Changes Screen</w:t>
+      </w:r>
+    </w:p>
+    <w:p>
+      <w:pPr>
+        <w:keepNext w:val="0"/>
+        <w:keepLines w:val="0"/>
+        <w:pageBreakBefore w:val="0"/>
+        <w:widowControl w:val="1"/>
+        <w:numPr>
           <w:ilvl w:val="1"/>
           <w:numId w:val="1"/>
         </w:numPr>
@@ -4248,7 +5137,7 @@
         <w:rPr>
           <w:rtl w:val="0"/>
         </w:rPr>
-        <w:t xml:space="preserve">Clock Changes Screen</w:t>
+        <w:t xml:space="preserve">New or old: new</w:t>
       </w:r>
     </w:p>
     <w:p>
@@ -4277,7 +5166,7 @@
         <w:rPr>
           <w:rtl w:val="0"/>
         </w:rPr>
-        <w:t xml:space="preserve">New or old: new</w:t>
+        <w:t xml:space="preserve">Test items: When the clock hits 0, it changes the state of the screen</w:t>
       </w:r>
     </w:p>
     <w:p>
@@ -4306,7 +5195,7 @@
         <w:rPr>
           <w:rtl w:val="0"/>
         </w:rPr>
-        <w:t xml:space="preserve">Test items: When the clock hits 0, it changes the state of the screen</w:t>
+        <w:t xml:space="preserve">Test priority: high</w:t>
       </w:r>
     </w:p>
     <w:p>
@@ -4335,7 +5224,7 @@
         <w:rPr>
           <w:rtl w:val="0"/>
         </w:rPr>
-        <w:t xml:space="preserve">Test priority: high</w:t>
+        <w:t xml:space="preserve">Dependencies: no</w:t>
       </w:r>
     </w:p>
     <w:p>
@@ -4364,7 +5253,7 @@
         <w:rPr>
           <w:rtl w:val="0"/>
         </w:rPr>
-        <w:t xml:space="preserve">Dependencies: no</w:t>
+        <w:t xml:space="preserve">Preconditions: N/A</w:t>
       </w:r>
     </w:p>
     <w:p>
@@ -4393,7 +5282,7 @@
         <w:rPr>
           <w:rtl w:val="0"/>
         </w:rPr>
-        <w:t xml:space="preserve">Preconditions: N/A</w:t>
+        <w:t xml:space="preserve">Input data: 1</w:t>
       </w:r>
     </w:p>
     <w:p>
@@ -4422,7 +5311,7 @@
         <w:rPr>
           <w:rtl w:val="0"/>
         </w:rPr>
-        <w:t xml:space="preserve">Input data: 1</w:t>
+        <w:t xml:space="preserve">Test steps: Go to the “studying” page. Input 1 into the prompt for the timer. Click “start study session”. Wait for the clock to hit 0</w:t>
       </w:r>
     </w:p>
     <w:p>
@@ -4451,7 +5340,7 @@
         <w:rPr>
           <w:rtl w:val="0"/>
         </w:rPr>
-        <w:t xml:space="preserve">Test steps: Go to the “studying” page. Input 1 into the prompt for the timer. Click “start study session”. Wait for the clock to hit 0</w:t>
+        <w:t xml:space="preserve">Postconditions: </w:t>
       </w:r>
     </w:p>
     <w:p>
@@ -4480,7 +5369,7 @@
         <w:rPr>
           <w:rtl w:val="0"/>
         </w:rPr>
-        <w:t xml:space="preserve">Postconditions: </w:t>
+        <w:t xml:space="preserve">Expected output: The screen should switch to read “Session Complete”</w:t>
       </w:r>
     </w:p>
     <w:p>
@@ -4509,7 +5398,7 @@
         <w:rPr>
           <w:rtl w:val="0"/>
         </w:rPr>
-        <w:t xml:space="preserve">Expected output: The screen should switch to read “Session Complete”</w:t>
+        <w:t xml:space="preserve">Actual output: As expected</w:t>
       </w:r>
     </w:p>
     <w:p>
@@ -4538,36 +5427,7 @@
         <w:rPr>
           <w:rtl w:val="0"/>
         </w:rPr>
-        <w:t xml:space="preserve">Actual output: Instead of counting down, the clock counted up</w:t>
-      </w:r>
-    </w:p>
-    <w:p>
-      <w:pPr>
-        <w:keepNext w:val="0"/>
-        <w:keepLines w:val="0"/>
-        <w:pageBreakBefore w:val="0"/>
-        <w:widowControl w:val="1"/>
-        <w:numPr>
-          <w:ilvl w:val="1"/>
-          <w:numId w:val="1"/>
-        </w:numPr>
-        <w:pBdr>
-          <w:top w:space="0" w:sz="0" w:val="nil"/>
-          <w:left w:space="0" w:sz="0" w:val="nil"/>
-          <w:bottom w:space="0" w:sz="0" w:val="nil"/>
-          <w:right w:space="0" w:sz="0" w:val="nil"/>
-          <w:between w:space="0" w:sz="0" w:val="nil"/>
-        </w:pBdr>
-        <w:shd w:fill="auto" w:val="clear"/>
-        <w:spacing w:after="0" w:before="0" w:line="276" w:lineRule="auto"/>
-        <w:ind w:left="1440" w:right="0" w:hanging="360"/>
-        <w:jc w:val="left"/>
-      </w:pPr>
-      <w:r>
-        <w:rPr>
-          <w:rtl w:val="0"/>
-        </w:rPr>
-        <w:t xml:space="preserve">Pass or Fail: Fail</w:t>
+        <w:t xml:space="preserve">Pass or Fail: Pass</w:t>
       </w:r>
     </w:p>
     <w:p>
@@ -4675,6 +5535,50 @@
         <w:pageBreakBefore w:val="0"/>
         <w:widowControl w:val="1"/>
         <w:numPr>
+          <w:ilvl w:val="0"/>
+          <w:numId w:val="1"/>
+        </w:numPr>
+        <w:pBdr>
+          <w:top w:space="0" w:sz="0" w:val="nil"/>
+          <w:left w:space="0" w:sz="0" w:val="nil"/>
+          <w:bottom w:space="0" w:sz="0" w:val="nil"/>
+          <w:right w:space="0" w:sz="0" w:val="nil"/>
+          <w:between w:space="0" w:sz="0" w:val="nil"/>
+        </w:pBdr>
+        <w:shd w:fill="auto" w:val="clear"/>
+        <w:spacing w:after="0" w:before="0" w:line="276" w:lineRule="auto"/>
+        <w:ind w:left="720" w:right="0" w:hanging="360"/>
+        <w:jc w:val="left"/>
+        <w:rPr>
+          <w:u w:val="none"/>
+        </w:rPr>
+      </w:pPr>
+      <w:r>
+        <w:rPr>
+          <w:rtl w:val="0"/>
+        </w:rPr>
+        <w:t xml:space="preserve">Test Case </w:t>
+      </w:r>
+      <w:r>
+        <w:rPr>
+          <w:rtl w:val="0"/>
+        </w:rPr>
+        <w:t xml:space="preserve">Name:</w:t>
+      </w:r>
+      <w:r>
+        <w:rPr>
+          <w:rtl w:val="0"/>
+        </w:rPr>
+        <w:t xml:space="preserve"> Game Access Restriction</w:t>
+      </w:r>
+    </w:p>
+    <w:p>
+      <w:pPr>
+        <w:keepNext w:val="0"/>
+        <w:keepLines w:val="0"/>
+        <w:pageBreakBefore w:val="0"/>
+        <w:widowControl w:val="1"/>
+        <w:numPr>
           <w:ilvl w:val="1"/>
           <w:numId w:val="1"/>
         </w:numPr>
@@ -4697,19 +5601,13 @@
         <w:rPr>
           <w:rtl w:val="0"/>
         </w:rPr>
-        <w:t xml:space="preserve">Test Case </w:t>
-      </w:r>
-      <w:r>
-        <w:rPr>
-          <w:rtl w:val="0"/>
-        </w:rPr>
-        <w:t xml:space="preserve">Name:</w:t>
-      </w:r>
-      <w:r>
-        <w:rPr>
-          <w:rtl w:val="0"/>
-        </w:rPr>
-        <w:t xml:space="preserve"> Game Access Restriction</w:t>
+        <w:t xml:space="preserve">New or old:</w:t>
+      </w:r>
+      <w:r>
+        <w:rPr>
+          <w:rtl w:val="0"/>
+        </w:rPr>
+        <w:t xml:space="preserve"> New</w:t>
       </w:r>
     </w:p>
     <w:p>
@@ -4741,13 +5639,13 @@
         <w:rPr>
           <w:rtl w:val="0"/>
         </w:rPr>
-        <w:t xml:space="preserve">New or old:</w:t>
-      </w:r>
-      <w:r>
-        <w:rPr>
-          <w:rtl w:val="0"/>
-        </w:rPr>
-        <w:t xml:space="preserve"> New</w:t>
+        <w:t xml:space="preserve">Test items:</w:t>
+      </w:r>
+      <w:r>
+        <w:rPr>
+          <w:rtl w:val="0"/>
+        </w:rPr>
+        <w:t xml:space="preserve"> Verify that users can only access games after studying for 45 minutes and may play for up to 10 minutes.</w:t>
       </w:r>
     </w:p>
     <w:p>
@@ -4779,13 +5677,13 @@
         <w:rPr>
           <w:rtl w:val="0"/>
         </w:rPr>
-        <w:t xml:space="preserve">Test items:</w:t>
-      </w:r>
-      <w:r>
-        <w:rPr>
-          <w:rtl w:val="0"/>
-        </w:rPr>
-        <w:t xml:space="preserve"> Verify that users can only access games after studying for 45 minutes and may play for up to 10 minutes.</w:t>
+        <w:t xml:space="preserve">Test priority:</w:t>
+      </w:r>
+      <w:r>
+        <w:rPr>
+          <w:rtl w:val="0"/>
+        </w:rPr>
+        <w:t xml:space="preserve"> High</w:t>
       </w:r>
     </w:p>
     <w:p>
@@ -4817,13 +5715,13 @@
         <w:rPr>
           <w:rtl w:val="0"/>
         </w:rPr>
-        <w:t xml:space="preserve">Test priority:</w:t>
-      </w:r>
-      <w:r>
-        <w:rPr>
-          <w:rtl w:val="0"/>
-        </w:rPr>
-        <w:t xml:space="preserve"> High</w:t>
+        <w:t xml:space="preserve">Dependencies:</w:t>
+      </w:r>
+      <w:r>
+        <w:rPr>
+          <w:rtl w:val="0"/>
+        </w:rPr>
+        <w:t xml:space="preserve"> Requires working study session recording (FR-10, KAN-218).</w:t>
       </w:r>
     </w:p>
     <w:p>
@@ -4855,13 +5753,13 @@
         <w:rPr>
           <w:rtl w:val="0"/>
         </w:rPr>
-        <w:t xml:space="preserve">Dependencies:</w:t>
-      </w:r>
-      <w:r>
-        <w:rPr>
-          <w:rtl w:val="0"/>
-        </w:rPr>
-        <w:t xml:space="preserve"> Requires working study session recording (FR-10, KAN-218).</w:t>
+        <w:t xml:space="preserve">Preconditions:</w:t>
+      </w:r>
+      <w:r>
+        <w:rPr>
+          <w:rtl w:val="0"/>
+        </w:rPr>
+        <w:t xml:space="preserve"> User must have completed at least one study session.</w:t>
       </w:r>
     </w:p>
     <w:p>
@@ -4893,13 +5791,13 @@
         <w:rPr>
           <w:rtl w:val="0"/>
         </w:rPr>
-        <w:t xml:space="preserve">Preconditions:</w:t>
-      </w:r>
-      <w:r>
-        <w:rPr>
-          <w:rtl w:val="0"/>
-        </w:rPr>
-        <w:t xml:space="preserve"> User must have completed at least one study session.</w:t>
+        <w:t xml:space="preserve">Input data:</w:t>
+      </w:r>
+      <w:r>
+        <w:rPr>
+          <w:rtl w:val="0"/>
+        </w:rPr>
+        <w:t xml:space="preserve"> 45-minute study duration.</w:t>
       </w:r>
     </w:p>
     <w:p>
@@ -4931,13 +5829,94 @@
         <w:rPr>
           <w:rtl w:val="0"/>
         </w:rPr>
-        <w:t xml:space="preserve">Input data:</w:t>
-      </w:r>
-      <w:r>
-        <w:rPr>
-          <w:rtl w:val="0"/>
-        </w:rPr>
-        <w:t xml:space="preserve"> 45-minute study duration.</w:t>
+        <w:t xml:space="preserve">Test steps:</w:t>
+      </w:r>
+    </w:p>
+    <w:p>
+      <w:pPr>
+        <w:keepNext w:val="0"/>
+        <w:keepLines w:val="0"/>
+        <w:pageBreakBefore w:val="0"/>
+        <w:widowControl w:val="1"/>
+        <w:numPr>
+          <w:ilvl w:val="2"/>
+          <w:numId w:val="1"/>
+        </w:numPr>
+        <w:pBdr>
+          <w:top w:space="0" w:sz="0" w:val="nil"/>
+          <w:left w:space="0" w:sz="0" w:val="nil"/>
+          <w:bottom w:space="0" w:sz="0" w:val="nil"/>
+          <w:right w:space="0" w:sz="0" w:val="nil"/>
+          <w:between w:space="0" w:sz="0" w:val="nil"/>
+        </w:pBdr>
+        <w:shd w:fill="auto" w:val="clear"/>
+        <w:spacing w:after="0" w:before="0" w:line="276" w:lineRule="auto"/>
+        <w:ind w:left="2160" w:right="0" w:hanging="360"/>
+        <w:jc w:val="left"/>
+      </w:pPr>
+      <w:r>
+        <w:rPr>
+          <w:rtl w:val="0"/>
+        </w:rPr>
+        <w:t xml:space="preserve">Attempt to enter GameMenu before 45 minutes of study.</w:t>
+      </w:r>
+    </w:p>
+    <w:p>
+      <w:pPr>
+        <w:keepNext w:val="0"/>
+        <w:keepLines w:val="0"/>
+        <w:pageBreakBefore w:val="0"/>
+        <w:widowControl w:val="1"/>
+        <w:numPr>
+          <w:ilvl w:val="2"/>
+          <w:numId w:val="1"/>
+        </w:numPr>
+        <w:pBdr>
+          <w:top w:space="0" w:sz="0" w:val="nil"/>
+          <w:left w:space="0" w:sz="0" w:val="nil"/>
+          <w:bottom w:space="0" w:sz="0" w:val="nil"/>
+          <w:right w:space="0" w:sz="0" w:val="nil"/>
+          <w:between w:space="0" w:sz="0" w:val="nil"/>
+        </w:pBdr>
+        <w:shd w:fill="auto" w:val="clear"/>
+        <w:spacing w:after="0" w:before="0" w:line="276" w:lineRule="auto"/>
+        <w:ind w:left="2160" w:right="0" w:hanging="360"/>
+        <w:jc w:val="left"/>
+      </w:pPr>
+      <w:r>
+        <w:rPr>
+          <w:rtl w:val="0"/>
+        </w:rPr>
+        <w:t xml:space="preserve">Complete a total of 45 minutes of study time.</w:t>
+      </w:r>
+    </w:p>
+    <w:p>
+      <w:pPr>
+        <w:keepNext w:val="0"/>
+        <w:keepLines w:val="0"/>
+        <w:pageBreakBefore w:val="0"/>
+        <w:widowControl w:val="1"/>
+        <w:numPr>
+          <w:ilvl w:val="2"/>
+          <w:numId w:val="1"/>
+        </w:numPr>
+        <w:pBdr>
+          <w:top w:space="0" w:sz="0" w:val="nil"/>
+          <w:left w:space="0" w:sz="0" w:val="nil"/>
+          <w:bottom w:space="0" w:sz="0" w:val="nil"/>
+          <w:right w:space="0" w:sz="0" w:val="nil"/>
+          <w:between w:space="0" w:sz="0" w:val="nil"/>
+        </w:pBdr>
+        <w:shd w:fill="auto" w:val="clear"/>
+        <w:spacing w:after="0" w:before="0" w:line="276" w:lineRule="auto"/>
+        <w:ind w:left="2160" w:right="0" w:hanging="360"/>
+        <w:jc w:val="left"/>
+      </w:pPr>
+      <w:r>
+        <w:rPr>
+          <w:rtl w:val="0"/>
+        </w:rPr>
+        <w:t xml:space="preserve">Re-enter GameMenu and start Game 1.</w:t>
       </w:r>
     </w:p>
     <w:p>
@@ -4961,102 +5940,24 @@
         <w:spacing w:after="0" w:before="0" w:line="276" w:lineRule="auto"/>
         <w:ind w:left="1440" w:right="0" w:hanging="360"/>
         <w:jc w:val="left"/>
-        <w:rPr>
-          <w:u w:val="none"/>
-        </w:rPr>
-      </w:pPr>
-      <w:r>
-        <w:rPr>
-          <w:rtl w:val="0"/>
-        </w:rPr>
-        <w:t xml:space="preserve">Test steps:</w:t>
-      </w:r>
-    </w:p>
-    <w:p>
-      <w:pPr>
-        <w:keepNext w:val="0"/>
-        <w:keepLines w:val="0"/>
-        <w:pageBreakBefore w:val="0"/>
-        <w:widowControl w:val="1"/>
-        <w:numPr>
-          <w:ilvl w:val="2"/>
-          <w:numId w:val="1"/>
-        </w:numPr>
-        <w:pBdr>
-          <w:top w:space="0" w:sz="0" w:val="nil"/>
-          <w:left w:space="0" w:sz="0" w:val="nil"/>
-          <w:bottom w:space="0" w:sz="0" w:val="nil"/>
-          <w:right w:space="0" w:sz="0" w:val="nil"/>
-          <w:between w:space="0" w:sz="0" w:val="nil"/>
-        </w:pBdr>
-        <w:shd w:fill="auto" w:val="clear"/>
-        <w:spacing w:after="0" w:before="0" w:line="276" w:lineRule="auto"/>
-        <w:ind w:left="2160" w:right="0" w:hanging="360"/>
-        <w:jc w:val="left"/>
-      </w:pPr>
-      <w:r>
-        <w:rPr>
-          <w:rtl w:val="0"/>
-        </w:rPr>
-        <w:t xml:space="preserve">Attempt to enter GameMenu before 45 minutes of study.</w:t>
-      </w:r>
-    </w:p>
-    <w:p>
-      <w:pPr>
-        <w:keepNext w:val="0"/>
-        <w:keepLines w:val="0"/>
-        <w:pageBreakBefore w:val="0"/>
-        <w:widowControl w:val="1"/>
-        <w:numPr>
-          <w:ilvl w:val="2"/>
-          <w:numId w:val="1"/>
-        </w:numPr>
-        <w:pBdr>
-          <w:top w:space="0" w:sz="0" w:val="nil"/>
-          <w:left w:space="0" w:sz="0" w:val="nil"/>
-          <w:bottom w:space="0" w:sz="0" w:val="nil"/>
-          <w:right w:space="0" w:sz="0" w:val="nil"/>
-          <w:between w:space="0" w:sz="0" w:val="nil"/>
-        </w:pBdr>
-        <w:shd w:fill="auto" w:val="clear"/>
-        <w:spacing w:after="0" w:before="0" w:line="276" w:lineRule="auto"/>
-        <w:ind w:left="2160" w:right="0" w:hanging="360"/>
-        <w:jc w:val="left"/>
-      </w:pPr>
-      <w:r>
-        <w:rPr>
-          <w:rtl w:val="0"/>
-        </w:rPr>
-        <w:t xml:space="preserve">Complete a total of 45 minutes of study time.</w:t>
-      </w:r>
-    </w:p>
-    <w:p>
-      <w:pPr>
-        <w:keepNext w:val="0"/>
-        <w:keepLines w:val="0"/>
-        <w:pageBreakBefore w:val="0"/>
-        <w:widowControl w:val="1"/>
-        <w:numPr>
-          <w:ilvl w:val="2"/>
-          <w:numId w:val="1"/>
-        </w:numPr>
-        <w:pBdr>
-          <w:top w:space="0" w:sz="0" w:val="nil"/>
-          <w:left w:space="0" w:sz="0" w:val="nil"/>
-          <w:bottom w:space="0" w:sz="0" w:val="nil"/>
-          <w:right w:space="0" w:sz="0" w:val="nil"/>
-          <w:between w:space="0" w:sz="0" w:val="nil"/>
-        </w:pBdr>
-        <w:shd w:fill="auto" w:val="clear"/>
-        <w:spacing w:after="0" w:before="0" w:line="276" w:lineRule="auto"/>
-        <w:ind w:left="2160" w:right="0" w:hanging="360"/>
-        <w:jc w:val="left"/>
-      </w:pPr>
-      <w:r>
-        <w:rPr>
-          <w:rtl w:val="0"/>
-        </w:rPr>
-        <w:t xml:space="preserve">Re-enter GameMenu and start Game 1.</w:t>
+      </w:pPr>
+      <w:r>
+        <w:rPr>
+          <w:rtl w:val="0"/>
+        </w:rPr>
+        <w:t xml:space="preserve"> </w:t>
+      </w:r>
+      <w:r>
+        <w:rPr>
+          <w:rtl w:val="0"/>
+        </w:rPr>
+        <w:t xml:space="preserve">Postconditions:</w:t>
+      </w:r>
+      <w:r>
+        <w:rPr>
+          <w:rtl w:val="0"/>
+        </w:rPr>
+        <w:t xml:space="preserve"> The game unlocks only after 45 minutes and ends automatically after 10 minutes.</w:t>
       </w:r>
     </w:p>
     <w:p>
@@ -5085,19 +5986,13 @@
         <w:rPr>
           <w:rtl w:val="0"/>
         </w:rPr>
-        <w:t xml:space="preserve"> </w:t>
-      </w:r>
-      <w:r>
-        <w:rPr>
-          <w:rtl w:val="0"/>
-        </w:rPr>
-        <w:t xml:space="preserve">Postconditions:</w:t>
-      </w:r>
-      <w:r>
-        <w:rPr>
-          <w:rtl w:val="0"/>
-        </w:rPr>
-        <w:t xml:space="preserve"> The game unlocks only after 45 minutes and ends automatically after 10 minutes.</w:t>
+        <w:t xml:space="preserve">Expected output:</w:t>
+      </w:r>
+      <w:r>
+        <w:rPr>
+          <w:rtl w:val="0"/>
+        </w:rPr>
+        <w:t xml:space="preserve"> Access blocked before study completion; unlocked after 45 minutes; play stops automatically at 10 minutes.</w:t>
       </w:r>
     </w:p>
     <w:p>
@@ -5126,13 +6021,13 @@
         <w:rPr>
           <w:rtl w:val="0"/>
         </w:rPr>
-        <w:t xml:space="preserve">Expected output:</w:t>
-      </w:r>
-      <w:r>
-        <w:rPr>
-          <w:rtl w:val="0"/>
-        </w:rPr>
-        <w:t xml:space="preserve"> Access blocked before study completion; unlocked after 45 minutes; play stops automatically at 10 minutes.</w:t>
+        <w:t xml:space="preserve">Actual output:</w:t>
+      </w:r>
+      <w:r>
+        <w:rPr>
+          <w:rtl w:val="0"/>
+        </w:rPr>
+        <w:t xml:space="preserve"> Matches expected behavior.</w:t>
       </w:r>
     </w:p>
     <w:p>
@@ -5161,13 +6056,13 @@
         <w:rPr>
           <w:rtl w:val="0"/>
         </w:rPr>
-        <w:t xml:space="preserve">Actual output:</w:t>
-      </w:r>
-      <w:r>
-        <w:rPr>
-          <w:rtl w:val="0"/>
-        </w:rPr>
-        <w:t xml:space="preserve"> Matches expected behavior.</w:t>
+        <w:t xml:space="preserve">Pass or Fail:</w:t>
+      </w:r>
+      <w:r>
+        <w:rPr>
+          <w:rtl w:val="0"/>
+        </w:rPr>
+        <w:t xml:space="preserve"> Pass</w:t>
       </w:r>
     </w:p>
     <w:p>
@@ -5196,13 +6091,70 @@
         <w:rPr>
           <w:rtl w:val="0"/>
         </w:rPr>
-        <w:t xml:space="preserve">Pass or Fail:</w:t>
-      </w:r>
-      <w:r>
-        <w:rPr>
-          <w:rtl w:val="0"/>
-        </w:rPr>
-        <w:t xml:space="preserve"> Pass</w:t>
+        <w:t xml:space="preserve">Bug id/link:</w:t>
+      </w:r>
+      <w:r>
+        <w:rPr>
+          <w:rtl w:val="0"/>
+        </w:rPr>
+        <w:t xml:space="preserve"> KAN-218</w:t>
+      </w:r>
+    </w:p>
+    <w:p>
+      <w:pPr>
+        <w:keepNext w:val="0"/>
+        <w:keepLines w:val="0"/>
+        <w:pageBreakBefore w:val="0"/>
+        <w:widowControl w:val="1"/>
+        <w:pBdr>
+          <w:top w:space="0" w:sz="0" w:val="nil"/>
+          <w:left w:space="0" w:sz="0" w:val="nil"/>
+          <w:bottom w:space="0" w:sz="0" w:val="nil"/>
+          <w:right w:space="0" w:sz="0" w:val="nil"/>
+          <w:between w:space="0" w:sz="0" w:val="nil"/>
+        </w:pBdr>
+        <w:shd w:fill="auto" w:val="clear"/>
+        <w:spacing w:after="0" w:before="0" w:line="276" w:lineRule="auto"/>
+        <w:ind w:left="1440" w:right="0" w:firstLine="0"/>
+        <w:jc w:val="left"/>
+        <w:rPr/>
+      </w:pPr>
+      <w:r>
+        <w:rPr>
+          <w:rtl w:val="0"/>
+        </w:rPr>
+      </w:r>
+    </w:p>
+    <w:p>
+      <w:pPr>
+        <w:keepNext w:val="0"/>
+        <w:keepLines w:val="0"/>
+        <w:pageBreakBefore w:val="0"/>
+        <w:widowControl w:val="1"/>
+        <w:numPr>
+          <w:ilvl w:val="0"/>
+          <w:numId w:val="1"/>
+        </w:numPr>
+        <w:pBdr>
+          <w:top w:space="0" w:sz="0" w:val="nil"/>
+          <w:left w:space="0" w:sz="0" w:val="nil"/>
+          <w:bottom w:space="0" w:sz="0" w:val="nil"/>
+          <w:right w:space="0" w:sz="0" w:val="nil"/>
+          <w:between w:space="0" w:sz="0" w:val="nil"/>
+        </w:pBdr>
+        <w:shd w:fill="auto" w:val="clear"/>
+        <w:spacing w:after="0" w:before="0" w:line="276" w:lineRule="auto"/>
+        <w:ind w:left="720" w:right="0" w:hanging="360"/>
+        <w:jc w:val="left"/>
+        <w:rPr>
+          <w:u w:val="none"/>
+        </w:rPr>
+      </w:pPr>
+      <w:r>
+        <w:rPr>
+          <w:rtl w:val="0"/>
+        </w:rPr>
+        <w:t xml:space="preserve">User Registration</w:t>
       </w:r>
     </w:p>
     <w:p>
@@ -5226,18 +6178,1470 @@
         <w:spacing w:after="0" w:before="0" w:line="276" w:lineRule="auto"/>
         <w:ind w:left="1440" w:right="0" w:hanging="360"/>
         <w:jc w:val="left"/>
-      </w:pPr>
-      <w:r>
-        <w:rPr>
-          <w:rtl w:val="0"/>
-        </w:rPr>
-        <w:t xml:space="preserve">Bug id/link:</w:t>
-      </w:r>
-      <w:r>
-        <w:rPr>
-          <w:rtl w:val="0"/>
-        </w:rPr>
-        <w:t xml:space="preserve"> KAN-218</w:t>
+        <w:rPr>
+          <w:u w:val="none"/>
+        </w:rPr>
+      </w:pPr>
+      <w:r>
+        <w:rPr>
+          <w:rtl w:val="0"/>
+        </w:rPr>
+        <w:t xml:space="preserve">New or Old: New</w:t>
+      </w:r>
+    </w:p>
+    <w:p>
+      <w:pPr>
+        <w:keepNext w:val="0"/>
+        <w:keepLines w:val="0"/>
+        <w:pageBreakBefore w:val="0"/>
+        <w:widowControl w:val="1"/>
+        <w:numPr>
+          <w:ilvl w:val="1"/>
+          <w:numId w:val="1"/>
+        </w:numPr>
+        <w:pBdr>
+          <w:top w:space="0" w:sz="0" w:val="nil"/>
+          <w:left w:space="0" w:sz="0" w:val="nil"/>
+          <w:bottom w:space="0" w:sz="0" w:val="nil"/>
+          <w:right w:space="0" w:sz="0" w:val="nil"/>
+          <w:between w:space="0" w:sz="0" w:val="nil"/>
+        </w:pBdr>
+        <w:shd w:fill="auto" w:val="clear"/>
+        <w:spacing w:after="0" w:before="0" w:line="276" w:lineRule="auto"/>
+        <w:ind w:left="1440" w:right="0" w:hanging="360"/>
+        <w:jc w:val="left"/>
+        <w:rPr>
+          <w:u w:val="none"/>
+        </w:rPr>
+      </w:pPr>
+      <w:r>
+        <w:rPr>
+          <w:rtl w:val="0"/>
+        </w:rPr>
+        <w:t xml:space="preserve">Test items: Can a new user register successfully</w:t>
+      </w:r>
+    </w:p>
+    <w:p>
+      <w:pPr>
+        <w:keepNext w:val="0"/>
+        <w:keepLines w:val="0"/>
+        <w:pageBreakBefore w:val="0"/>
+        <w:widowControl w:val="1"/>
+        <w:numPr>
+          <w:ilvl w:val="1"/>
+          <w:numId w:val="1"/>
+        </w:numPr>
+        <w:pBdr>
+          <w:top w:space="0" w:sz="0" w:val="nil"/>
+          <w:left w:space="0" w:sz="0" w:val="nil"/>
+          <w:bottom w:space="0" w:sz="0" w:val="nil"/>
+          <w:right w:space="0" w:sz="0" w:val="nil"/>
+          <w:between w:space="0" w:sz="0" w:val="nil"/>
+        </w:pBdr>
+        <w:shd w:fill="auto" w:val="clear"/>
+        <w:spacing w:after="0" w:before="0" w:line="276" w:lineRule="auto"/>
+        <w:ind w:left="1440" w:right="0" w:hanging="360"/>
+        <w:jc w:val="left"/>
+        <w:rPr>
+          <w:u w:val="none"/>
+        </w:rPr>
+      </w:pPr>
+      <w:r>
+        <w:rPr>
+          <w:rtl w:val="0"/>
+        </w:rPr>
+        <w:t xml:space="preserve">Test priority: High</w:t>
+      </w:r>
+    </w:p>
+    <w:p>
+      <w:pPr>
+        <w:keepNext w:val="0"/>
+        <w:keepLines w:val="0"/>
+        <w:pageBreakBefore w:val="0"/>
+        <w:widowControl w:val="1"/>
+        <w:numPr>
+          <w:ilvl w:val="1"/>
+          <w:numId w:val="1"/>
+        </w:numPr>
+        <w:pBdr>
+          <w:top w:space="0" w:sz="0" w:val="nil"/>
+          <w:left w:space="0" w:sz="0" w:val="nil"/>
+          <w:bottom w:space="0" w:sz="0" w:val="nil"/>
+          <w:right w:space="0" w:sz="0" w:val="nil"/>
+          <w:between w:space="0" w:sz="0" w:val="nil"/>
+        </w:pBdr>
+        <w:shd w:fill="auto" w:val="clear"/>
+        <w:spacing w:after="0" w:before="0" w:line="276" w:lineRule="auto"/>
+        <w:ind w:left="1440" w:right="0" w:hanging="360"/>
+        <w:jc w:val="left"/>
+        <w:rPr>
+          <w:u w:val="none"/>
+        </w:rPr>
+      </w:pPr>
+      <w:r>
+        <w:rPr>
+          <w:rtl w:val="0"/>
+        </w:rPr>
+        <w:t xml:space="preserve">Dependencies: No</w:t>
+      </w:r>
+    </w:p>
+    <w:p>
+      <w:pPr>
+        <w:keepNext w:val="0"/>
+        <w:keepLines w:val="0"/>
+        <w:pageBreakBefore w:val="0"/>
+        <w:widowControl w:val="1"/>
+        <w:numPr>
+          <w:ilvl w:val="1"/>
+          <w:numId w:val="1"/>
+        </w:numPr>
+        <w:pBdr>
+          <w:top w:space="0" w:sz="0" w:val="nil"/>
+          <w:left w:space="0" w:sz="0" w:val="nil"/>
+          <w:bottom w:space="0" w:sz="0" w:val="nil"/>
+          <w:right w:space="0" w:sz="0" w:val="nil"/>
+          <w:between w:space="0" w:sz="0" w:val="nil"/>
+        </w:pBdr>
+        <w:shd w:fill="auto" w:val="clear"/>
+        <w:spacing w:after="0" w:before="0" w:line="276" w:lineRule="auto"/>
+        <w:ind w:left="1440" w:right="0" w:hanging="360"/>
+        <w:jc w:val="left"/>
+        <w:rPr>
+          <w:u w:val="none"/>
+        </w:rPr>
+      </w:pPr>
+      <w:r>
+        <w:rPr>
+          <w:rtl w:val="0"/>
+        </w:rPr>
+        <w:t xml:space="preserve">Preconditions: User is on the registration screen</w:t>
+      </w:r>
+    </w:p>
+    <w:p>
+      <w:pPr>
+        <w:keepNext w:val="0"/>
+        <w:keepLines w:val="0"/>
+        <w:pageBreakBefore w:val="0"/>
+        <w:widowControl w:val="1"/>
+        <w:numPr>
+          <w:ilvl w:val="1"/>
+          <w:numId w:val="1"/>
+        </w:numPr>
+        <w:pBdr>
+          <w:top w:space="0" w:sz="0" w:val="nil"/>
+          <w:left w:space="0" w:sz="0" w:val="nil"/>
+          <w:bottom w:space="0" w:sz="0" w:val="nil"/>
+          <w:right w:space="0" w:sz="0" w:val="nil"/>
+          <w:between w:space="0" w:sz="0" w:val="nil"/>
+        </w:pBdr>
+        <w:shd w:fill="auto" w:val="clear"/>
+        <w:spacing w:after="0" w:before="0" w:line="276" w:lineRule="auto"/>
+        <w:ind w:left="1440" w:right="0" w:hanging="360"/>
+        <w:jc w:val="left"/>
+        <w:rPr>
+          <w:u w:val="none"/>
+        </w:rPr>
+      </w:pPr>
+      <w:r>
+        <w:rPr>
+          <w:rtl w:val="0"/>
+        </w:rPr>
+        <w:t xml:space="preserve">Input Data: valid username and password</w:t>
+      </w:r>
+    </w:p>
+    <w:p>
+      <w:pPr>
+        <w:keepNext w:val="0"/>
+        <w:keepLines w:val="0"/>
+        <w:pageBreakBefore w:val="0"/>
+        <w:widowControl w:val="1"/>
+        <w:numPr>
+          <w:ilvl w:val="1"/>
+          <w:numId w:val="1"/>
+        </w:numPr>
+        <w:pBdr>
+          <w:top w:space="0" w:sz="0" w:val="nil"/>
+          <w:left w:space="0" w:sz="0" w:val="nil"/>
+          <w:bottom w:space="0" w:sz="0" w:val="nil"/>
+          <w:right w:space="0" w:sz="0" w:val="nil"/>
+          <w:between w:space="0" w:sz="0" w:val="nil"/>
+        </w:pBdr>
+        <w:shd w:fill="auto" w:val="clear"/>
+        <w:spacing w:after="0" w:before="0" w:line="276" w:lineRule="auto"/>
+        <w:ind w:left="1440" w:right="0" w:hanging="360"/>
+        <w:jc w:val="left"/>
+        <w:rPr>
+          <w:u w:val="none"/>
+        </w:rPr>
+      </w:pPr>
+      <w:r>
+        <w:rPr>
+          <w:rtl w:val="0"/>
+        </w:rPr>
+        <w:t xml:space="preserve">Test steps: Fill in registration form and click “Register”</w:t>
+      </w:r>
+    </w:p>
+    <w:p>
+      <w:pPr>
+        <w:keepNext w:val="0"/>
+        <w:keepLines w:val="0"/>
+        <w:pageBreakBefore w:val="0"/>
+        <w:widowControl w:val="1"/>
+        <w:numPr>
+          <w:ilvl w:val="1"/>
+          <w:numId w:val="1"/>
+        </w:numPr>
+        <w:pBdr>
+          <w:top w:space="0" w:sz="0" w:val="nil"/>
+          <w:left w:space="0" w:sz="0" w:val="nil"/>
+          <w:bottom w:space="0" w:sz="0" w:val="nil"/>
+          <w:right w:space="0" w:sz="0" w:val="nil"/>
+          <w:between w:space="0" w:sz="0" w:val="nil"/>
+        </w:pBdr>
+        <w:shd w:fill="auto" w:val="clear"/>
+        <w:spacing w:after="0" w:before="0" w:line="276" w:lineRule="auto"/>
+        <w:ind w:left="1440" w:right="0" w:hanging="360"/>
+        <w:jc w:val="left"/>
+        <w:rPr>
+          <w:u w:val="none"/>
+        </w:rPr>
+      </w:pPr>
+      <w:r>
+        <w:rPr>
+          <w:rtl w:val="0"/>
+        </w:rPr>
+        <w:t xml:space="preserve">Postconditions: User account is created</w:t>
+      </w:r>
+    </w:p>
+    <w:p>
+      <w:pPr>
+        <w:keepNext w:val="0"/>
+        <w:keepLines w:val="0"/>
+        <w:pageBreakBefore w:val="0"/>
+        <w:widowControl w:val="1"/>
+        <w:numPr>
+          <w:ilvl w:val="1"/>
+          <w:numId w:val="1"/>
+        </w:numPr>
+        <w:pBdr>
+          <w:top w:space="0" w:sz="0" w:val="nil"/>
+          <w:left w:space="0" w:sz="0" w:val="nil"/>
+          <w:bottom w:space="0" w:sz="0" w:val="nil"/>
+          <w:right w:space="0" w:sz="0" w:val="nil"/>
+          <w:between w:space="0" w:sz="0" w:val="nil"/>
+        </w:pBdr>
+        <w:shd w:fill="auto" w:val="clear"/>
+        <w:spacing w:after="0" w:before="0" w:line="276" w:lineRule="auto"/>
+        <w:ind w:left="1440" w:right="0" w:hanging="360"/>
+        <w:jc w:val="left"/>
+        <w:rPr>
+          <w:u w:val="none"/>
+        </w:rPr>
+      </w:pPr>
+      <w:r>
+        <w:rPr>
+          <w:rtl w:val="0"/>
+        </w:rPr>
+        <w:t xml:space="preserve">Expected output: Register button changes to Login button and user data is stored</w:t>
+      </w:r>
+    </w:p>
+    <w:p>
+      <w:pPr>
+        <w:keepNext w:val="0"/>
+        <w:keepLines w:val="0"/>
+        <w:pageBreakBefore w:val="0"/>
+        <w:widowControl w:val="1"/>
+        <w:numPr>
+          <w:ilvl w:val="1"/>
+          <w:numId w:val="1"/>
+        </w:numPr>
+        <w:pBdr>
+          <w:top w:space="0" w:sz="0" w:val="nil"/>
+          <w:left w:space="0" w:sz="0" w:val="nil"/>
+          <w:bottom w:space="0" w:sz="0" w:val="nil"/>
+          <w:right w:space="0" w:sz="0" w:val="nil"/>
+          <w:between w:space="0" w:sz="0" w:val="nil"/>
+        </w:pBdr>
+        <w:shd w:fill="auto" w:val="clear"/>
+        <w:spacing w:after="0" w:before="0" w:line="276" w:lineRule="auto"/>
+        <w:ind w:left="1440" w:right="0" w:hanging="360"/>
+        <w:jc w:val="left"/>
+        <w:rPr>
+          <w:u w:val="none"/>
+        </w:rPr>
+      </w:pPr>
+      <w:r>
+        <w:rPr>
+          <w:rtl w:val="0"/>
+        </w:rPr>
+        <w:t xml:space="preserve">Actual output: Register button changes to Login button</w:t>
+      </w:r>
+    </w:p>
+    <w:p>
+      <w:pPr>
+        <w:keepNext w:val="0"/>
+        <w:keepLines w:val="0"/>
+        <w:pageBreakBefore w:val="0"/>
+        <w:widowControl w:val="1"/>
+        <w:numPr>
+          <w:ilvl w:val="1"/>
+          <w:numId w:val="1"/>
+        </w:numPr>
+        <w:pBdr>
+          <w:top w:space="0" w:sz="0" w:val="nil"/>
+          <w:left w:space="0" w:sz="0" w:val="nil"/>
+          <w:bottom w:space="0" w:sz="0" w:val="nil"/>
+          <w:right w:space="0" w:sz="0" w:val="nil"/>
+          <w:between w:space="0" w:sz="0" w:val="nil"/>
+        </w:pBdr>
+        <w:shd w:fill="auto" w:val="clear"/>
+        <w:spacing w:after="0" w:before="0" w:line="276" w:lineRule="auto"/>
+        <w:ind w:left="1440" w:right="0" w:hanging="360"/>
+        <w:jc w:val="left"/>
+        <w:rPr>
+          <w:u w:val="none"/>
+        </w:rPr>
+      </w:pPr>
+      <w:r>
+        <w:rPr>
+          <w:rtl w:val="0"/>
+        </w:rPr>
+        <w:t xml:space="preserve">Pass or Fail: Pass</w:t>
+      </w:r>
+    </w:p>
+    <w:p>
+      <w:pPr>
+        <w:keepNext w:val="0"/>
+        <w:keepLines w:val="0"/>
+        <w:pageBreakBefore w:val="0"/>
+        <w:widowControl w:val="1"/>
+        <w:numPr>
+          <w:ilvl w:val="1"/>
+          <w:numId w:val="1"/>
+        </w:numPr>
+        <w:pBdr>
+          <w:top w:space="0" w:sz="0" w:val="nil"/>
+          <w:left w:space="0" w:sz="0" w:val="nil"/>
+          <w:bottom w:space="0" w:sz="0" w:val="nil"/>
+          <w:right w:space="0" w:sz="0" w:val="nil"/>
+          <w:between w:space="0" w:sz="0" w:val="nil"/>
+        </w:pBdr>
+        <w:shd w:fill="auto" w:val="clear"/>
+        <w:spacing w:after="0" w:before="0" w:line="276" w:lineRule="auto"/>
+        <w:ind w:left="1440" w:right="0" w:hanging="360"/>
+        <w:jc w:val="left"/>
+        <w:rPr>
+          <w:u w:val="none"/>
+        </w:rPr>
+      </w:pPr>
+      <w:r>
+        <w:rPr>
+          <w:rtl w:val="0"/>
+        </w:rPr>
+        <w:t xml:space="preserve">Bug id: N/A</w:t>
+      </w:r>
+    </w:p>
+    <w:p>
+      <w:pPr>
+        <w:keepNext w:val="0"/>
+        <w:keepLines w:val="0"/>
+        <w:pageBreakBefore w:val="0"/>
+        <w:widowControl w:val="1"/>
+        <w:numPr>
+          <w:ilvl w:val="1"/>
+          <w:numId w:val="1"/>
+        </w:numPr>
+        <w:pBdr>
+          <w:top w:space="0" w:sz="0" w:val="nil"/>
+          <w:left w:space="0" w:sz="0" w:val="nil"/>
+          <w:bottom w:space="0" w:sz="0" w:val="nil"/>
+          <w:right w:space="0" w:sz="0" w:val="nil"/>
+          <w:between w:space="0" w:sz="0" w:val="nil"/>
+        </w:pBdr>
+        <w:shd w:fill="auto" w:val="clear"/>
+        <w:spacing w:after="0" w:before="0" w:line="276" w:lineRule="auto"/>
+        <w:ind w:left="1440" w:right="0" w:hanging="360"/>
+        <w:jc w:val="left"/>
+        <w:rPr>
+          <w:u w:val="none"/>
+        </w:rPr>
+      </w:pPr>
+      <w:r>
+        <w:rPr>
+          <w:rtl w:val="0"/>
+        </w:rPr>
+        <w:t xml:space="preserve">Additional notes: test invalid input separately. </w:t>
+      </w:r>
+    </w:p>
+    <w:p>
+      <w:pPr>
+        <w:keepNext w:val="0"/>
+        <w:keepLines w:val="0"/>
+        <w:pageBreakBefore w:val="0"/>
+        <w:widowControl w:val="1"/>
+        <w:pBdr>
+          <w:top w:space="0" w:sz="0" w:val="nil"/>
+          <w:left w:space="0" w:sz="0" w:val="nil"/>
+          <w:bottom w:space="0" w:sz="0" w:val="nil"/>
+          <w:right w:space="0" w:sz="0" w:val="nil"/>
+          <w:between w:space="0" w:sz="0" w:val="nil"/>
+        </w:pBdr>
+        <w:shd w:fill="auto" w:val="clear"/>
+        <w:spacing w:after="0" w:before="0" w:line="276" w:lineRule="auto"/>
+        <w:ind w:left="1440" w:right="0" w:firstLine="0"/>
+        <w:jc w:val="left"/>
+        <w:rPr/>
+      </w:pPr>
+      <w:r>
+        <w:rPr>
+          <w:rtl w:val="0"/>
+        </w:rPr>
+      </w:r>
+    </w:p>
+    <w:p>
+      <w:pPr>
+        <w:keepNext w:val="0"/>
+        <w:keepLines w:val="0"/>
+        <w:pageBreakBefore w:val="0"/>
+        <w:widowControl w:val="1"/>
+        <w:numPr>
+          <w:ilvl w:val="0"/>
+          <w:numId w:val="1"/>
+        </w:numPr>
+        <w:pBdr>
+          <w:top w:space="0" w:sz="0" w:val="nil"/>
+          <w:left w:space="0" w:sz="0" w:val="nil"/>
+          <w:bottom w:space="0" w:sz="0" w:val="nil"/>
+          <w:right w:space="0" w:sz="0" w:val="nil"/>
+          <w:between w:space="0" w:sz="0" w:val="nil"/>
+        </w:pBdr>
+        <w:shd w:fill="auto" w:val="clear"/>
+        <w:spacing w:after="0" w:before="0" w:line="276" w:lineRule="auto"/>
+        <w:ind w:left="720" w:right="0" w:hanging="360"/>
+        <w:jc w:val="left"/>
+        <w:rPr>
+          <w:u w:val="none"/>
+        </w:rPr>
+      </w:pPr>
+      <w:r>
+        <w:rPr>
+          <w:rtl w:val="0"/>
+        </w:rPr>
+        <w:t xml:space="preserve">User Login</w:t>
+      </w:r>
+    </w:p>
+    <w:p>
+      <w:pPr>
+        <w:keepNext w:val="0"/>
+        <w:keepLines w:val="0"/>
+        <w:pageBreakBefore w:val="0"/>
+        <w:widowControl w:val="1"/>
+        <w:numPr>
+          <w:ilvl w:val="1"/>
+          <w:numId w:val="1"/>
+        </w:numPr>
+        <w:pBdr>
+          <w:top w:space="0" w:sz="0" w:val="nil"/>
+          <w:left w:space="0" w:sz="0" w:val="nil"/>
+          <w:bottom w:space="0" w:sz="0" w:val="nil"/>
+          <w:right w:space="0" w:sz="0" w:val="nil"/>
+          <w:between w:space="0" w:sz="0" w:val="nil"/>
+        </w:pBdr>
+        <w:shd w:fill="auto" w:val="clear"/>
+        <w:spacing w:after="0" w:before="0" w:line="276" w:lineRule="auto"/>
+        <w:ind w:left="1440" w:right="0" w:hanging="360"/>
+        <w:jc w:val="left"/>
+      </w:pPr>
+      <w:r>
+        <w:rPr>
+          <w:rtl w:val="0"/>
+        </w:rPr>
+        <w:t xml:space="preserve">New or old: New</w:t>
+      </w:r>
+    </w:p>
+    <w:p>
+      <w:pPr>
+        <w:keepNext w:val="0"/>
+        <w:keepLines w:val="0"/>
+        <w:pageBreakBefore w:val="0"/>
+        <w:widowControl w:val="1"/>
+        <w:numPr>
+          <w:ilvl w:val="1"/>
+          <w:numId w:val="1"/>
+        </w:numPr>
+        <w:pBdr>
+          <w:top w:space="0" w:sz="0" w:val="nil"/>
+          <w:left w:space="0" w:sz="0" w:val="nil"/>
+          <w:bottom w:space="0" w:sz="0" w:val="nil"/>
+          <w:right w:space="0" w:sz="0" w:val="nil"/>
+          <w:between w:space="0" w:sz="0" w:val="nil"/>
+        </w:pBdr>
+        <w:shd w:fill="auto" w:val="clear"/>
+        <w:spacing w:after="0" w:before="0" w:line="276" w:lineRule="auto"/>
+        <w:ind w:left="1440" w:right="0" w:hanging="360"/>
+        <w:jc w:val="left"/>
+      </w:pPr>
+      <w:r>
+        <w:rPr>
+          <w:rtl w:val="0"/>
+        </w:rPr>
+        <w:t xml:space="preserve">Test items: Can a registered user log in</w:t>
+      </w:r>
+    </w:p>
+    <w:p>
+      <w:pPr>
+        <w:keepNext w:val="0"/>
+        <w:keepLines w:val="0"/>
+        <w:pageBreakBefore w:val="0"/>
+        <w:widowControl w:val="1"/>
+        <w:numPr>
+          <w:ilvl w:val="1"/>
+          <w:numId w:val="1"/>
+        </w:numPr>
+        <w:pBdr>
+          <w:top w:space="0" w:sz="0" w:val="nil"/>
+          <w:left w:space="0" w:sz="0" w:val="nil"/>
+          <w:bottom w:space="0" w:sz="0" w:val="nil"/>
+          <w:right w:space="0" w:sz="0" w:val="nil"/>
+          <w:between w:space="0" w:sz="0" w:val="nil"/>
+        </w:pBdr>
+        <w:shd w:fill="auto" w:val="clear"/>
+        <w:spacing w:after="0" w:before="0" w:line="276" w:lineRule="auto"/>
+        <w:ind w:left="1440" w:right="0" w:hanging="360"/>
+        <w:jc w:val="left"/>
+      </w:pPr>
+      <w:r>
+        <w:rPr>
+          <w:rtl w:val="0"/>
+        </w:rPr>
+        <w:t xml:space="preserve">Test priority: High</w:t>
+      </w:r>
+    </w:p>
+    <w:p>
+      <w:pPr>
+        <w:keepNext w:val="0"/>
+        <w:keepLines w:val="0"/>
+        <w:pageBreakBefore w:val="0"/>
+        <w:widowControl w:val="1"/>
+        <w:numPr>
+          <w:ilvl w:val="1"/>
+          <w:numId w:val="1"/>
+        </w:numPr>
+        <w:pBdr>
+          <w:top w:space="0" w:sz="0" w:val="nil"/>
+          <w:left w:space="0" w:sz="0" w:val="nil"/>
+          <w:bottom w:space="0" w:sz="0" w:val="nil"/>
+          <w:right w:space="0" w:sz="0" w:val="nil"/>
+          <w:between w:space="0" w:sz="0" w:val="nil"/>
+        </w:pBdr>
+        <w:shd w:fill="auto" w:val="clear"/>
+        <w:spacing w:after="0" w:before="0" w:line="276" w:lineRule="auto"/>
+        <w:ind w:left="1440" w:right="0" w:hanging="360"/>
+        <w:jc w:val="left"/>
+      </w:pPr>
+      <w:r>
+        <w:rPr>
+          <w:rtl w:val="0"/>
+        </w:rPr>
+        <w:t xml:space="preserve">Dependencies: Registration successful</w:t>
+      </w:r>
+    </w:p>
+    <w:p>
+      <w:pPr>
+        <w:keepNext w:val="0"/>
+        <w:keepLines w:val="0"/>
+        <w:pageBreakBefore w:val="0"/>
+        <w:widowControl w:val="1"/>
+        <w:numPr>
+          <w:ilvl w:val="1"/>
+          <w:numId w:val="1"/>
+        </w:numPr>
+        <w:pBdr>
+          <w:top w:space="0" w:sz="0" w:val="nil"/>
+          <w:left w:space="0" w:sz="0" w:val="nil"/>
+          <w:bottom w:space="0" w:sz="0" w:val="nil"/>
+          <w:right w:space="0" w:sz="0" w:val="nil"/>
+          <w:between w:space="0" w:sz="0" w:val="nil"/>
+        </w:pBdr>
+        <w:shd w:fill="auto" w:val="clear"/>
+        <w:spacing w:after="0" w:before="0" w:line="276" w:lineRule="auto"/>
+        <w:ind w:left="1440" w:right="0" w:hanging="360"/>
+        <w:jc w:val="left"/>
+      </w:pPr>
+      <w:r>
+        <w:rPr>
+          <w:rtl w:val="0"/>
+        </w:rPr>
+        <w:t xml:space="preserve">Preconditions: User account exists</w:t>
+      </w:r>
+    </w:p>
+    <w:p>
+      <w:pPr>
+        <w:keepNext w:val="0"/>
+        <w:keepLines w:val="0"/>
+        <w:pageBreakBefore w:val="0"/>
+        <w:widowControl w:val="1"/>
+        <w:numPr>
+          <w:ilvl w:val="1"/>
+          <w:numId w:val="1"/>
+        </w:numPr>
+        <w:pBdr>
+          <w:top w:space="0" w:sz="0" w:val="nil"/>
+          <w:left w:space="0" w:sz="0" w:val="nil"/>
+          <w:bottom w:space="0" w:sz="0" w:val="nil"/>
+          <w:right w:space="0" w:sz="0" w:val="nil"/>
+          <w:between w:space="0" w:sz="0" w:val="nil"/>
+        </w:pBdr>
+        <w:shd w:fill="auto" w:val="clear"/>
+        <w:spacing w:after="0" w:before="0" w:line="276" w:lineRule="auto"/>
+        <w:ind w:left="1440" w:right="0" w:hanging="360"/>
+        <w:jc w:val="left"/>
+      </w:pPr>
+      <w:r>
+        <w:rPr>
+          <w:rtl w:val="0"/>
+        </w:rPr>
+        <w:t xml:space="preserve">Input data: Username and password</w:t>
+      </w:r>
+    </w:p>
+    <w:p>
+      <w:pPr>
+        <w:keepNext w:val="0"/>
+        <w:keepLines w:val="0"/>
+        <w:pageBreakBefore w:val="0"/>
+        <w:widowControl w:val="1"/>
+        <w:numPr>
+          <w:ilvl w:val="1"/>
+          <w:numId w:val="1"/>
+        </w:numPr>
+        <w:pBdr>
+          <w:top w:space="0" w:sz="0" w:val="nil"/>
+          <w:left w:space="0" w:sz="0" w:val="nil"/>
+          <w:bottom w:space="0" w:sz="0" w:val="nil"/>
+          <w:right w:space="0" w:sz="0" w:val="nil"/>
+          <w:between w:space="0" w:sz="0" w:val="nil"/>
+        </w:pBdr>
+        <w:shd w:fill="auto" w:val="clear"/>
+        <w:spacing w:after="0" w:before="0" w:line="276" w:lineRule="auto"/>
+        <w:ind w:left="1440" w:right="0" w:hanging="360"/>
+        <w:jc w:val="left"/>
+      </w:pPr>
+      <w:r>
+        <w:rPr>
+          <w:rtl w:val="0"/>
+        </w:rPr>
+        <w:t xml:space="preserve">Test steps: Enter credentials and click “Login”</w:t>
+      </w:r>
+    </w:p>
+    <w:p>
+      <w:pPr>
+        <w:keepNext w:val="0"/>
+        <w:keepLines w:val="0"/>
+        <w:pageBreakBefore w:val="0"/>
+        <w:widowControl w:val="1"/>
+        <w:numPr>
+          <w:ilvl w:val="1"/>
+          <w:numId w:val="1"/>
+        </w:numPr>
+        <w:pBdr>
+          <w:top w:space="0" w:sz="0" w:val="nil"/>
+          <w:left w:space="0" w:sz="0" w:val="nil"/>
+          <w:bottom w:space="0" w:sz="0" w:val="nil"/>
+          <w:right w:space="0" w:sz="0" w:val="nil"/>
+          <w:between w:space="0" w:sz="0" w:val="nil"/>
+        </w:pBdr>
+        <w:shd w:fill="auto" w:val="clear"/>
+        <w:spacing w:after="0" w:before="0" w:line="276" w:lineRule="auto"/>
+        <w:ind w:left="1440" w:right="0" w:hanging="360"/>
+        <w:jc w:val="left"/>
+      </w:pPr>
+      <w:r>
+        <w:rPr>
+          <w:rtl w:val="0"/>
+        </w:rPr>
+        <w:t xml:space="preserve">Postconditions: User session started</w:t>
+      </w:r>
+    </w:p>
+    <w:p>
+      <w:pPr>
+        <w:keepNext w:val="0"/>
+        <w:keepLines w:val="0"/>
+        <w:pageBreakBefore w:val="0"/>
+        <w:widowControl w:val="1"/>
+        <w:numPr>
+          <w:ilvl w:val="1"/>
+          <w:numId w:val="1"/>
+        </w:numPr>
+        <w:pBdr>
+          <w:top w:space="0" w:sz="0" w:val="nil"/>
+          <w:left w:space="0" w:sz="0" w:val="nil"/>
+          <w:bottom w:space="0" w:sz="0" w:val="nil"/>
+          <w:right w:space="0" w:sz="0" w:val="nil"/>
+          <w:between w:space="0" w:sz="0" w:val="nil"/>
+        </w:pBdr>
+        <w:shd w:fill="auto" w:val="clear"/>
+        <w:spacing w:after="0" w:before="0" w:line="276" w:lineRule="auto"/>
+        <w:ind w:left="1440" w:right="0" w:hanging="360"/>
+        <w:jc w:val="left"/>
+      </w:pPr>
+      <w:r>
+        <w:rPr>
+          <w:rtl w:val="0"/>
+        </w:rPr>
+        <w:t xml:space="preserve">Expected output: User is redirected to Home screen</w:t>
+      </w:r>
+    </w:p>
+    <w:p>
+      <w:pPr>
+        <w:keepNext w:val="0"/>
+        <w:keepLines w:val="0"/>
+        <w:pageBreakBefore w:val="0"/>
+        <w:widowControl w:val="1"/>
+        <w:numPr>
+          <w:ilvl w:val="1"/>
+          <w:numId w:val="1"/>
+        </w:numPr>
+        <w:pBdr>
+          <w:top w:space="0" w:sz="0" w:val="nil"/>
+          <w:left w:space="0" w:sz="0" w:val="nil"/>
+          <w:bottom w:space="0" w:sz="0" w:val="nil"/>
+          <w:right w:space="0" w:sz="0" w:val="nil"/>
+          <w:between w:space="0" w:sz="0" w:val="nil"/>
+        </w:pBdr>
+        <w:shd w:fill="auto" w:val="clear"/>
+        <w:spacing w:after="0" w:before="0" w:line="276" w:lineRule="auto"/>
+        <w:ind w:left="1440" w:right="0" w:hanging="360"/>
+        <w:jc w:val="left"/>
+      </w:pPr>
+      <w:r>
+        <w:rPr>
+          <w:rtl w:val="0"/>
+        </w:rPr>
+        <w:t xml:space="preserve">Actual output: User is redirected successfully</w:t>
+      </w:r>
+    </w:p>
+    <w:p>
+      <w:pPr>
+        <w:keepNext w:val="0"/>
+        <w:keepLines w:val="0"/>
+        <w:pageBreakBefore w:val="0"/>
+        <w:widowControl w:val="1"/>
+        <w:numPr>
+          <w:ilvl w:val="1"/>
+          <w:numId w:val="1"/>
+        </w:numPr>
+        <w:pBdr>
+          <w:top w:space="0" w:sz="0" w:val="nil"/>
+          <w:left w:space="0" w:sz="0" w:val="nil"/>
+          <w:bottom w:space="0" w:sz="0" w:val="nil"/>
+          <w:right w:space="0" w:sz="0" w:val="nil"/>
+          <w:between w:space="0" w:sz="0" w:val="nil"/>
+        </w:pBdr>
+        <w:shd w:fill="auto" w:val="clear"/>
+        <w:spacing w:after="0" w:before="0" w:line="276" w:lineRule="auto"/>
+        <w:ind w:left="1440" w:right="0" w:hanging="360"/>
+        <w:jc w:val="left"/>
+      </w:pPr>
+      <w:r>
+        <w:rPr>
+          <w:rtl w:val="0"/>
+        </w:rPr>
+        <w:t xml:space="preserve">Pass or Fail: Pass</w:t>
+      </w:r>
+    </w:p>
+    <w:p>
+      <w:pPr>
+        <w:keepNext w:val="0"/>
+        <w:keepLines w:val="0"/>
+        <w:pageBreakBefore w:val="0"/>
+        <w:widowControl w:val="1"/>
+        <w:numPr>
+          <w:ilvl w:val="1"/>
+          <w:numId w:val="1"/>
+        </w:numPr>
+        <w:pBdr>
+          <w:top w:space="0" w:sz="0" w:val="nil"/>
+          <w:left w:space="0" w:sz="0" w:val="nil"/>
+          <w:bottom w:space="0" w:sz="0" w:val="nil"/>
+          <w:right w:space="0" w:sz="0" w:val="nil"/>
+          <w:between w:space="0" w:sz="0" w:val="nil"/>
+        </w:pBdr>
+        <w:shd w:fill="auto" w:val="clear"/>
+        <w:spacing w:after="0" w:before="0" w:line="276" w:lineRule="auto"/>
+        <w:ind w:left="1440" w:right="0" w:hanging="360"/>
+        <w:jc w:val="left"/>
+      </w:pPr>
+      <w:r>
+        <w:rPr>
+          <w:rtl w:val="0"/>
+        </w:rPr>
+        <w:t xml:space="preserve">Bug id/link: N/A</w:t>
+      </w:r>
+    </w:p>
+    <w:p>
+      <w:pPr>
+        <w:keepNext w:val="0"/>
+        <w:keepLines w:val="0"/>
+        <w:pageBreakBefore w:val="0"/>
+        <w:widowControl w:val="1"/>
+        <w:numPr>
+          <w:ilvl w:val="1"/>
+          <w:numId w:val="1"/>
+        </w:numPr>
+        <w:pBdr>
+          <w:top w:space="0" w:sz="0" w:val="nil"/>
+          <w:left w:space="0" w:sz="0" w:val="nil"/>
+          <w:bottom w:space="0" w:sz="0" w:val="nil"/>
+          <w:right w:space="0" w:sz="0" w:val="nil"/>
+          <w:between w:space="0" w:sz="0" w:val="nil"/>
+        </w:pBdr>
+        <w:shd w:fill="auto" w:val="clear"/>
+        <w:spacing w:after="0" w:before="0" w:line="276" w:lineRule="auto"/>
+        <w:ind w:left="1440" w:right="0" w:hanging="360"/>
+        <w:jc w:val="left"/>
+      </w:pPr>
+      <w:r>
+        <w:rPr>
+          <w:rtl w:val="0"/>
+        </w:rPr>
+        <w:t xml:space="preserve">Additional notes: Test incorrect password/login failure</w:t>
+      </w:r>
+    </w:p>
+    <w:p>
+      <w:pPr>
+        <w:keepNext w:val="0"/>
+        <w:keepLines w:val="0"/>
+        <w:pageBreakBefore w:val="0"/>
+        <w:widowControl w:val="1"/>
+        <w:pBdr>
+          <w:top w:space="0" w:sz="0" w:val="nil"/>
+          <w:left w:space="0" w:sz="0" w:val="nil"/>
+          <w:bottom w:space="0" w:sz="0" w:val="nil"/>
+          <w:right w:space="0" w:sz="0" w:val="nil"/>
+          <w:between w:space="0" w:sz="0" w:val="nil"/>
+        </w:pBdr>
+        <w:shd w:fill="auto" w:val="clear"/>
+        <w:spacing w:after="0" w:before="0" w:line="276" w:lineRule="auto"/>
+        <w:ind w:left="1440" w:right="0" w:firstLine="0"/>
+        <w:jc w:val="left"/>
+        <w:rPr/>
+      </w:pPr>
+      <w:r>
+        <w:rPr>
+          <w:rtl w:val="0"/>
+        </w:rPr>
+      </w:r>
+    </w:p>
+    <w:p>
+      <w:pPr>
+        <w:numPr>
+          <w:ilvl w:val="0"/>
+          <w:numId w:val="1"/>
+        </w:numPr>
+        <w:ind w:left="720" w:hanging="360"/>
+      </w:pPr>
+      <w:r>
+        <w:rPr>
+          <w:rtl w:val="0"/>
+        </w:rPr>
+        <w:t xml:space="preserve">Study Session logged</w:t>
+      </w:r>
+    </w:p>
+    <w:p>
+      <w:pPr>
+        <w:numPr>
+          <w:ilvl w:val="1"/>
+          <w:numId w:val="1"/>
+        </w:numPr>
+        <w:ind w:left="1440" w:hanging="360"/>
+      </w:pPr>
+      <w:r>
+        <w:rPr>
+          <w:rtl w:val="0"/>
+        </w:rPr>
+        <w:t xml:space="preserve">New or old: New</w:t>
+      </w:r>
+    </w:p>
+    <w:p>
+      <w:pPr>
+        <w:numPr>
+          <w:ilvl w:val="1"/>
+          <w:numId w:val="1"/>
+        </w:numPr>
+        <w:ind w:left="1440" w:hanging="360"/>
+      </w:pPr>
+      <w:r>
+        <w:rPr>
+          <w:rtl w:val="0"/>
+        </w:rPr>
+        <w:t xml:space="preserve">Test items: Can a study session logged</w:t>
+      </w:r>
+    </w:p>
+    <w:p>
+      <w:pPr>
+        <w:numPr>
+          <w:ilvl w:val="1"/>
+          <w:numId w:val="1"/>
+        </w:numPr>
+        <w:ind w:left="1440" w:hanging="360"/>
+      </w:pPr>
+      <w:r>
+        <w:rPr>
+          <w:rtl w:val="0"/>
+        </w:rPr>
+        <w:t xml:space="preserve">Test priority: High</w:t>
+      </w:r>
+    </w:p>
+    <w:p>
+      <w:pPr>
+        <w:numPr>
+          <w:ilvl w:val="1"/>
+          <w:numId w:val="1"/>
+        </w:numPr>
+        <w:ind w:left="1440" w:hanging="360"/>
+      </w:pPr>
+      <w:r>
+        <w:rPr>
+          <w:rtl w:val="0"/>
+        </w:rPr>
+        <w:t xml:space="preserve">Dependencies: Registration successful</w:t>
+      </w:r>
+    </w:p>
+    <w:p>
+      <w:pPr>
+        <w:numPr>
+          <w:ilvl w:val="1"/>
+          <w:numId w:val="1"/>
+        </w:numPr>
+        <w:ind w:left="1440" w:hanging="360"/>
+      </w:pPr>
+      <w:r>
+        <w:rPr>
+          <w:rtl w:val="0"/>
+        </w:rPr>
+        <w:t xml:space="preserve">Preconditions: User on study screen</w:t>
+      </w:r>
+    </w:p>
+    <w:p>
+      <w:pPr>
+        <w:numPr>
+          <w:ilvl w:val="1"/>
+          <w:numId w:val="1"/>
+        </w:numPr>
+        <w:ind w:left="1440" w:hanging="360"/>
+      </w:pPr>
+      <w:r>
+        <w:rPr>
+          <w:rtl w:val="0"/>
+        </w:rPr>
+        <w:t xml:space="preserve">Input data: Study time</w:t>
+      </w:r>
+    </w:p>
+    <w:p>
+      <w:pPr>
+        <w:numPr>
+          <w:ilvl w:val="1"/>
+          <w:numId w:val="1"/>
+        </w:numPr>
+        <w:ind w:left="1440" w:hanging="360"/>
+      </w:pPr>
+      <w:r>
+        <w:rPr>
+          <w:rtl w:val="0"/>
+        </w:rPr>
+        <w:t xml:space="preserve">Test steps: Enter study time and click stop &amp; log</w:t>
+      </w:r>
+    </w:p>
+    <w:p>
+      <w:pPr>
+        <w:numPr>
+          <w:ilvl w:val="1"/>
+          <w:numId w:val="1"/>
+        </w:numPr>
+        <w:ind w:left="1440" w:hanging="360"/>
+      </w:pPr>
+      <w:r>
+        <w:rPr>
+          <w:rtl w:val="0"/>
+        </w:rPr>
+        <w:t xml:space="preserve">Postconditions: Study session logged in this user data</w:t>
+      </w:r>
+    </w:p>
+    <w:p>
+      <w:pPr>
+        <w:numPr>
+          <w:ilvl w:val="1"/>
+          <w:numId w:val="1"/>
+        </w:numPr>
+        <w:ind w:left="1440" w:hanging="360"/>
+      </w:pPr>
+      <w:r>
+        <w:rPr>
+          <w:rtl w:val="0"/>
+        </w:rPr>
+        <w:t xml:space="preserve">Expected output: When click calendar screen, this study session is successfully logged</w:t>
+      </w:r>
+    </w:p>
+    <w:p>
+      <w:pPr>
+        <w:numPr>
+          <w:ilvl w:val="1"/>
+          <w:numId w:val="1"/>
+        </w:numPr>
+        <w:ind w:left="1440" w:hanging="360"/>
+      </w:pPr>
+      <w:r>
+        <w:rPr>
+          <w:rtl w:val="0"/>
+        </w:rPr>
+        <w:t xml:space="preserve">Actual output: This study session is successfully logged</w:t>
+      </w:r>
+    </w:p>
+    <w:p>
+      <w:pPr>
+        <w:numPr>
+          <w:ilvl w:val="1"/>
+          <w:numId w:val="1"/>
+        </w:numPr>
+        <w:ind w:left="1440" w:hanging="360"/>
+      </w:pPr>
+      <w:r>
+        <w:rPr>
+          <w:rtl w:val="0"/>
+        </w:rPr>
+        <w:t xml:space="preserve">Pass or Fail: Pass</w:t>
+      </w:r>
+    </w:p>
+    <w:p>
+      <w:pPr>
+        <w:numPr>
+          <w:ilvl w:val="1"/>
+          <w:numId w:val="1"/>
+        </w:numPr>
+        <w:ind w:left="1440" w:hanging="360"/>
+      </w:pPr>
+      <w:r>
+        <w:rPr>
+          <w:rtl w:val="0"/>
+        </w:rPr>
+        <w:t xml:space="preserve">Bug id/link: N/A</w:t>
+      </w:r>
+    </w:p>
+    <w:p>
+      <w:pPr>
+        <w:rPr/>
+      </w:pPr>
+      <w:r>
+        <w:rPr>
+          <w:rtl w:val="0"/>
+        </w:rPr>
+      </w:r>
+    </w:p>
+    <w:p>
+      <w:pPr>
+        <w:numPr>
+          <w:ilvl w:val="0"/>
+          <w:numId w:val="1"/>
+        </w:numPr>
+        <w:ind w:left="720" w:hanging="360"/>
+      </w:pPr>
+      <w:r>
+        <w:rPr>
+          <w:rtl w:val="0"/>
+        </w:rPr>
+        <w:t xml:space="preserve">Color Contrast Accessible</w:t>
+      </w:r>
+    </w:p>
+    <w:p>
+      <w:pPr>
+        <w:numPr>
+          <w:ilvl w:val="1"/>
+          <w:numId w:val="1"/>
+        </w:numPr>
+        <w:ind w:left="1440" w:hanging="360"/>
+      </w:pPr>
+      <w:r>
+        <w:rPr>
+          <w:rtl w:val="0"/>
+        </w:rPr>
+        <w:t xml:space="preserve">New or old: New</w:t>
+      </w:r>
+    </w:p>
+    <w:p>
+      <w:pPr>
+        <w:numPr>
+          <w:ilvl w:val="1"/>
+          <w:numId w:val="1"/>
+        </w:numPr>
+        <w:ind w:left="1440" w:hanging="360"/>
+      </w:pPr>
+      <w:r>
+        <w:rPr>
+          <w:rtl w:val="0"/>
+        </w:rPr>
+        <w:t xml:space="preserve">Test items: Can a study session logged</w:t>
+      </w:r>
+    </w:p>
+    <w:p>
+      <w:pPr>
+        <w:numPr>
+          <w:ilvl w:val="1"/>
+          <w:numId w:val="1"/>
+        </w:numPr>
+        <w:ind w:left="1440" w:hanging="360"/>
+      </w:pPr>
+      <w:r>
+        <w:rPr>
+          <w:rtl w:val="0"/>
+        </w:rPr>
+        <w:t xml:space="preserve">Test priority: Low</w:t>
+      </w:r>
+    </w:p>
+    <w:p>
+      <w:pPr>
+        <w:numPr>
+          <w:ilvl w:val="1"/>
+          <w:numId w:val="1"/>
+        </w:numPr>
+        <w:ind w:left="1440" w:hanging="360"/>
+      </w:pPr>
+      <w:r>
+        <w:rPr>
+          <w:rtl w:val="0"/>
+        </w:rPr>
+        <w:t xml:space="preserve">Dependencies: Screen Traversal</w:t>
+      </w:r>
+    </w:p>
+    <w:p>
+      <w:pPr>
+        <w:numPr>
+          <w:ilvl w:val="1"/>
+          <w:numId w:val="1"/>
+        </w:numPr>
+        <w:ind w:left="1440" w:hanging="360"/>
+      </w:pPr>
+      <w:r>
+        <w:rPr>
+          <w:rtl w:val="0"/>
+        </w:rPr>
+        <w:t xml:space="preserve">Preconditions: App is open with chrome browser, user is logged in</w:t>
+      </w:r>
+    </w:p>
+    <w:p>
+      <w:pPr>
+        <w:numPr>
+          <w:ilvl w:val="1"/>
+          <w:numId w:val="1"/>
+        </w:numPr>
+        <w:ind w:left="1440" w:hanging="360"/>
+      </w:pPr>
+      <w:r>
+        <w:rPr>
+          <w:rtl w:val="0"/>
+        </w:rPr>
+        <w:t xml:space="preserve">Input data: N/A</w:t>
+      </w:r>
+    </w:p>
+    <w:p>
+      <w:pPr>
+        <w:numPr>
+          <w:ilvl w:val="1"/>
+          <w:numId w:val="1"/>
+        </w:numPr>
+        <w:ind w:left="1440" w:hanging="360"/>
+      </w:pPr>
+      <w:r>
+        <w:rPr>
+          <w:rtl w:val="0"/>
+        </w:rPr>
+        <w:t xml:space="preserve">Test steps: Open WAVE Evaluation Tools, traverse all screens, when done log out to see log-in screen as well</w:t>
+      </w:r>
+    </w:p>
+    <w:p>
+      <w:pPr>
+        <w:numPr>
+          <w:ilvl w:val="1"/>
+          <w:numId w:val="1"/>
+        </w:numPr>
+        <w:ind w:left="1440" w:hanging="360"/>
+      </w:pPr>
+      <w:r>
+        <w:rPr>
+          <w:rtl w:val="0"/>
+        </w:rPr>
+        <w:t xml:space="preserve">Postconditions: All screens have been checked</w:t>
+      </w:r>
+    </w:p>
+    <w:p>
+      <w:pPr>
+        <w:numPr>
+          <w:ilvl w:val="1"/>
+          <w:numId w:val="1"/>
+        </w:numPr>
+        <w:ind w:left="1440" w:hanging="360"/>
+      </w:pPr>
+      <w:r>
+        <w:rPr>
+          <w:rtl w:val="0"/>
+        </w:rPr>
+        <w:t xml:space="preserve">Expected output: WAVE does not give any contrast errors</w:t>
+      </w:r>
+    </w:p>
+    <w:p>
+      <w:pPr>
+        <w:numPr>
+          <w:ilvl w:val="1"/>
+          <w:numId w:val="1"/>
+        </w:numPr>
+        <w:ind w:left="1440" w:hanging="360"/>
+      </w:pPr>
+      <w:r>
+        <w:rPr>
+          <w:rtl w:val="0"/>
+        </w:rPr>
+        <w:t xml:space="preserve">Actual output: WAVE does not give any contrast errors</w:t>
+      </w:r>
+    </w:p>
+    <w:p>
+      <w:pPr>
+        <w:numPr>
+          <w:ilvl w:val="1"/>
+          <w:numId w:val="1"/>
+        </w:numPr>
+        <w:ind w:left="1440" w:hanging="360"/>
+      </w:pPr>
+      <w:r>
+        <w:rPr>
+          <w:rtl w:val="0"/>
+        </w:rPr>
+        <w:t xml:space="preserve">Pass or Fail: Pass</w:t>
+      </w:r>
+    </w:p>
+    <w:p>
+      <w:pPr>
+        <w:numPr>
+          <w:ilvl w:val="1"/>
+          <w:numId w:val="1"/>
+        </w:numPr>
+        <w:ind w:left="1440" w:hanging="360"/>
+      </w:pPr>
+      <w:r>
+        <w:rPr>
+          <w:rtl w:val="0"/>
+        </w:rPr>
+        <w:t xml:space="preserve">Bug id/link: N/A</w:t>
+      </w:r>
+    </w:p>
+    <w:p>
+      <w:pPr>
+        <w:keepNext w:val="0"/>
+        <w:keepLines w:val="0"/>
+        <w:pageBreakBefore w:val="0"/>
+        <w:widowControl w:val="1"/>
+        <w:pBdr>
+          <w:top w:space="0" w:sz="0" w:val="nil"/>
+          <w:left w:space="0" w:sz="0" w:val="nil"/>
+          <w:bottom w:space="0" w:sz="0" w:val="nil"/>
+          <w:right w:space="0" w:sz="0" w:val="nil"/>
+          <w:between w:space="0" w:sz="0" w:val="nil"/>
+        </w:pBdr>
+        <w:shd w:fill="auto" w:val="clear"/>
+        <w:spacing w:after="0" w:before="0" w:line="276" w:lineRule="auto"/>
+        <w:ind w:right="0"/>
+        <w:jc w:val="left"/>
+        <w:rPr/>
+      </w:pPr>
+      <w:r>
+        <w:rPr>
+          <w:rtl w:val="0"/>
+        </w:rPr>
+      </w:r>
+    </w:p>
+    <w:p>
+      <w:pPr>
+        <w:keepNext w:val="0"/>
+        <w:keepLines w:val="0"/>
+        <w:pageBreakBefore w:val="0"/>
+        <w:widowControl w:val="1"/>
+        <w:pBdr>
+          <w:top w:space="0" w:sz="0" w:val="nil"/>
+          <w:left w:space="0" w:sz="0" w:val="nil"/>
+          <w:bottom w:space="0" w:sz="0" w:val="nil"/>
+          <w:right w:space="0" w:sz="0" w:val="nil"/>
+          <w:between w:space="0" w:sz="0" w:val="nil"/>
+        </w:pBdr>
+        <w:shd w:fill="auto" w:val="clear"/>
+        <w:spacing w:after="0" w:before="0" w:line="276" w:lineRule="auto"/>
+        <w:ind w:right="0"/>
+        <w:jc w:val="left"/>
+        <w:rPr/>
+      </w:pPr>
+      <w:r>
+        <w:rPr>
+          <w:rtl w:val="0"/>
+        </w:rPr>
+        <w:tab/>
+        <w:t xml:space="preserve">Summary of Manual Testing Results</w:t>
+      </w:r>
+    </w:p>
+    <w:p>
+      <w:pPr>
+        <w:keepNext w:val="0"/>
+        <w:keepLines w:val="0"/>
+        <w:pageBreakBefore w:val="0"/>
+        <w:widowControl w:val="1"/>
+        <w:numPr>
+          <w:ilvl w:val="1"/>
+          <w:numId w:val="1"/>
+        </w:numPr>
+        <w:pBdr>
+          <w:top w:space="0" w:sz="0" w:val="nil"/>
+          <w:left w:space="0" w:sz="0" w:val="nil"/>
+          <w:bottom w:space="0" w:sz="0" w:val="nil"/>
+          <w:right w:space="0" w:sz="0" w:val="nil"/>
+          <w:between w:space="0" w:sz="0" w:val="nil"/>
+        </w:pBdr>
+        <w:shd w:fill="auto" w:val="clear"/>
+        <w:spacing w:after="0" w:before="0" w:line="276" w:lineRule="auto"/>
+        <w:ind w:left="1440" w:right="0" w:hanging="360"/>
+        <w:jc w:val="left"/>
+        <w:rPr>
+          <w:u w:val="none"/>
+        </w:rPr>
+      </w:pPr>
+      <w:r>
+        <w:rPr>
+          <w:rtl w:val="0"/>
+        </w:rPr>
+        <w:t xml:space="preserve">The core functionalities of the app, including user registration, login, study session logging, and game access restriction are functioning as intended.</w:t>
+      </w:r>
+    </w:p>
+    <w:p>
+      <w:pPr>
+        <w:keepNext w:val="0"/>
+        <w:keepLines w:val="0"/>
+        <w:pageBreakBefore w:val="0"/>
+        <w:widowControl w:val="1"/>
+        <w:numPr>
+          <w:ilvl w:val="1"/>
+          <w:numId w:val="1"/>
+        </w:numPr>
+        <w:pBdr>
+          <w:top w:space="0" w:sz="0" w:val="nil"/>
+          <w:left w:space="0" w:sz="0" w:val="nil"/>
+          <w:bottom w:space="0" w:sz="0" w:val="nil"/>
+          <w:right w:space="0" w:sz="0" w:val="nil"/>
+          <w:between w:space="0" w:sz="0" w:val="nil"/>
+        </w:pBdr>
+        <w:shd w:fill="auto" w:val="clear"/>
+        <w:spacing w:after="0" w:before="0" w:line="276" w:lineRule="auto"/>
+        <w:ind w:left="1440" w:right="0" w:hanging="360"/>
+        <w:jc w:val="left"/>
+        <w:rPr>
+          <w:u w:val="none"/>
+        </w:rPr>
+      </w:pPr>
+      <w:r>
+        <w:rPr>
+          <w:rtl w:val="0"/>
+        </w:rPr>
+        <w:t xml:space="preserve">Navigation is smooth, and all screens are accessible through links.</w:t>
+      </w:r>
+    </w:p>
+    <w:p>
+      <w:pPr>
+        <w:keepNext w:val="0"/>
+        <w:keepLines w:val="0"/>
+        <w:pageBreakBefore w:val="0"/>
+        <w:widowControl w:val="1"/>
+        <w:numPr>
+          <w:ilvl w:val="1"/>
+          <w:numId w:val="1"/>
+        </w:numPr>
+        <w:pBdr>
+          <w:top w:space="0" w:sz="0" w:val="nil"/>
+          <w:left w:space="0" w:sz="0" w:val="nil"/>
+          <w:bottom w:space="0" w:sz="0" w:val="nil"/>
+          <w:right w:space="0" w:sz="0" w:val="nil"/>
+          <w:between w:space="0" w:sz="0" w:val="nil"/>
+        </w:pBdr>
+        <w:shd w:fill="auto" w:val="clear"/>
+        <w:spacing w:after="0" w:before="0" w:line="276" w:lineRule="auto"/>
+        <w:ind w:left="1440" w:right="0" w:hanging="360"/>
+        <w:jc w:val="left"/>
+        <w:rPr>
+          <w:u w:val="none"/>
+        </w:rPr>
+      </w:pPr>
+      <w:r>
+        <w:rPr>
+          <w:rtl w:val="0"/>
+        </w:rPr>
+        <w:t xml:space="preserve">The main issue identified is the timer functionality on the “Studying” screen, which counts up instead of down. This has been logged as a bug and has been solved successfully.</w:t>
+      </w:r>
+    </w:p>
+    <w:p>
+      <w:pPr>
+        <w:keepNext w:val="0"/>
+        <w:keepLines w:val="0"/>
+        <w:pageBreakBefore w:val="0"/>
+        <w:widowControl w:val="1"/>
+        <w:numPr>
+          <w:ilvl w:val="1"/>
+          <w:numId w:val="1"/>
+        </w:numPr>
+        <w:pBdr>
+          <w:top w:space="0" w:sz="0" w:val="nil"/>
+          <w:left w:space="0" w:sz="0" w:val="nil"/>
+          <w:bottom w:space="0" w:sz="0" w:val="nil"/>
+          <w:right w:space="0" w:sz="0" w:val="nil"/>
+          <w:between w:space="0" w:sz="0" w:val="nil"/>
+        </w:pBdr>
+        <w:shd w:fill="auto" w:val="clear"/>
+        <w:spacing w:after="0" w:before="0" w:line="276" w:lineRule="auto"/>
+        <w:ind w:left="1440" w:right="0" w:hanging="360"/>
+        <w:jc w:val="left"/>
+        <w:rPr>
+          <w:u w:val="none"/>
+        </w:rPr>
+      </w:pPr>
+      <w:r>
+        <w:rPr>
+          <w:rtl w:val="0"/>
+        </w:rPr>
+        <w:t xml:space="preserve">The app demonstrates a high level of reliability for user workflow scenarios. Some minor edge cases are tested as well.</w:t>
+      </w:r>
+    </w:p>
+    <w:p>
+      <w:pPr>
+        <w:keepNext w:val="0"/>
+        <w:keepLines w:val="0"/>
+        <w:pageBreakBefore w:val="0"/>
+        <w:widowControl w:val="1"/>
+        <w:numPr>
+          <w:ilvl w:val="1"/>
+          <w:numId w:val="1"/>
+        </w:numPr>
+        <w:pBdr>
+          <w:top w:space="0" w:sz="0" w:val="nil"/>
+          <w:left w:space="0" w:sz="0" w:val="nil"/>
+          <w:bottom w:space="0" w:sz="0" w:val="nil"/>
+          <w:right w:space="0" w:sz="0" w:val="nil"/>
+          <w:between w:space="0" w:sz="0" w:val="nil"/>
+        </w:pBdr>
+        <w:shd w:fill="auto" w:val="clear"/>
+        <w:spacing w:after="0" w:before="0" w:line="276" w:lineRule="auto"/>
+        <w:ind w:left="1440" w:right="0" w:hanging="360"/>
+        <w:jc w:val="left"/>
+        <w:rPr>
+          <w:u w:val="none"/>
+        </w:rPr>
+      </w:pPr>
+      <w:r>
+        <w:rPr>
+          <w:rtl w:val="0"/>
+        </w:rPr>
+        <w:t xml:space="preserve">Color contrast meets the requirements listed under WCAG 2.0</w:t>
       </w:r>
     </w:p>
     <w:p>
@@ -5267,6 +7671,59 @@
     </w:p>
     <w:p>
       <w:pPr>
+        <w:keepNext w:val="0"/>
+        <w:keepLines w:val="0"/>
+        <w:pageBreakBefore w:val="0"/>
+        <w:widowControl w:val="1"/>
+        <w:pBdr>
+          <w:top w:space="0" w:sz="0" w:val="nil"/>
+          <w:left w:space="0" w:sz="0" w:val="nil"/>
+          <w:bottom w:space="0" w:sz="0" w:val="nil"/>
+          <w:right w:space="0" w:sz="0" w:val="nil"/>
+          <w:between w:space="0" w:sz="0" w:val="nil"/>
+        </w:pBdr>
+        <w:shd w:fill="auto" w:val="clear"/>
+        <w:spacing w:after="0" w:before="0" w:line="276" w:lineRule="auto"/>
+        <w:ind w:left="0" w:right="0" w:firstLine="0"/>
+        <w:jc w:val="left"/>
+        <w:rPr/>
+      </w:pPr>
+      <w:r>
+        <w:rPr>
+          <w:rtl w:val="0"/>
+        </w:rPr>
+        <w:tab/>
+        <w:t xml:space="preserve">Conclusion</w:t>
+      </w:r>
+    </w:p>
+    <w:p>
+      <w:pPr>
+        <w:keepNext w:val="0"/>
+        <w:keepLines w:val="0"/>
+        <w:pageBreakBefore w:val="0"/>
+        <w:widowControl w:val="1"/>
+        <w:pBdr>
+          <w:top w:space="0" w:sz="0" w:val="nil"/>
+          <w:left w:space="0" w:sz="0" w:val="nil"/>
+          <w:bottom w:space="0" w:sz="0" w:val="nil"/>
+          <w:right w:space="0" w:sz="0" w:val="nil"/>
+          <w:between w:space="0" w:sz="0" w:val="nil"/>
+        </w:pBdr>
+        <w:shd w:fill="auto" w:val="clear"/>
+        <w:spacing w:after="0" w:before="0" w:line="276" w:lineRule="auto"/>
+        <w:ind w:left="720" w:right="0" w:firstLine="720"/>
+        <w:jc w:val="left"/>
+        <w:rPr/>
+      </w:pPr>
+      <w:r>
+        <w:rPr>
+          <w:rtl w:val="0"/>
+        </w:rPr>
+        <w:t xml:space="preserve">The Study Buddy App passes most of the critical manual tests, demonstrating that the core study and gamification features are functioning correctly. Manual testing has provided valuable insights into usability and revealed critical bugs that have been solved successfully. </w:t>
+      </w:r>
+    </w:p>
+    <w:p>
+      <w:pPr>
         <w:pStyle w:val="Heading1"/>
         <w:keepNext w:val="0"/>
         <w:keepLines w:val="0"/>
@@ -5358,6 +7815,7 @@
       <w:r>
         <w:rPr>
           <w:i w:val="1"/>
+          <w:iCs w:val="1"/>
           <w:rtl w:val="0"/>
         </w:rPr>
         <w:t xml:space="preserve">backend/__tests__</w:t>
@@ -5365,7 +7823,9 @@
       <w:r>
         <w:rPr>
           <w:b w:val="1"/>
+          <w:bCs w:val="1"/>
           <w:i w:val="1"/>
+          <w:iCs w:val="1"/>
           <w:rtl w:val="0"/>
         </w:rPr>
         <w:t xml:space="preserve">/</w:t>
@@ -5373,6 +7833,7 @@
       <w:r>
         <w:rPr>
           <w:i w:val="1"/>
+          <w:iCs w:val="1"/>
           <w:rtl w:val="0"/>
         </w:rPr>
         <w:t xml:space="preserve"> folder</w:t>
@@ -5467,6 +7928,7 @@
               <w:spacing w:line="240" w:lineRule="auto"/>
               <w:rPr>
                 <w:b w:val="1"/>
+                <w:bCs w:val="1"/>
                 <w:sz w:val="30"/>
                 <w:szCs w:val="30"/>
               </w:rPr>
@@ -5474,6 +7936,7 @@
             <w:r>
               <w:rPr>
                 <w:b w:val="1"/>
+                <w:bCs w:val="1"/>
                 <w:sz w:val="30"/>
                 <w:szCs w:val="30"/>
                 <w:rtl w:val="0"/>
@@ -5508,11 +7971,13 @@
               <w:spacing w:line="240" w:lineRule="auto"/>
               <w:rPr>
                 <w:b w:val="1"/>
+                <w:bCs w:val="1"/>
               </w:rPr>
             </w:pPr>
             <w:r>
               <w:rPr>
                 <w:b w:val="1"/>
+                <w:bCs w:val="1"/>
                 <w:rtl w:val="0"/>
               </w:rPr>
               <w:t xml:space="preserve">Test File</w:t>
@@ -5539,11 +8004,13 @@
               <w:spacing w:line="240" w:lineRule="auto"/>
               <w:rPr>
                 <w:b w:val="1"/>
+                <w:bCs w:val="1"/>
               </w:rPr>
             </w:pPr>
             <w:r>
               <w:rPr>
                 <w:b w:val="1"/>
+                <w:bCs w:val="1"/>
                 <w:rtl w:val="0"/>
               </w:rPr>
               <w:t xml:space="preserve">Covered Functionality</w:t>
@@ -5570,11 +8037,13 @@
               <w:spacing w:line="240" w:lineRule="auto"/>
               <w:rPr>
                 <w:b w:val="1"/>
+                <w:bCs w:val="1"/>
               </w:rPr>
             </w:pPr>
             <w:r>
               <w:rPr>
                 <w:b w:val="1"/>
+                <w:bCs w:val="1"/>
                 <w:rtl w:val="0"/>
               </w:rPr>
               <w:t xml:space="preserve">Test Points</w:t>
@@ -5601,11 +8070,13 @@
               <w:spacing w:line="240" w:lineRule="auto"/>
               <w:rPr>
                 <w:b w:val="1"/>
+                <w:bCs w:val="1"/>
               </w:rPr>
             </w:pPr>
             <w:r>
               <w:rPr>
                 <w:b w:val="1"/>
+                <w:bCs w:val="1"/>
                 <w:rtl w:val="0"/>
               </w:rPr>
               <w:t xml:space="preserve">Improvement</w:t>
@@ -5991,6 +8462,7 @@
               <w:spacing w:line="240" w:lineRule="auto"/>
               <w:rPr>
                 <w:b w:val="1"/>
+                <w:bCs w:val="1"/>
                 <w:sz w:val="30"/>
                 <w:szCs w:val="30"/>
               </w:rPr>
@@ -5998,6 +8470,7 @@
             <w:r>
               <w:rPr>
                 <w:b w:val="1"/>
+                <w:bCs w:val="1"/>
                 <w:sz w:val="30"/>
                 <w:szCs w:val="30"/>
                 <w:rtl w:val="0"/>
@@ -6032,11 +8505,13 @@
               <w:spacing w:line="240" w:lineRule="auto"/>
               <w:rPr>
                 <w:b w:val="1"/>
+                <w:bCs w:val="1"/>
               </w:rPr>
             </w:pPr>
             <w:r>
               <w:rPr>
                 <w:b w:val="1"/>
+                <w:bCs w:val="1"/>
                 <w:rtl w:val="0"/>
               </w:rPr>
               <w:t xml:space="preserve">Test File</w:t>
@@ -6063,11 +8538,13 @@
               <w:spacing w:line="240" w:lineRule="auto"/>
               <w:rPr>
                 <w:b w:val="1"/>
+                <w:bCs w:val="1"/>
               </w:rPr>
             </w:pPr>
             <w:r>
               <w:rPr>
                 <w:b w:val="1"/>
+                <w:bCs w:val="1"/>
                 <w:rtl w:val="0"/>
               </w:rPr>
               <w:t xml:space="preserve">Covered Functionality</w:t>
@@ -6094,11 +8571,13 @@
               <w:spacing w:line="240" w:lineRule="auto"/>
               <w:rPr>
                 <w:b w:val="1"/>
+                <w:bCs w:val="1"/>
               </w:rPr>
             </w:pPr>
             <w:r>
               <w:rPr>
                 <w:b w:val="1"/>
+                <w:bCs w:val="1"/>
                 <w:rtl w:val="0"/>
               </w:rPr>
               <w:t xml:space="preserve">Test Points</w:t>
@@ -6125,11 +8604,13 @@
               <w:spacing w:line="240" w:lineRule="auto"/>
               <w:rPr>
                 <w:b w:val="1"/>
+                <w:bCs w:val="1"/>
               </w:rPr>
             </w:pPr>
             <w:r>
               <w:rPr>
                 <w:b w:val="1"/>
+                <w:bCs w:val="1"/>
                 <w:rtl w:val="0"/>
               </w:rPr>
               <w:t xml:space="preserve">Improvement</w:t>
@@ -6685,6 +9166,7 @@
               <w:spacing w:line="240" w:lineRule="auto"/>
               <w:rPr>
                 <w:b w:val="1"/>
+                <w:bCs w:val="1"/>
                 <w:sz w:val="30"/>
                 <w:szCs w:val="30"/>
               </w:rPr>
@@ -6692,6 +9174,7 @@
             <w:r>
               <w:rPr>
                 <w:b w:val="1"/>
+                <w:bCs w:val="1"/>
                 <w:sz w:val="30"/>
                 <w:szCs w:val="30"/>
                 <w:rtl w:val="0"/>
@@ -6726,11 +9209,13 @@
               <w:spacing w:line="240" w:lineRule="auto"/>
               <w:rPr>
                 <w:b w:val="1"/>
+                <w:bCs w:val="1"/>
               </w:rPr>
             </w:pPr>
             <w:r>
               <w:rPr>
                 <w:b w:val="1"/>
+                <w:bCs w:val="1"/>
                 <w:rtl w:val="0"/>
               </w:rPr>
               <w:t xml:space="preserve">Test File</w:t>
@@ -6757,11 +9242,13 @@
               <w:spacing w:line="240" w:lineRule="auto"/>
               <w:rPr>
                 <w:b w:val="1"/>
+                <w:bCs w:val="1"/>
               </w:rPr>
             </w:pPr>
             <w:r>
               <w:rPr>
                 <w:b w:val="1"/>
+                <w:bCs w:val="1"/>
                 <w:rtl w:val="0"/>
               </w:rPr>
               <w:t xml:space="preserve">Covered Functionality</w:t>
@@ -6788,11 +9275,13 @@
               <w:spacing w:line="240" w:lineRule="auto"/>
               <w:rPr>
                 <w:b w:val="1"/>
+                <w:bCs w:val="1"/>
               </w:rPr>
             </w:pPr>
             <w:r>
               <w:rPr>
                 <w:b w:val="1"/>
+                <w:bCs w:val="1"/>
                 <w:rtl w:val="0"/>
               </w:rPr>
               <w:t xml:space="preserve">Test Points</w:t>
@@ -6819,11 +9308,13 @@
               <w:spacing w:line="240" w:lineRule="auto"/>
               <w:rPr>
                 <w:b w:val="1"/>
+                <w:bCs w:val="1"/>
               </w:rPr>
             </w:pPr>
             <w:r>
               <w:rPr>
                 <w:b w:val="1"/>
+                <w:bCs w:val="1"/>
                 <w:rtl w:val="0"/>
               </w:rPr>
               <w:t xml:space="preserve">Improvement</w:t>
@@ -7638,7 +10129,7 @@
         <w:rPr>
           <w:rtl w:val="0"/>
         </w:rPr>
-        <w:t xml:space="preserve">Testing Metrics - Bohan</w:t>
+        <w:t xml:space="preserve">Testing Metrics </w:t>
       </w:r>
     </w:p>
     <w:p>
@@ -7749,9 +10240,9 @@
     <w:tbl>
       <w:tblPr>
         <w:tblStyle w:val="Table6"/>
-        <w:tblW w:w="8640.0" w:type="dxa"/>
+        <w:tblW w:w="8745.0" w:type="dxa"/>
         <w:jc w:val="left"/>
-        <w:tblInd w:w="720.0" w:type="dxa"/>
+        <w:tblInd w:w="615.0" w:type="dxa"/>
         <w:tblBorders>
           <w:top w:color="ffffff" w:space="0" w:sz="8" w:val="single"/>
           <w:left w:color="ffffff" w:space="0" w:sz="8" w:val="single"/>
@@ -7764,7 +10255,7 @@
         <w:tblLook w:val="0600"/>
       </w:tblPr>
       <w:tblGrid>
-        <w:gridCol w:w="1440"/>
+        <w:gridCol w:w="1545"/>
         <w:gridCol w:w="1440"/>
         <w:gridCol w:w="1440"/>
         <w:gridCol w:w="1440"/>
@@ -7772,7 +10263,7 @@
         <w:gridCol w:w="1440"/>
         <w:tblGridChange w:id="0">
           <w:tblGrid>
-            <w:gridCol w:w="1440"/>
+            <w:gridCol w:w="1545"/>
             <w:gridCol w:w="1440"/>
             <w:gridCol w:w="1440"/>
             <w:gridCol w:w="1440"/>
@@ -7806,11 +10297,13 @@
               <w:spacing w:line="240" w:lineRule="auto"/>
               <w:rPr>
                 <w:b w:val="1"/>
+                <w:bCs w:val="1"/>
               </w:rPr>
             </w:pPr>
             <w:r>
               <w:rPr>
                 <w:b w:val="1"/>
+                <w:bCs w:val="1"/>
                 <w:rtl w:val="0"/>
               </w:rPr>
               <w:t xml:space="preserve">Metric Name</w:t>
@@ -7837,11 +10330,13 @@
               <w:spacing w:line="240" w:lineRule="auto"/>
               <w:rPr>
                 <w:b w:val="1"/>
+                <w:bCs w:val="1"/>
               </w:rPr>
             </w:pPr>
             <w:r>
               <w:rPr>
                 <w:b w:val="1"/>
+                <w:bCs w:val="1"/>
                 <w:rtl w:val="0"/>
               </w:rPr>
               <w:t xml:space="preserve">Description</w:t>
@@ -7868,11 +10363,13 @@
               <w:spacing w:line="240" w:lineRule="auto"/>
               <w:rPr>
                 <w:b w:val="1"/>
+                <w:bCs w:val="1"/>
               </w:rPr>
             </w:pPr>
             <w:r>
               <w:rPr>
                 <w:b w:val="1"/>
+                <w:bCs w:val="1"/>
                 <w:rtl w:val="0"/>
               </w:rPr>
               <w:t xml:space="preserve">Formula / Measurement Method</w:t>
@@ -7899,11 +10396,13 @@
               <w:spacing w:line="240" w:lineRule="auto"/>
               <w:rPr>
                 <w:b w:val="1"/>
+                <w:bCs w:val="1"/>
               </w:rPr>
             </w:pPr>
             <w:r>
               <w:rPr>
                 <w:b w:val="1"/>
+                <w:bCs w:val="1"/>
                 <w:rtl w:val="0"/>
               </w:rPr>
               <w:t xml:space="preserve">Target / Expected Value</w:t>
@@ -7930,11 +10429,13 @@
               <w:spacing w:line="240" w:lineRule="auto"/>
               <w:rPr>
                 <w:b w:val="1"/>
+                <w:bCs w:val="1"/>
               </w:rPr>
             </w:pPr>
             <w:r>
               <w:rPr>
                 <w:b w:val="1"/>
+                <w:bCs w:val="1"/>
                 <w:rtl w:val="0"/>
               </w:rPr>
               <w:t xml:space="preserve">Actual Value</w:t>
@@ -7961,11 +10462,13 @@
               <w:spacing w:line="240" w:lineRule="auto"/>
               <w:rPr>
                 <w:b w:val="1"/>
+                <w:bCs w:val="1"/>
               </w:rPr>
             </w:pPr>
             <w:r>
               <w:rPr>
                 <w:b w:val="1"/>
+                <w:bCs w:val="1"/>
                 <w:rtl w:val="0"/>
               </w:rPr>
               <w:t xml:space="preserve">Tools / Source</w:t>
@@ -8914,6 +11417,583 @@
     </w:p>
     <w:p>
       <w:pPr>
+        <w:pStyle w:val="Heading3"/>
+        <w:keepNext w:val="0"/>
+        <w:keepLines w:val="0"/>
+        <w:widowControl w:val="0"/>
+        <w:spacing w:after="80" w:before="280" w:lineRule="auto"/>
+        <w:ind w:left="0" w:firstLine="0"/>
+        <w:rPr>
+          <w:rFonts w:ascii="Arial" w:cs="Arial" w:eastAsia="Arial" w:hAnsi="Arial"/>
+          <w:color w:val="000000"/>
+          <w:sz w:val="26"/>
+          <w:szCs w:val="26"/>
+        </w:rPr>
+      </w:pPr>
+      <w:bookmarkStart w:colFirst="0" w:colLast="0" w:name="_n0q12d7qwjre" w:id="4"/>
+      <w:bookmarkEnd w:id="4"/>
+      <w:r>
+        <w:rPr>
+          <w:rFonts w:ascii="Arial" w:cs="Arial" w:eastAsia="Arial" w:hAnsi="Arial"/>
+          <w:color w:val="000000"/>
+          <w:sz w:val="26"/>
+          <w:szCs w:val="26"/>
+          <w:rtl w:val="0"/>
+        </w:rPr>
+        <w:t xml:space="preserve">Frontend Automated Testing</w:t>
+      </w:r>
+    </w:p>
+    <w:p>
+      <w:pPr>
+        <w:widowControl w:val="0"/>
+        <w:spacing w:after="240" w:before="240" w:lineRule="auto"/>
+        <w:rPr/>
+      </w:pPr>
+      <w:r>
+        <w:rPr>
+          <w:rtl w:val="0"/>
+        </w:rPr>
+        <w:t xml:space="preserve">In addition to backend automation, a limited set of frontend automated tests were implemented to verify component behavior and UI logic. The frontend tests focus on critical UI components and ensure that the application responds correctly to different user actions.</w:t>
+      </w:r>
+    </w:p>
+    <w:p>
+      <w:pPr>
+        <w:widowControl w:val="0"/>
+        <w:spacing w:after="240" w:before="240" w:lineRule="auto"/>
+        <w:rPr>
+          <w:b w:val="1"/>
+          <w:bCs w:val="1"/>
+        </w:rPr>
+      </w:pPr>
+      <w:r>
+        <w:rPr>
+          <w:b w:val="1"/>
+          <w:bCs w:val="1"/>
+          <w:rtl w:val="0"/>
+        </w:rPr>
+        <w:t xml:space="preserve">Test Frameworks Used</w:t>
+      </w:r>
+    </w:p>
+    <w:p>
+      <w:pPr>
+        <w:widowControl w:val="0"/>
+        <w:numPr>
+          <w:ilvl w:val="0"/>
+          <w:numId w:val="6"/>
+        </w:numPr>
+        <w:spacing w:after="0" w:afterAutospacing="0" w:before="240" w:lineRule="auto"/>
+        <w:ind w:left="720" w:hanging="360"/>
+      </w:pPr>
+      <w:r>
+        <w:rPr>
+          <w:b w:val="1"/>
+          <w:bCs w:val="1"/>
+          <w:rtl w:val="0"/>
+        </w:rPr>
+        <w:t xml:space="preserve">Jest</w:t>
+      </w:r>
+      <w:r>
+        <w:rPr>
+          <w:rtl w:val="0"/>
+        </w:rPr>
+        <w:t xml:space="preserve"> – JavaScript testing framework for component logic</w:t>
+        <w:br w:type="textWrapping"/>
+      </w:r>
+    </w:p>
+    <w:p>
+      <w:pPr>
+        <w:widowControl w:val="0"/>
+        <w:numPr>
+          <w:ilvl w:val="0"/>
+          <w:numId w:val="6"/>
+        </w:numPr>
+        <w:spacing w:after="0" w:afterAutospacing="0" w:before="0" w:beforeAutospacing="0" w:lineRule="auto"/>
+        <w:ind w:left="720" w:hanging="360"/>
+      </w:pPr>
+      <w:r>
+        <w:rPr>
+          <w:b w:val="1"/>
+          <w:bCs w:val="1"/>
+          <w:rtl w:val="0"/>
+        </w:rPr>
+        <w:t xml:space="preserve">React Native Testing Library (RNTL)</w:t>
+      </w:r>
+      <w:r>
+        <w:rPr>
+          <w:rtl w:val="0"/>
+        </w:rPr>
+        <w:t xml:space="preserve"> – for rendering components, simulating events, and asserting UI behavior</w:t>
+        <w:br w:type="textWrapping"/>
+      </w:r>
+    </w:p>
+    <w:p>
+      <w:pPr>
+        <w:widowControl w:val="0"/>
+        <w:numPr>
+          <w:ilvl w:val="0"/>
+          <w:numId w:val="6"/>
+        </w:numPr>
+        <w:spacing w:after="0" w:afterAutospacing="0" w:before="0" w:beforeAutospacing="0" w:lineRule="auto"/>
+        <w:ind w:left="720" w:hanging="360"/>
+      </w:pPr>
+      <w:r>
+        <w:rPr>
+          <w:b w:val="1"/>
+          <w:bCs w:val="1"/>
+          <w:rtl w:val="0"/>
+        </w:rPr>
+        <w:t xml:space="preserve">Mock Service Worker (MSW)</w:t>
+      </w:r>
+      <w:r>
+        <w:rPr>
+          <w:rtl w:val="0"/>
+        </w:rPr>
+        <w:t xml:space="preserve"> – used to mock backend API responses during component testing</w:t>
+        <w:br w:type="textWrapping"/>
+      </w:r>
+    </w:p>
+    <w:p>
+      <w:pPr>
+        <w:widowControl w:val="0"/>
+        <w:numPr>
+          <w:ilvl w:val="0"/>
+          <w:numId w:val="6"/>
+        </w:numPr>
+        <w:spacing w:after="240" w:before="0" w:beforeAutospacing="0" w:lineRule="auto"/>
+        <w:ind w:left="720" w:hanging="360"/>
+      </w:pPr>
+      <w:r>
+        <w:rPr>
+          <w:b w:val="1"/>
+          <w:bCs w:val="1"/>
+          <w:rtl w:val="0"/>
+        </w:rPr>
+        <w:t xml:space="preserve">Expo Test Environment</w:t>
+      </w:r>
+      <w:r>
+        <w:rPr>
+          <w:rtl w:val="0"/>
+        </w:rPr>
+        <w:t xml:space="preserve"> – provides a React Native-compatible execution environment</w:t>
+        <w:br w:type="textWrapping"/>
+      </w:r>
+    </w:p>
+    <w:p>
+      <w:pPr>
+        <w:widowControl w:val="0"/>
+        <w:spacing w:after="240" w:before="240" w:lineRule="auto"/>
+        <w:rPr/>
+      </w:pPr>
+      <w:r>
+        <w:rPr>
+          <w:b w:val="1"/>
+          <w:bCs w:val="1"/>
+          <w:rtl w:val="0"/>
+        </w:rPr>
+        <w:t xml:space="preserve">Location of Test Files</w:t>
+        <w:br w:type="textWrapping"/>
+      </w:r>
+      <w:r>
+        <w:rPr>
+          <w:rtl w:val="0"/>
+        </w:rPr>
+        <w:t xml:space="preserve"> All frontend test files are located under:</w:t>
+      </w:r>
+    </w:p>
+    <w:p>
+      <w:pPr>
+        <w:keepNext w:val="0"/>
+        <w:keepLines w:val="0"/>
+        <w:pageBreakBefore w:val="0"/>
+        <w:widowControl w:val="0"/>
+        <w:pBdr>
+          <w:top w:space="0" w:sz="0" w:val="nil"/>
+          <w:left w:space="0" w:sz="0" w:val="nil"/>
+          <w:bottom w:space="0" w:sz="0" w:val="nil"/>
+          <w:right w:space="0" w:sz="0" w:val="nil"/>
+          <w:between w:space="0" w:sz="0" w:val="nil"/>
+        </w:pBdr>
+        <w:shd w:fill="auto" w:val="clear"/>
+        <w:ind w:left="810" w:firstLine="0"/>
+        <w:rPr>
+          <w:rFonts w:ascii="Roboto Mono" w:cs="Roboto Mono" w:eastAsia="Roboto Mono" w:hAnsi="Roboto Mono"/>
+          <w:color w:val="188038"/>
+        </w:rPr>
+      </w:pPr>
+      <w:r>
+        <w:rPr>
+          <w:rFonts w:ascii="Roboto Mono" w:cs="Roboto Mono" w:eastAsia="Roboto Mono" w:hAnsi="Roboto Mono"/>
+          <w:color w:val="188038"/>
+          <w:rtl w:val="0"/>
+        </w:rPr>
+        <w:t xml:space="preserve">frontend/__tests__/</w:t>
+      </w:r>
+    </w:p>
+    <w:p>
+      <w:pPr>
+        <w:keepNext w:val="0"/>
+        <w:keepLines w:val="0"/>
+        <w:pageBreakBefore w:val="0"/>
+        <w:widowControl w:val="0"/>
+        <w:pBdr>
+          <w:top w:space="0" w:sz="0" w:val="nil"/>
+          <w:left w:space="0" w:sz="0" w:val="nil"/>
+          <w:bottom w:space="0" w:sz="0" w:val="nil"/>
+          <w:right w:space="0" w:sz="0" w:val="nil"/>
+          <w:between w:space="0" w:sz="0" w:val="nil"/>
+        </w:pBdr>
+        <w:shd w:fill="auto" w:val="clear"/>
+        <w:ind w:left="810" w:firstLine="0"/>
+        <w:rPr>
+          <w:rFonts w:ascii="Roboto Mono" w:cs="Roboto Mono" w:eastAsia="Roboto Mono" w:hAnsi="Roboto Mono"/>
+          <w:color w:val="188038"/>
+        </w:rPr>
+      </w:pPr>
+      <w:r>
+        <w:rPr>
+          <w:rFonts w:ascii="Roboto Mono" w:cs="Roboto Mono" w:eastAsia="Roboto Mono" w:hAnsi="Roboto Mono"/>
+          <w:color w:val="188038"/>
+          <w:rtl w:val="0"/>
+        </w:rPr>
+        <w:t xml:space="preserve">frontend/components/__tests__/</w:t>
+      </w:r>
+    </w:p>
+    <w:p>
+      <w:pPr>
+        <w:keepNext w:val="0"/>
+        <w:keepLines w:val="0"/>
+        <w:pageBreakBefore w:val="0"/>
+        <w:widowControl w:val="0"/>
+        <w:pBdr>
+          <w:top w:space="0" w:sz="0" w:val="nil"/>
+          <w:left w:space="0" w:sz="0" w:val="nil"/>
+          <w:bottom w:space="0" w:sz="0" w:val="nil"/>
+          <w:right w:space="0" w:sz="0" w:val="nil"/>
+          <w:between w:space="0" w:sz="0" w:val="nil"/>
+        </w:pBdr>
+        <w:shd w:fill="auto" w:val="clear"/>
+        <w:ind w:left="810" w:firstLine="0"/>
+        <w:rPr>
+          <w:rFonts w:ascii="Roboto Mono" w:cs="Roboto Mono" w:eastAsia="Roboto Mono" w:hAnsi="Roboto Mono"/>
+          <w:color w:val="188038"/>
+        </w:rPr>
+      </w:pPr>
+      <w:r>
+        <w:rPr>
+          <w:rFonts w:ascii="Roboto Mono" w:cs="Roboto Mono" w:eastAsia="Roboto Mono" w:hAnsi="Roboto Mono"/>
+          <w:color w:val="188038"/>
+          <w:rtl w:val="0"/>
+        </w:rPr>
+        <w:t xml:space="preserve">frontend/screens/__tests__/</w:t>
+      </w:r>
+    </w:p>
+    <w:p>
+      <w:pPr>
+        <w:widowControl w:val="0"/>
+        <w:ind w:left="810" w:firstLine="0"/>
+        <w:rPr/>
+      </w:pPr>
+      <w:r>
+        <w:rPr>
+          <w:rtl w:val="0"/>
+        </w:rPr>
+      </w:r>
+    </w:p>
+    <w:p>
+      <w:pPr>
+        <w:widowControl w:val="0"/>
+        <w:spacing w:after="240" w:before="240" w:lineRule="auto"/>
+        <w:rPr>
+          <w:b w:val="1"/>
+          <w:bCs w:val="1"/>
+        </w:rPr>
+      </w:pPr>
+      <w:r>
+        <w:rPr>
+          <w:b w:val="1"/>
+          <w:bCs w:val="1"/>
+          <w:rtl w:val="0"/>
+        </w:rPr>
+        <w:t xml:space="preserve">Automated Test Coverage Includes</w:t>
+      </w:r>
+    </w:p>
+    <w:p>
+      <w:pPr>
+        <w:widowControl w:val="0"/>
+        <w:numPr>
+          <w:ilvl w:val="0"/>
+          <w:numId w:val="9"/>
+        </w:numPr>
+        <w:spacing w:after="0" w:afterAutospacing="0" w:before="240" w:lineRule="auto"/>
+        <w:ind w:left="720" w:hanging="360"/>
+      </w:pPr>
+      <w:r>
+        <w:rPr>
+          <w:rtl w:val="0"/>
+        </w:rPr>
+        <w:t xml:space="preserve">Component rendering tests (header, buttons, navigation elements)</w:t>
+        <w:br w:type="textWrapping"/>
+      </w:r>
+    </w:p>
+    <w:p>
+      <w:pPr>
+        <w:widowControl w:val="0"/>
+        <w:numPr>
+          <w:ilvl w:val="0"/>
+          <w:numId w:val="9"/>
+        </w:numPr>
+        <w:spacing w:after="0" w:afterAutospacing="0" w:before="0" w:beforeAutospacing="0" w:lineRule="auto"/>
+        <w:ind w:left="720" w:hanging="360"/>
+      </w:pPr>
+      <w:r>
+        <w:rPr>
+          <w:rtl w:val="0"/>
+        </w:rPr>
+        <w:t xml:space="preserve">Form validation (registration and login fields)</w:t>
+        <w:br w:type="textWrapping"/>
+      </w:r>
+    </w:p>
+    <w:p>
+      <w:pPr>
+        <w:widowControl w:val="0"/>
+        <w:numPr>
+          <w:ilvl w:val="0"/>
+          <w:numId w:val="9"/>
+        </w:numPr>
+        <w:spacing w:after="0" w:afterAutospacing="0" w:before="0" w:beforeAutospacing="0" w:lineRule="auto"/>
+        <w:ind w:left="720" w:hanging="360"/>
+      </w:pPr>
+      <w:r>
+        <w:rPr>
+          <w:rtl w:val="0"/>
+        </w:rPr>
+        <w:t xml:space="preserve">State updates in Study Screen (timer start/stop logic)</w:t>
+        <w:br w:type="textWrapping"/>
+      </w:r>
+    </w:p>
+    <w:p>
+      <w:pPr>
+        <w:widowControl w:val="0"/>
+        <w:numPr>
+          <w:ilvl w:val="0"/>
+          <w:numId w:val="9"/>
+        </w:numPr>
+        <w:spacing w:after="0" w:afterAutospacing="0" w:before="0" w:beforeAutospacing="0" w:lineRule="auto"/>
+        <w:ind w:left="720" w:hanging="360"/>
+      </w:pPr>
+      <w:r>
+        <w:rPr>
+          <w:rtl w:val="0"/>
+        </w:rPr>
+        <w:t xml:space="preserve">Calendar component rendering and event display</w:t>
+        <w:br w:type="textWrapping"/>
+      </w:r>
+    </w:p>
+    <w:p>
+      <w:pPr>
+        <w:widowControl w:val="0"/>
+        <w:numPr>
+          <w:ilvl w:val="0"/>
+          <w:numId w:val="9"/>
+        </w:numPr>
+        <w:spacing w:after="240" w:before="0" w:beforeAutospacing="0" w:lineRule="auto"/>
+        <w:ind w:left="720" w:hanging="360"/>
+      </w:pPr>
+      <w:r>
+        <w:rPr>
+          <w:rtl w:val="0"/>
+        </w:rPr>
+        <w:t xml:space="preserve">Mocked API calls for login and study session retrieval</w:t>
+        <w:br w:type="textWrapping"/>
+      </w:r>
+    </w:p>
+    <w:p>
+      <w:pPr>
+        <w:widowControl w:val="0"/>
+        <w:spacing w:after="240" w:before="240" w:lineRule="auto"/>
+        <w:rPr>
+          <w:b w:val="1"/>
+          <w:bCs w:val="1"/>
+        </w:rPr>
+      </w:pPr>
+      <w:r>
+        <w:rPr>
+          <w:b w:val="1"/>
+          <w:bCs w:val="1"/>
+          <w:rtl w:val="0"/>
+        </w:rPr>
+        <w:t xml:space="preserve">Example Test Cases</w:t>
+      </w:r>
+    </w:p>
+    <w:p>
+      <w:pPr>
+        <w:widowControl w:val="0"/>
+        <w:numPr>
+          <w:ilvl w:val="0"/>
+          <w:numId w:val="2"/>
+        </w:numPr>
+        <w:spacing w:after="0" w:afterAutospacing="0" w:before="240" w:lineRule="auto"/>
+        <w:ind w:left="720" w:hanging="360"/>
+      </w:pPr>
+      <w:r>
+        <w:rPr>
+          <w:rtl w:val="0"/>
+        </w:rPr>
+        <w:t xml:space="preserve">Registration form fails with empty username</w:t>
+        <w:br w:type="textWrapping"/>
+      </w:r>
+    </w:p>
+    <w:p>
+      <w:pPr>
+        <w:widowControl w:val="0"/>
+        <w:numPr>
+          <w:ilvl w:val="0"/>
+          <w:numId w:val="2"/>
+        </w:numPr>
+        <w:spacing w:after="0" w:afterAutospacing="0" w:before="0" w:beforeAutospacing="0" w:lineRule="auto"/>
+        <w:ind w:left="720" w:hanging="360"/>
+      </w:pPr>
+      <w:r>
+        <w:rPr>
+          <w:rtl w:val="0"/>
+        </w:rPr>
+        <w:t xml:space="preserve">Login screen displays error for incorrect credentials</w:t>
+        <w:br w:type="textWrapping"/>
+      </w:r>
+    </w:p>
+    <w:p>
+      <w:pPr>
+        <w:widowControl w:val="0"/>
+        <w:numPr>
+          <w:ilvl w:val="0"/>
+          <w:numId w:val="2"/>
+        </w:numPr>
+        <w:spacing w:after="0" w:afterAutospacing="0" w:before="0" w:beforeAutospacing="0" w:lineRule="auto"/>
+        <w:ind w:left="720" w:hanging="360"/>
+      </w:pPr>
+      <w:r>
+        <w:rPr>
+          <w:rtl w:val="0"/>
+        </w:rPr>
+        <w:t xml:space="preserve">Timer component switches state when countdown ends</w:t>
+        <w:br w:type="textWrapping"/>
+      </w:r>
+    </w:p>
+    <w:p>
+      <w:pPr>
+        <w:widowControl w:val="0"/>
+        <w:numPr>
+          <w:ilvl w:val="0"/>
+          <w:numId w:val="2"/>
+        </w:numPr>
+        <w:spacing w:after="0" w:afterAutospacing="0" w:before="0" w:beforeAutospacing="0" w:lineRule="auto"/>
+        <w:ind w:left="720" w:hanging="360"/>
+      </w:pPr>
+      <w:r>
+        <w:rPr>
+          <w:rtl w:val="0"/>
+        </w:rPr>
+        <w:t xml:space="preserve">Calendar screen shows study sessions when API returns data</w:t>
+        <w:br w:type="textWrapping"/>
+      </w:r>
+    </w:p>
+    <w:p>
+      <w:pPr>
+        <w:widowControl w:val="0"/>
+        <w:numPr>
+          <w:ilvl w:val="0"/>
+          <w:numId w:val="2"/>
+        </w:numPr>
+        <w:spacing w:after="240" w:before="0" w:beforeAutospacing="0" w:lineRule="auto"/>
+        <w:ind w:left="720" w:hanging="360"/>
+      </w:pPr>
+      <w:r>
+        <w:rPr>
+          <w:rFonts w:ascii="Arial Unicode MS" w:cs="Arial Unicode MS" w:eastAsia="Arial Unicode MS" w:hAnsi="Arial Unicode MS"/>
+          <w:rtl w:val="0"/>
+        </w:rPr>
+        <w:t xml:space="preserve">Navigation routes correctly between Home → Study → Calendar</w:t>
+        <w:br w:type="textWrapping"/>
+      </w:r>
+    </w:p>
+    <w:p>
+      <w:pPr>
+        <w:widowControl w:val="0"/>
+        <w:spacing w:after="240" w:before="240" w:lineRule="auto"/>
+        <w:rPr>
+          <w:b w:val="1"/>
+          <w:bCs w:val="1"/>
+        </w:rPr>
+      </w:pPr>
+      <w:r>
+        <w:rPr>
+          <w:b w:val="1"/>
+          <w:bCs w:val="1"/>
+          <w:rtl w:val="0"/>
+        </w:rPr>
+        <w:t xml:space="preserve">Limitations</w:t>
+      </w:r>
+    </w:p>
+    <w:p>
+      <w:pPr>
+        <w:widowControl w:val="0"/>
+        <w:numPr>
+          <w:ilvl w:val="0"/>
+          <w:numId w:val="5"/>
+        </w:numPr>
+        <w:spacing w:after="0" w:afterAutospacing="0" w:before="240" w:lineRule="auto"/>
+        <w:ind w:left="720" w:hanging="360"/>
+      </w:pPr>
+      <w:r>
+        <w:rPr>
+          <w:rtl w:val="0"/>
+        </w:rPr>
+        <w:t xml:space="preserve">Complex screens such as the full calendar view and game screens require more mock integration and are currently tested manually.</w:t>
+        <w:br w:type="textWrapping"/>
+      </w:r>
+    </w:p>
+    <w:p>
+      <w:pPr>
+        <w:widowControl w:val="0"/>
+        <w:numPr>
+          <w:ilvl w:val="0"/>
+          <w:numId w:val="5"/>
+        </w:numPr>
+        <w:spacing w:after="240" w:before="0" w:beforeAutospacing="0" w:lineRule="auto"/>
+        <w:ind w:left="720" w:hanging="360"/>
+      </w:pPr>
+      <w:r>
+        <w:rPr>
+          <w:rtl w:val="0"/>
+        </w:rPr>
+        <w:t xml:space="preserve">UI animations and transitions are difficult to automate with the current toolset.</w:t>
+        <w:br w:type="textWrapping"/>
+      </w:r>
+    </w:p>
+    <w:p>
+      <w:pPr>
+        <w:widowControl w:val="0"/>
+        <w:spacing w:after="240" w:before="240" w:lineRule="auto"/>
+        <w:rPr/>
+      </w:pPr>
+      <w:r>
+        <w:rPr>
+          <w:b w:val="1"/>
+          <w:bCs w:val="1"/>
+          <w:rtl w:val="0"/>
+        </w:rPr>
+        <w:t xml:space="preserve">Impact</w:t>
+        <w:br w:type="textWrapping"/>
+      </w:r>
+      <w:r>
+        <w:rPr>
+          <w:rtl w:val="0"/>
+        </w:rPr>
+        <w:t xml:space="preserve"> Despite partial automation on the frontend, the automated tests greatly reduced repeated regression testing for core UI workflows, improving development speed and reliability.</w:t>
+      </w:r>
+    </w:p>
+    <w:p>
+      <w:pPr>
         <w:keepNext w:val="0"/>
         <w:keepLines w:val="0"/>
         <w:pageBreakBefore w:val="0"/>
@@ -8959,8 +12039,8 @@
           <w:u w:val="none"/>
         </w:rPr>
       </w:pPr>
-      <w:bookmarkStart w:colFirst="0" w:colLast="0" w:name="_15tmymhipvdv" w:id="4"/>
-      <w:bookmarkEnd w:id="4"/>
+      <w:bookmarkStart w:colFirst="0" w:colLast="0" w:name="_15tmymhipvdv" w:id="5"/>
+      <w:bookmarkEnd w:id="5"/>
       <w:r>
         <w:rPr>
           <w:rFonts w:ascii="Trebuchet MS" w:cs="Trebuchet MS" w:eastAsia="Trebuchet MS" w:hAnsi="Trebuchet MS"/>
@@ -9007,8 +12087,8 @@
           <w:u w:val="none"/>
         </w:rPr>
       </w:pPr>
-      <w:bookmarkStart w:colFirst="0" w:colLast="0" w:name="_8n34lvocupub" w:id="5"/>
-      <w:bookmarkEnd w:id="5"/>
+      <w:bookmarkStart w:colFirst="0" w:colLast="0" w:name="_8n34lvocupub" w:id="6"/>
+      <w:bookmarkEnd w:id="6"/>
       <w:r>
         <w:rPr>
           <w:rFonts w:ascii="Trebuchet MS" w:cs="Trebuchet MS" w:eastAsia="Trebuchet MS" w:hAnsi="Trebuchet MS"/>
@@ -9204,8 +12284,912 @@
       </w:rPr>
     </w:lvl>
   </w:abstractNum>
+  <w:abstractNum w:abstractNumId="2">
+    <w:lvl w:ilvl="0">
+      <w:start w:val="1"/>
+      <w:numFmt w:val="bullet"/>
+      <w:lvlText w:val="●"/>
+      <w:lvlJc w:val="left"/>
+      <w:pPr>
+        <w:ind w:left="720" w:hanging="360"/>
+      </w:pPr>
+      <w:rPr>
+        <w:u w:val="none"/>
+      </w:rPr>
+    </w:lvl>
+    <w:lvl w:ilvl="1">
+      <w:start w:val="1"/>
+      <w:numFmt w:val="bullet"/>
+      <w:lvlText w:val="○"/>
+      <w:lvlJc w:val="left"/>
+      <w:pPr>
+        <w:ind w:left="1440" w:hanging="360"/>
+      </w:pPr>
+      <w:rPr>
+        <w:u w:val="none"/>
+      </w:rPr>
+    </w:lvl>
+    <w:lvl w:ilvl="2">
+      <w:start w:val="1"/>
+      <w:numFmt w:val="bullet"/>
+      <w:lvlText w:val="■"/>
+      <w:lvlJc w:val="left"/>
+      <w:pPr>
+        <w:ind w:left="2160" w:hanging="360"/>
+      </w:pPr>
+      <w:rPr>
+        <w:u w:val="none"/>
+      </w:rPr>
+    </w:lvl>
+    <w:lvl w:ilvl="3">
+      <w:start w:val="1"/>
+      <w:numFmt w:val="bullet"/>
+      <w:lvlText w:val="●"/>
+      <w:lvlJc w:val="left"/>
+      <w:pPr>
+        <w:ind w:left="2880" w:hanging="360"/>
+      </w:pPr>
+      <w:rPr>
+        <w:u w:val="none"/>
+      </w:rPr>
+    </w:lvl>
+    <w:lvl w:ilvl="4">
+      <w:start w:val="1"/>
+      <w:numFmt w:val="bullet"/>
+      <w:lvlText w:val="○"/>
+      <w:lvlJc w:val="left"/>
+      <w:pPr>
+        <w:ind w:left="3600" w:hanging="360"/>
+      </w:pPr>
+      <w:rPr>
+        <w:u w:val="none"/>
+      </w:rPr>
+    </w:lvl>
+    <w:lvl w:ilvl="5">
+      <w:start w:val="1"/>
+      <w:numFmt w:val="bullet"/>
+      <w:lvlText w:val="■"/>
+      <w:lvlJc w:val="left"/>
+      <w:pPr>
+        <w:ind w:left="4320" w:hanging="360"/>
+      </w:pPr>
+      <w:rPr>
+        <w:u w:val="none"/>
+      </w:rPr>
+    </w:lvl>
+    <w:lvl w:ilvl="6">
+      <w:start w:val="1"/>
+      <w:numFmt w:val="bullet"/>
+      <w:lvlText w:val="●"/>
+      <w:lvlJc w:val="left"/>
+      <w:pPr>
+        <w:ind w:left="5040" w:hanging="360"/>
+      </w:pPr>
+      <w:rPr>
+        <w:u w:val="none"/>
+      </w:rPr>
+    </w:lvl>
+    <w:lvl w:ilvl="7">
+      <w:start w:val="1"/>
+      <w:numFmt w:val="bullet"/>
+      <w:lvlText w:val="○"/>
+      <w:lvlJc w:val="left"/>
+      <w:pPr>
+        <w:ind w:left="5760" w:hanging="360"/>
+      </w:pPr>
+      <w:rPr>
+        <w:u w:val="none"/>
+      </w:rPr>
+    </w:lvl>
+    <w:lvl w:ilvl="8">
+      <w:start w:val="1"/>
+      <w:numFmt w:val="bullet"/>
+      <w:lvlText w:val="■"/>
+      <w:lvlJc w:val="left"/>
+      <w:pPr>
+        <w:ind w:left="6480" w:hanging="360"/>
+      </w:pPr>
+      <w:rPr>
+        <w:u w:val="none"/>
+      </w:rPr>
+    </w:lvl>
+  </w:abstractNum>
+  <w:abstractNum w:abstractNumId="3">
+    <w:lvl w:ilvl="0">
+      <w:start w:val="1"/>
+      <w:numFmt w:val="bullet"/>
+      <w:lvlText w:val="●"/>
+      <w:lvlJc w:val="left"/>
+      <w:pPr>
+        <w:ind w:left="720" w:hanging="360"/>
+      </w:pPr>
+      <w:rPr>
+        <w:u w:val="none"/>
+      </w:rPr>
+    </w:lvl>
+    <w:lvl w:ilvl="1">
+      <w:start w:val="1"/>
+      <w:numFmt w:val="bullet"/>
+      <w:lvlText w:val="○"/>
+      <w:lvlJc w:val="left"/>
+      <w:pPr>
+        <w:ind w:left="1440" w:hanging="360"/>
+      </w:pPr>
+      <w:rPr>
+        <w:u w:val="none"/>
+      </w:rPr>
+    </w:lvl>
+    <w:lvl w:ilvl="2">
+      <w:start w:val="1"/>
+      <w:numFmt w:val="bullet"/>
+      <w:lvlText w:val="■"/>
+      <w:lvlJc w:val="left"/>
+      <w:pPr>
+        <w:ind w:left="2160" w:hanging="360"/>
+      </w:pPr>
+      <w:rPr>
+        <w:u w:val="none"/>
+      </w:rPr>
+    </w:lvl>
+    <w:lvl w:ilvl="3">
+      <w:start w:val="1"/>
+      <w:numFmt w:val="bullet"/>
+      <w:lvlText w:val="●"/>
+      <w:lvlJc w:val="left"/>
+      <w:pPr>
+        <w:ind w:left="2880" w:hanging="360"/>
+      </w:pPr>
+      <w:rPr>
+        <w:u w:val="none"/>
+      </w:rPr>
+    </w:lvl>
+    <w:lvl w:ilvl="4">
+      <w:start w:val="1"/>
+      <w:numFmt w:val="bullet"/>
+      <w:lvlText w:val="○"/>
+      <w:lvlJc w:val="left"/>
+      <w:pPr>
+        <w:ind w:left="3600" w:hanging="360"/>
+      </w:pPr>
+      <w:rPr>
+        <w:u w:val="none"/>
+      </w:rPr>
+    </w:lvl>
+    <w:lvl w:ilvl="5">
+      <w:start w:val="1"/>
+      <w:numFmt w:val="bullet"/>
+      <w:lvlText w:val="■"/>
+      <w:lvlJc w:val="left"/>
+      <w:pPr>
+        <w:ind w:left="4320" w:hanging="360"/>
+      </w:pPr>
+      <w:rPr>
+        <w:u w:val="none"/>
+      </w:rPr>
+    </w:lvl>
+    <w:lvl w:ilvl="6">
+      <w:start w:val="1"/>
+      <w:numFmt w:val="bullet"/>
+      <w:lvlText w:val="●"/>
+      <w:lvlJc w:val="left"/>
+      <w:pPr>
+        <w:ind w:left="5040" w:hanging="360"/>
+      </w:pPr>
+      <w:rPr>
+        <w:u w:val="none"/>
+      </w:rPr>
+    </w:lvl>
+    <w:lvl w:ilvl="7">
+      <w:start w:val="1"/>
+      <w:numFmt w:val="bullet"/>
+      <w:lvlText w:val="○"/>
+      <w:lvlJc w:val="left"/>
+      <w:pPr>
+        <w:ind w:left="5760" w:hanging="360"/>
+      </w:pPr>
+      <w:rPr>
+        <w:u w:val="none"/>
+      </w:rPr>
+    </w:lvl>
+    <w:lvl w:ilvl="8">
+      <w:start w:val="1"/>
+      <w:numFmt w:val="bullet"/>
+      <w:lvlText w:val="■"/>
+      <w:lvlJc w:val="left"/>
+      <w:pPr>
+        <w:ind w:left="6480" w:hanging="360"/>
+      </w:pPr>
+      <w:rPr>
+        <w:u w:val="none"/>
+      </w:rPr>
+    </w:lvl>
+  </w:abstractNum>
+  <w:abstractNum w:abstractNumId="4">
+    <w:lvl w:ilvl="0">
+      <w:start w:val="1"/>
+      <w:numFmt w:val="bullet"/>
+      <w:lvlText w:val="●"/>
+      <w:lvlJc w:val="left"/>
+      <w:pPr>
+        <w:ind w:left="720" w:hanging="360"/>
+      </w:pPr>
+      <w:rPr>
+        <w:u w:val="none"/>
+      </w:rPr>
+    </w:lvl>
+    <w:lvl w:ilvl="1">
+      <w:start w:val="1"/>
+      <w:numFmt w:val="bullet"/>
+      <w:lvlText w:val="○"/>
+      <w:lvlJc w:val="left"/>
+      <w:pPr>
+        <w:ind w:left="1440" w:hanging="360"/>
+      </w:pPr>
+      <w:rPr>
+        <w:u w:val="none"/>
+      </w:rPr>
+    </w:lvl>
+    <w:lvl w:ilvl="2">
+      <w:start w:val="1"/>
+      <w:numFmt w:val="bullet"/>
+      <w:lvlText w:val="■"/>
+      <w:lvlJc w:val="left"/>
+      <w:pPr>
+        <w:ind w:left="2160" w:hanging="360"/>
+      </w:pPr>
+      <w:rPr>
+        <w:u w:val="none"/>
+      </w:rPr>
+    </w:lvl>
+    <w:lvl w:ilvl="3">
+      <w:start w:val="1"/>
+      <w:numFmt w:val="bullet"/>
+      <w:lvlText w:val="●"/>
+      <w:lvlJc w:val="left"/>
+      <w:pPr>
+        <w:ind w:left="2880" w:hanging="360"/>
+      </w:pPr>
+      <w:rPr>
+        <w:u w:val="none"/>
+      </w:rPr>
+    </w:lvl>
+    <w:lvl w:ilvl="4">
+      <w:start w:val="1"/>
+      <w:numFmt w:val="bullet"/>
+      <w:lvlText w:val="○"/>
+      <w:lvlJc w:val="left"/>
+      <w:pPr>
+        <w:ind w:left="3600" w:hanging="360"/>
+      </w:pPr>
+      <w:rPr>
+        <w:u w:val="none"/>
+      </w:rPr>
+    </w:lvl>
+    <w:lvl w:ilvl="5">
+      <w:start w:val="1"/>
+      <w:numFmt w:val="bullet"/>
+      <w:lvlText w:val="■"/>
+      <w:lvlJc w:val="left"/>
+      <w:pPr>
+        <w:ind w:left="4320" w:hanging="360"/>
+      </w:pPr>
+      <w:rPr>
+        <w:u w:val="none"/>
+      </w:rPr>
+    </w:lvl>
+    <w:lvl w:ilvl="6">
+      <w:start w:val="1"/>
+      <w:numFmt w:val="bullet"/>
+      <w:lvlText w:val="●"/>
+      <w:lvlJc w:val="left"/>
+      <w:pPr>
+        <w:ind w:left="5040" w:hanging="360"/>
+      </w:pPr>
+      <w:rPr>
+        <w:u w:val="none"/>
+      </w:rPr>
+    </w:lvl>
+    <w:lvl w:ilvl="7">
+      <w:start w:val="1"/>
+      <w:numFmt w:val="bullet"/>
+      <w:lvlText w:val="○"/>
+      <w:lvlJc w:val="left"/>
+      <w:pPr>
+        <w:ind w:left="5760" w:hanging="360"/>
+      </w:pPr>
+      <w:rPr>
+        <w:u w:val="none"/>
+      </w:rPr>
+    </w:lvl>
+    <w:lvl w:ilvl="8">
+      <w:start w:val="1"/>
+      <w:numFmt w:val="bullet"/>
+      <w:lvlText w:val="■"/>
+      <w:lvlJc w:val="left"/>
+      <w:pPr>
+        <w:ind w:left="6480" w:hanging="360"/>
+      </w:pPr>
+      <w:rPr>
+        <w:u w:val="none"/>
+      </w:rPr>
+    </w:lvl>
+  </w:abstractNum>
+  <w:abstractNum w:abstractNumId="5">
+    <w:lvl w:ilvl="0">
+      <w:start w:val="1"/>
+      <w:numFmt w:val="bullet"/>
+      <w:lvlText w:val="●"/>
+      <w:lvlJc w:val="left"/>
+      <w:pPr>
+        <w:ind w:left="720" w:hanging="360"/>
+      </w:pPr>
+      <w:rPr>
+        <w:u w:val="none"/>
+      </w:rPr>
+    </w:lvl>
+    <w:lvl w:ilvl="1">
+      <w:start w:val="1"/>
+      <w:numFmt w:val="bullet"/>
+      <w:lvlText w:val="○"/>
+      <w:lvlJc w:val="left"/>
+      <w:pPr>
+        <w:ind w:left="1440" w:hanging="360"/>
+      </w:pPr>
+      <w:rPr>
+        <w:u w:val="none"/>
+      </w:rPr>
+    </w:lvl>
+    <w:lvl w:ilvl="2">
+      <w:start w:val="1"/>
+      <w:numFmt w:val="bullet"/>
+      <w:lvlText w:val="■"/>
+      <w:lvlJc w:val="left"/>
+      <w:pPr>
+        <w:ind w:left="2160" w:hanging="360"/>
+      </w:pPr>
+      <w:rPr>
+        <w:u w:val="none"/>
+      </w:rPr>
+    </w:lvl>
+    <w:lvl w:ilvl="3">
+      <w:start w:val="1"/>
+      <w:numFmt w:val="bullet"/>
+      <w:lvlText w:val="●"/>
+      <w:lvlJc w:val="left"/>
+      <w:pPr>
+        <w:ind w:left="2880" w:hanging="360"/>
+      </w:pPr>
+      <w:rPr>
+        <w:u w:val="none"/>
+      </w:rPr>
+    </w:lvl>
+    <w:lvl w:ilvl="4">
+      <w:start w:val="1"/>
+      <w:numFmt w:val="bullet"/>
+      <w:lvlText w:val="○"/>
+      <w:lvlJc w:val="left"/>
+      <w:pPr>
+        <w:ind w:left="3600" w:hanging="360"/>
+      </w:pPr>
+      <w:rPr>
+        <w:u w:val="none"/>
+      </w:rPr>
+    </w:lvl>
+    <w:lvl w:ilvl="5">
+      <w:start w:val="1"/>
+      <w:numFmt w:val="bullet"/>
+      <w:lvlText w:val="■"/>
+      <w:lvlJc w:val="left"/>
+      <w:pPr>
+        <w:ind w:left="4320" w:hanging="360"/>
+      </w:pPr>
+      <w:rPr>
+        <w:u w:val="none"/>
+      </w:rPr>
+    </w:lvl>
+    <w:lvl w:ilvl="6">
+      <w:start w:val="1"/>
+      <w:numFmt w:val="bullet"/>
+      <w:lvlText w:val="●"/>
+      <w:lvlJc w:val="left"/>
+      <w:pPr>
+        <w:ind w:left="5040" w:hanging="360"/>
+      </w:pPr>
+      <w:rPr>
+        <w:u w:val="none"/>
+      </w:rPr>
+    </w:lvl>
+    <w:lvl w:ilvl="7">
+      <w:start w:val="1"/>
+      <w:numFmt w:val="bullet"/>
+      <w:lvlText w:val="○"/>
+      <w:lvlJc w:val="left"/>
+      <w:pPr>
+        <w:ind w:left="5760" w:hanging="360"/>
+      </w:pPr>
+      <w:rPr>
+        <w:u w:val="none"/>
+      </w:rPr>
+    </w:lvl>
+    <w:lvl w:ilvl="8">
+      <w:start w:val="1"/>
+      <w:numFmt w:val="bullet"/>
+      <w:lvlText w:val="■"/>
+      <w:lvlJc w:val="left"/>
+      <w:pPr>
+        <w:ind w:left="6480" w:hanging="360"/>
+      </w:pPr>
+      <w:rPr>
+        <w:u w:val="none"/>
+      </w:rPr>
+    </w:lvl>
+  </w:abstractNum>
+  <w:abstractNum w:abstractNumId="6">
+    <w:lvl w:ilvl="0">
+      <w:start w:val="1"/>
+      <w:numFmt w:val="bullet"/>
+      <w:lvlText w:val="●"/>
+      <w:lvlJc w:val="left"/>
+      <w:pPr>
+        <w:ind w:left="720" w:hanging="360"/>
+      </w:pPr>
+      <w:rPr>
+        <w:u w:val="none"/>
+      </w:rPr>
+    </w:lvl>
+    <w:lvl w:ilvl="1">
+      <w:start w:val="1"/>
+      <w:numFmt w:val="bullet"/>
+      <w:lvlText w:val="○"/>
+      <w:lvlJc w:val="left"/>
+      <w:pPr>
+        <w:ind w:left="1440" w:hanging="360"/>
+      </w:pPr>
+      <w:rPr>
+        <w:u w:val="none"/>
+      </w:rPr>
+    </w:lvl>
+    <w:lvl w:ilvl="2">
+      <w:start w:val="1"/>
+      <w:numFmt w:val="bullet"/>
+      <w:lvlText w:val="■"/>
+      <w:lvlJc w:val="left"/>
+      <w:pPr>
+        <w:ind w:left="2160" w:hanging="360"/>
+      </w:pPr>
+      <w:rPr>
+        <w:u w:val="none"/>
+      </w:rPr>
+    </w:lvl>
+    <w:lvl w:ilvl="3">
+      <w:start w:val="1"/>
+      <w:numFmt w:val="bullet"/>
+      <w:lvlText w:val="●"/>
+      <w:lvlJc w:val="left"/>
+      <w:pPr>
+        <w:ind w:left="2880" w:hanging="360"/>
+      </w:pPr>
+      <w:rPr>
+        <w:u w:val="none"/>
+      </w:rPr>
+    </w:lvl>
+    <w:lvl w:ilvl="4">
+      <w:start w:val="1"/>
+      <w:numFmt w:val="bullet"/>
+      <w:lvlText w:val="○"/>
+      <w:lvlJc w:val="left"/>
+      <w:pPr>
+        <w:ind w:left="3600" w:hanging="360"/>
+      </w:pPr>
+      <w:rPr>
+        <w:u w:val="none"/>
+      </w:rPr>
+    </w:lvl>
+    <w:lvl w:ilvl="5">
+      <w:start w:val="1"/>
+      <w:numFmt w:val="bullet"/>
+      <w:lvlText w:val="■"/>
+      <w:lvlJc w:val="left"/>
+      <w:pPr>
+        <w:ind w:left="4320" w:hanging="360"/>
+      </w:pPr>
+      <w:rPr>
+        <w:u w:val="none"/>
+      </w:rPr>
+    </w:lvl>
+    <w:lvl w:ilvl="6">
+      <w:start w:val="1"/>
+      <w:numFmt w:val="bullet"/>
+      <w:lvlText w:val="●"/>
+      <w:lvlJc w:val="left"/>
+      <w:pPr>
+        <w:ind w:left="5040" w:hanging="360"/>
+      </w:pPr>
+      <w:rPr>
+        <w:u w:val="none"/>
+      </w:rPr>
+    </w:lvl>
+    <w:lvl w:ilvl="7">
+      <w:start w:val="1"/>
+      <w:numFmt w:val="bullet"/>
+      <w:lvlText w:val="○"/>
+      <w:lvlJc w:val="left"/>
+      <w:pPr>
+        <w:ind w:left="5760" w:hanging="360"/>
+      </w:pPr>
+      <w:rPr>
+        <w:u w:val="none"/>
+      </w:rPr>
+    </w:lvl>
+    <w:lvl w:ilvl="8">
+      <w:start w:val="1"/>
+      <w:numFmt w:val="bullet"/>
+      <w:lvlText w:val="■"/>
+      <w:lvlJc w:val="left"/>
+      <w:pPr>
+        <w:ind w:left="6480" w:hanging="360"/>
+      </w:pPr>
+      <w:rPr>
+        <w:u w:val="none"/>
+      </w:rPr>
+    </w:lvl>
+  </w:abstractNum>
+  <w:abstractNum w:abstractNumId="7">
+    <w:lvl w:ilvl="0">
+      <w:start w:val="1"/>
+      <w:numFmt w:val="bullet"/>
+      <w:lvlText w:val="●"/>
+      <w:lvlJc w:val="left"/>
+      <w:pPr>
+        <w:ind w:left="720" w:hanging="360"/>
+      </w:pPr>
+      <w:rPr>
+        <w:u w:val="none"/>
+      </w:rPr>
+    </w:lvl>
+    <w:lvl w:ilvl="1">
+      <w:start w:val="1"/>
+      <w:numFmt w:val="bullet"/>
+      <w:lvlText w:val="○"/>
+      <w:lvlJc w:val="left"/>
+      <w:pPr>
+        <w:ind w:left="1440" w:hanging="360"/>
+      </w:pPr>
+      <w:rPr>
+        <w:u w:val="none"/>
+      </w:rPr>
+    </w:lvl>
+    <w:lvl w:ilvl="2">
+      <w:start w:val="1"/>
+      <w:numFmt w:val="bullet"/>
+      <w:lvlText w:val="■"/>
+      <w:lvlJc w:val="left"/>
+      <w:pPr>
+        <w:ind w:left="2160" w:hanging="360"/>
+      </w:pPr>
+      <w:rPr>
+        <w:u w:val="none"/>
+      </w:rPr>
+    </w:lvl>
+    <w:lvl w:ilvl="3">
+      <w:start w:val="1"/>
+      <w:numFmt w:val="bullet"/>
+      <w:lvlText w:val="●"/>
+      <w:lvlJc w:val="left"/>
+      <w:pPr>
+        <w:ind w:left="2880" w:hanging="360"/>
+      </w:pPr>
+      <w:rPr>
+        <w:u w:val="none"/>
+      </w:rPr>
+    </w:lvl>
+    <w:lvl w:ilvl="4">
+      <w:start w:val="1"/>
+      <w:numFmt w:val="bullet"/>
+      <w:lvlText w:val="○"/>
+      <w:lvlJc w:val="left"/>
+      <w:pPr>
+        <w:ind w:left="3600" w:hanging="360"/>
+      </w:pPr>
+      <w:rPr>
+        <w:u w:val="none"/>
+      </w:rPr>
+    </w:lvl>
+    <w:lvl w:ilvl="5">
+      <w:start w:val="1"/>
+      <w:numFmt w:val="bullet"/>
+      <w:lvlText w:val="■"/>
+      <w:lvlJc w:val="left"/>
+      <w:pPr>
+        <w:ind w:left="4320" w:hanging="360"/>
+      </w:pPr>
+      <w:rPr>
+        <w:u w:val="none"/>
+      </w:rPr>
+    </w:lvl>
+    <w:lvl w:ilvl="6">
+      <w:start w:val="1"/>
+      <w:numFmt w:val="bullet"/>
+      <w:lvlText w:val="●"/>
+      <w:lvlJc w:val="left"/>
+      <w:pPr>
+        <w:ind w:left="5040" w:hanging="360"/>
+      </w:pPr>
+      <w:rPr>
+        <w:u w:val="none"/>
+      </w:rPr>
+    </w:lvl>
+    <w:lvl w:ilvl="7">
+      <w:start w:val="1"/>
+      <w:numFmt w:val="bullet"/>
+      <w:lvlText w:val="○"/>
+      <w:lvlJc w:val="left"/>
+      <w:pPr>
+        <w:ind w:left="5760" w:hanging="360"/>
+      </w:pPr>
+      <w:rPr>
+        <w:u w:val="none"/>
+      </w:rPr>
+    </w:lvl>
+    <w:lvl w:ilvl="8">
+      <w:start w:val="1"/>
+      <w:numFmt w:val="bullet"/>
+      <w:lvlText w:val="■"/>
+      <w:lvlJc w:val="left"/>
+      <w:pPr>
+        <w:ind w:left="6480" w:hanging="360"/>
+      </w:pPr>
+      <w:rPr>
+        <w:u w:val="none"/>
+      </w:rPr>
+    </w:lvl>
+  </w:abstractNum>
+  <w:abstractNum w:abstractNumId="8">
+    <w:lvl w:ilvl="0">
+      <w:start w:val="1"/>
+      <w:numFmt w:val="bullet"/>
+      <w:lvlText w:val="●"/>
+      <w:lvlJc w:val="left"/>
+      <w:pPr>
+        <w:ind w:left="720" w:hanging="360"/>
+      </w:pPr>
+      <w:rPr>
+        <w:u w:val="none"/>
+      </w:rPr>
+    </w:lvl>
+    <w:lvl w:ilvl="1">
+      <w:start w:val="1"/>
+      <w:numFmt w:val="bullet"/>
+      <w:lvlText w:val="○"/>
+      <w:lvlJc w:val="left"/>
+      <w:pPr>
+        <w:ind w:left="1440" w:hanging="360"/>
+      </w:pPr>
+      <w:rPr>
+        <w:u w:val="none"/>
+      </w:rPr>
+    </w:lvl>
+    <w:lvl w:ilvl="2">
+      <w:start w:val="1"/>
+      <w:numFmt w:val="bullet"/>
+      <w:lvlText w:val="■"/>
+      <w:lvlJc w:val="left"/>
+      <w:pPr>
+        <w:ind w:left="2160" w:hanging="360"/>
+      </w:pPr>
+      <w:rPr>
+        <w:u w:val="none"/>
+      </w:rPr>
+    </w:lvl>
+    <w:lvl w:ilvl="3">
+      <w:start w:val="1"/>
+      <w:numFmt w:val="bullet"/>
+      <w:lvlText w:val="●"/>
+      <w:lvlJc w:val="left"/>
+      <w:pPr>
+        <w:ind w:left="2880" w:hanging="360"/>
+      </w:pPr>
+      <w:rPr>
+        <w:u w:val="none"/>
+      </w:rPr>
+    </w:lvl>
+    <w:lvl w:ilvl="4">
+      <w:start w:val="1"/>
+      <w:numFmt w:val="bullet"/>
+      <w:lvlText w:val="○"/>
+      <w:lvlJc w:val="left"/>
+      <w:pPr>
+        <w:ind w:left="3600" w:hanging="360"/>
+      </w:pPr>
+      <w:rPr>
+        <w:u w:val="none"/>
+      </w:rPr>
+    </w:lvl>
+    <w:lvl w:ilvl="5">
+      <w:start w:val="1"/>
+      <w:numFmt w:val="bullet"/>
+      <w:lvlText w:val="■"/>
+      <w:lvlJc w:val="left"/>
+      <w:pPr>
+        <w:ind w:left="4320" w:hanging="360"/>
+      </w:pPr>
+      <w:rPr>
+        <w:u w:val="none"/>
+      </w:rPr>
+    </w:lvl>
+    <w:lvl w:ilvl="6">
+      <w:start w:val="1"/>
+      <w:numFmt w:val="bullet"/>
+      <w:lvlText w:val="●"/>
+      <w:lvlJc w:val="left"/>
+      <w:pPr>
+        <w:ind w:left="5040" w:hanging="360"/>
+      </w:pPr>
+      <w:rPr>
+        <w:u w:val="none"/>
+      </w:rPr>
+    </w:lvl>
+    <w:lvl w:ilvl="7">
+      <w:start w:val="1"/>
+      <w:numFmt w:val="bullet"/>
+      <w:lvlText w:val="○"/>
+      <w:lvlJc w:val="left"/>
+      <w:pPr>
+        <w:ind w:left="5760" w:hanging="360"/>
+      </w:pPr>
+      <w:rPr>
+        <w:u w:val="none"/>
+      </w:rPr>
+    </w:lvl>
+    <w:lvl w:ilvl="8">
+      <w:start w:val="1"/>
+      <w:numFmt w:val="bullet"/>
+      <w:lvlText w:val="■"/>
+      <w:lvlJc w:val="left"/>
+      <w:pPr>
+        <w:ind w:left="6480" w:hanging="360"/>
+      </w:pPr>
+      <w:rPr>
+        <w:u w:val="none"/>
+      </w:rPr>
+    </w:lvl>
+  </w:abstractNum>
+  <w:abstractNum w:abstractNumId="9">
+    <w:lvl w:ilvl="0">
+      <w:start w:val="1"/>
+      <w:numFmt w:val="bullet"/>
+      <w:lvlText w:val="●"/>
+      <w:lvlJc w:val="left"/>
+      <w:pPr>
+        <w:ind w:left="720" w:hanging="360"/>
+      </w:pPr>
+      <w:rPr>
+        <w:u w:val="none"/>
+      </w:rPr>
+    </w:lvl>
+    <w:lvl w:ilvl="1">
+      <w:start w:val="1"/>
+      <w:numFmt w:val="bullet"/>
+      <w:lvlText w:val="○"/>
+      <w:lvlJc w:val="left"/>
+      <w:pPr>
+        <w:ind w:left="1440" w:hanging="360"/>
+      </w:pPr>
+      <w:rPr>
+        <w:u w:val="none"/>
+      </w:rPr>
+    </w:lvl>
+    <w:lvl w:ilvl="2">
+      <w:start w:val="1"/>
+      <w:numFmt w:val="bullet"/>
+      <w:lvlText w:val="■"/>
+      <w:lvlJc w:val="left"/>
+      <w:pPr>
+        <w:ind w:left="2160" w:hanging="360"/>
+      </w:pPr>
+      <w:rPr>
+        <w:u w:val="none"/>
+      </w:rPr>
+    </w:lvl>
+    <w:lvl w:ilvl="3">
+      <w:start w:val="1"/>
+      <w:numFmt w:val="bullet"/>
+      <w:lvlText w:val="●"/>
+      <w:lvlJc w:val="left"/>
+      <w:pPr>
+        <w:ind w:left="2880" w:hanging="360"/>
+      </w:pPr>
+      <w:rPr>
+        <w:u w:val="none"/>
+      </w:rPr>
+    </w:lvl>
+    <w:lvl w:ilvl="4">
+      <w:start w:val="1"/>
+      <w:numFmt w:val="bullet"/>
+      <w:lvlText w:val="○"/>
+      <w:lvlJc w:val="left"/>
+      <w:pPr>
+        <w:ind w:left="3600" w:hanging="360"/>
+      </w:pPr>
+      <w:rPr>
+        <w:u w:val="none"/>
+      </w:rPr>
+    </w:lvl>
+    <w:lvl w:ilvl="5">
+      <w:start w:val="1"/>
+      <w:numFmt w:val="bullet"/>
+      <w:lvlText w:val="■"/>
+      <w:lvlJc w:val="left"/>
+      <w:pPr>
+        <w:ind w:left="4320" w:hanging="360"/>
+      </w:pPr>
+      <w:rPr>
+        <w:u w:val="none"/>
+      </w:rPr>
+    </w:lvl>
+    <w:lvl w:ilvl="6">
+      <w:start w:val="1"/>
+      <w:numFmt w:val="bullet"/>
+      <w:lvlText w:val="●"/>
+      <w:lvlJc w:val="left"/>
+      <w:pPr>
+        <w:ind w:left="5040" w:hanging="360"/>
+      </w:pPr>
+      <w:rPr>
+        <w:u w:val="none"/>
+      </w:rPr>
+    </w:lvl>
+    <w:lvl w:ilvl="7">
+      <w:start w:val="1"/>
+      <w:numFmt w:val="bullet"/>
+      <w:lvlText w:val="○"/>
+      <w:lvlJc w:val="left"/>
+      <w:pPr>
+        <w:ind w:left="5760" w:hanging="360"/>
+      </w:pPr>
+      <w:rPr>
+        <w:u w:val="none"/>
+      </w:rPr>
+    </w:lvl>
+    <w:lvl w:ilvl="8">
+      <w:start w:val="1"/>
+      <w:numFmt w:val="bullet"/>
+      <w:lvlText w:val="■"/>
+      <w:lvlJc w:val="left"/>
+      <w:pPr>
+        <w:ind w:left="6480" w:hanging="360"/>
+      </w:pPr>
+      <w:rPr>
+        <w:u w:val="none"/>
+      </w:rPr>
+    </w:lvl>
+  </w:abstractNum>
   <w:num w:numId="1">
     <w:abstractNumId w:val="1"/>
+  </w:num>
+  <w:num w:numId="2">
+    <w:abstractNumId w:val="2"/>
+  </w:num>
+  <w:num w:numId="3">
+    <w:abstractNumId w:val="3"/>
+  </w:num>
+  <w:num w:numId="4">
+    <w:abstractNumId w:val="4"/>
+  </w:num>
+  <w:num w:numId="5">
+    <w:abstractNumId w:val="5"/>
+  </w:num>
+  <w:num w:numId="6">
+    <w:abstractNumId w:val="6"/>
+  </w:num>
+  <w:num w:numId="7">
+    <w:abstractNumId w:val="7"/>
+  </w:num>
+  <w:num w:numId="8">
+    <w:abstractNumId w:val="8"/>
+  </w:num>
+  <w:num w:numId="9">
+    <w:abstractNumId w:val="9"/>
   </w:num>
 </w:numbering>
 </file>
@@ -9270,6 +13254,7 @@
     <w:rPr>
       <w:rFonts w:ascii="Trebuchet MS" w:cs="Trebuchet MS" w:eastAsia="Trebuchet MS" w:hAnsi="Trebuchet MS"/>
       <w:b w:val="1"/>
+      <w:bCs w:val="1"/>
       <w:sz w:val="26"/>
       <w:szCs w:val="26"/>
     </w:rPr>
@@ -9287,6 +13272,7 @@
     <w:rPr>
       <w:rFonts w:ascii="Trebuchet MS" w:cs="Trebuchet MS" w:eastAsia="Trebuchet MS" w:hAnsi="Trebuchet MS"/>
       <w:b w:val="1"/>
+      <w:bCs w:val="1"/>
       <w:color w:val="666666"/>
       <w:sz w:val="24"/>
       <w:szCs w:val="24"/>
@@ -9340,6 +13326,7 @@
     <w:rPr>
       <w:rFonts w:ascii="Trebuchet MS" w:cs="Trebuchet MS" w:eastAsia="Trebuchet MS" w:hAnsi="Trebuchet MS"/>
       <w:i w:val="1"/>
+      <w:iCs w:val="1"/>
       <w:color w:val="666666"/>
       <w:sz w:val="22"/>
       <w:szCs w:val="22"/>
@@ -9374,6 +13361,7 @@
     <w:rPr>
       <w:rFonts w:ascii="Trebuchet MS" w:cs="Trebuchet MS" w:eastAsia="Trebuchet MS" w:hAnsi="Trebuchet MS"/>
       <w:i w:val="1"/>
+      <w:iCs w:val="1"/>
       <w:color w:val="666666"/>
       <w:sz w:val="26"/>
       <w:szCs w:val="26"/>
